--- a/docs/MySQL-Setup-Guide.docx
+++ b/docs/MySQL-Setup-Guide.docx
@@ -163,6 +163,34 @@
     </w:p>
     <w:p>
       <w:pPr>
+        <w:pStyle w:val="Compact"/>
+        <w:numPr>
+          <w:ilvl w:val="0"/>
+          <w:numId w:val="1001"/>
+        </w:numPr>
+      </w:pPr>
+      <w:r>
+        <w:t xml:space="preserve">Load the</w:t>
+      </w:r>
+      <w:r>
+        <w:t xml:space="preserve"> </w:t>
+      </w:r>
+      <w:r>
+        <w:rPr>
+          <w:b/>
+          <w:bCs/>
+        </w:rPr>
+        <w:t xml:space="preserve">Sakila</w:t>
+      </w:r>
+      <w:r>
+        <w:t xml:space="preserve"> </w:t>
+      </w:r>
+      <w:r>
+        <w:t xml:space="preserve">sample database, so you have something to practise on.</w:t>
+      </w:r>
+    </w:p>
+    <w:p>
+      <w:pPr>
         <w:pStyle w:val="FirstParagraph"/>
       </w:pPr>
       <w:r>
@@ -180,6 +208,30 @@
       </w:r>
       <w:r>
         <w:t xml:space="preserve">, most of it waiting for downloads.</w:t>
+      </w:r>
+    </w:p>
+    <w:p>
+      <w:pPr>
+        <w:pStyle w:val="BodyText"/>
+      </w:pPr>
+      <w:r>
+        <w:t xml:space="preserve">Steps 1–4 are the installation.</w:t>
+      </w:r>
+      <w:r>
+        <w:t xml:space="preserve"> </w:t>
+      </w:r>
+      <w:r>
+        <w:rPr>
+          <w:b/>
+          <w:bCs/>
+        </w:rPr>
+        <w:t xml:space="preserve">Step 5 can be done separately, at any time afterwards</w:t>
+      </w:r>
+      <w:r>
+        <w:t xml:space="preserve"> </w:t>
+      </w:r>
+      <w:r>
+        <w:t xml:space="preserve">— see Part 4.</w:t>
       </w:r>
     </w:p>
     <w:p>
@@ -7750,13 +7802,13 @@
     </w:p>
     <w:bookmarkEnd w:id="50"/>
     <w:bookmarkEnd w:id="51"/>
-    <w:bookmarkStart w:id="59" w:name="part-4-when-something-goes-wrong"/>
+    <w:bookmarkStart w:id="62" w:name="part-4-add-the-sakila-sample-database"/>
     <w:p>
       <w:pPr>
         <w:pStyle w:val="Heading1"/>
       </w:pPr>
       <w:r>
-        <w:t xml:space="preserve">Part 4 — When Something Goes Wrong</w:t>
+        <w:t xml:space="preserve">Part 4 — Add the Sakila Sample Database</w:t>
       </w:r>
     </w:p>
     <w:p>
@@ -7764,56 +7816,75 @@
         <w:pStyle w:val="FirstParagraph"/>
       </w:pPr>
       <w:r>
-        <w:rPr>
-          <w:b/>
-          <w:bCs/>
-        </w:rPr>
-        <w:t xml:space="preserve">Something going wrong is normal.</w:t>
-      </w:r>
-      <w:r>
-        <w:t xml:space="preserve"> </w:t>
-      </w:r>
-      <w:r>
-        <w:t xml:space="preserve">Installing a database is one of the fussiest things people do on a laptop, and experienced programmers hit these same errors. Nothing here means you broke your computer or that you’re bad at this.</w:t>
-      </w:r>
-    </w:p>
-    <w:bookmarkStart w:id="52" w:name="X4076ccd29197af68701cc2d5dbc421b1ba167f4"/>
+        <w:t xml:space="preserve">Installing MySQL gives you a working but</w:t>
+      </w:r>
+      <w:r>
+        <w:t xml:space="preserve"> </w:t>
+      </w:r>
+      <w:r>
+        <w:rPr>
+          <w:b/>
+          <w:bCs/>
+        </w:rPr>
+        <w:t xml:space="preserve">completely empty</w:t>
+      </w:r>
+      <w:r>
+        <w:t xml:space="preserve"> </w:t>
+      </w:r>
+      <w:r>
+        <w:t xml:space="preserve">database. Sakila is a ready-made practice database that your course uses so that everyone is working with the same information.</w:t>
+      </w:r>
+    </w:p>
+    <w:p>
+      <w:pPr>
+        <w:pStyle w:val="BodyText"/>
+      </w:pPr>
+      <w:r>
+        <w:t xml:space="preserve">It contains the records of a fictional DVD rental business — films, actors, customers, staff, stores, rentals, and payments. About 1,000 films and 16,000 rentals, all realistic enough to write genuine queries against.</w:t>
+      </w:r>
+    </w:p>
     <w:p>
       <w:pPr>
         <w:pStyle w:val="Heading2"/>
       </w:pPr>
-      <w:r>
-        <w:t xml:space="preserve">Before you panic: the five things to try first</w:t>
-      </w:r>
-    </w:p>
-    <w:p>
-      <w:pPr>
-        <w:pStyle w:val="FirstParagraph"/>
-      </w:pPr>
-      <w:r>
-        <w:t xml:space="preserve">Work down this list. It resolves the large majority of problems, and none of it can do any harm.</w:t>
-      </w:r>
-    </w:p>
-    <w:p>
-      <w:pPr>
-        <w:pStyle w:val="Compact"/>
-        <w:numPr>
-          <w:ilvl w:val="0"/>
-          <w:numId w:val="1037"/>
-        </w:numPr>
-      </w:pPr>
-      <w:r>
-        <w:rPr>
-          <w:b/>
-          <w:bCs/>
-        </w:rPr>
-        <w:t xml:space="preserve">Read the error message all the way through.</w:t>
-      </w:r>
-      <w:r>
-        <w:t xml:space="preserve"> </w:t>
-      </w:r>
-      <w:r>
-        <w:t xml:space="preserve">It usually says exactly what’s wrong in plain-ish English. See</w:t>
+      <w:bookmarkStart w:id="52" w:name="you-can-do-this-at-any-time"/>
+      <w:r>
+        <w:t xml:space="preserve">✅ You can do this at any time</w:t>
+      </w:r>
+      <w:bookmarkEnd w:id="52"/>
+    </w:p>
+    <w:p>
+      <w:pPr>
+        <w:pStyle w:val="BlockText"/>
+      </w:pPr>
+      <w:r>
+        <w:rPr>
+          <w:b/>
+          <w:bCs/>
+        </w:rPr>
+        <w:t xml:space="preserve">Adding Sakila is completely separate from installing MySQL.</w:t>
+      </w:r>
+      <w:r>
+        <w:t xml:space="preserve"> </w:t>
+      </w:r>
+      <w:r>
+        <w:t xml:space="preserve">You do not need to reinstall anything, and you do not need to have done this during setup.</w:t>
+      </w:r>
+    </w:p>
+    <w:p>
+      <w:pPr>
+        <w:pStyle w:val="BlockText"/>
+      </w:pPr>
+      <w:r>
+        <w:t xml:space="preserve">Installed MySQL last week and only now realised you need Sakila? Fine. Just start at Step 1 below.</w:t>
+      </w:r>
+    </w:p>
+    <w:p>
+      <w:pPr>
+        <w:pStyle w:val="BlockText"/>
+      </w:pPr>
+      <w:r>
+        <w:t xml:space="preserve">Loaded it and made a mess of it? Also fine — see</w:t>
       </w:r>
       <w:r>
         <w:t xml:space="preserve"> </w:t>
@@ -7823,13 +7894,52 @@
           <w:i/>
           <w:iCs/>
         </w:rPr>
-        <w:t xml:space="preserve">How to read an error message</w:t>
-      </w:r>
-      <w:r>
-        <w:t xml:space="preserve"> </w:t>
-      </w:r>
-      <w:r>
-        <w:t xml:space="preserve">below.</w:t>
+        <w:t xml:space="preserve">Resetting Sakila</w:t>
+      </w:r>
+      <w:r>
+        <w:t xml:space="preserve"> </w:t>
+      </w:r>
+      <w:r>
+        <w:t xml:space="preserve">at the end of this Part. It is designed to be re-run.</w:t>
+      </w:r>
+    </w:p>
+    <w:bookmarkStart w:id="53" w:name="step-1-download-the-file"/>
+    <w:p>
+      <w:pPr>
+        <w:pStyle w:val="Heading2"/>
+      </w:pPr>
+      <w:r>
+        <w:t xml:space="preserve">Step 1 — Download the file</w:t>
+      </w:r>
+    </w:p>
+    <w:p>
+      <w:pPr>
+        <w:pStyle w:val="FirstParagraph"/>
+      </w:pPr>
+      <w:r>
+        <w:t xml:space="preserve">Download this (it’s small, about 700 KB — a few seconds):</w:t>
+      </w:r>
+    </w:p>
+    <w:p>
+      <w:pPr>
+        <w:pStyle w:val="BodyText"/>
+      </w:pPr>
+      <w:r>
+        <w:rPr>
+          <w:b/>
+          <w:bCs/>
+        </w:rPr>
+        <w:t xml:space="preserve">https://downloads.mysql.com/docs/sakila-db.zip</w:t>
+      </w:r>
+    </w:p>
+    <w:bookmarkEnd w:id="53"/>
+    <w:bookmarkStart w:id="54" w:name="step-2-unzip-it"/>
+    <w:p>
+      <w:pPr>
+        <w:pStyle w:val="Heading2"/>
+      </w:pPr>
+      <w:r>
+        <w:t xml:space="preserve">Step 2 — Unzip it</w:t>
       </w:r>
     </w:p>
     <w:p>
@@ -7845,26 +7955,39 @@
           <w:b/>
           <w:bCs/>
         </w:rPr>
-        <w:t xml:space="preserve">Close the program completely and open it again.</w:t>
-      </w:r>
-      <w:r>
-        <w:t xml:space="preserve"> </w:t>
-      </w:r>
-      <w:r>
-        <w:t xml:space="preserve">Not minimize — quit it. (Windows: the ✕ button. Mac:</w:t>
-      </w:r>
-      <w:r>
-        <w:t xml:space="preserve"> </w:t>
-      </w:r>
-      <w:r>
-        <w:rPr>
-          <w:b/>
-          <w:bCs/>
-        </w:rPr>
-        <w:t xml:space="preserve">⌘ + Q</w:t>
-      </w:r>
-      <w:r>
-        <w:t xml:space="preserve">, because closing the window doesn’t quit a Mac app.)</w:t>
+        <w:t xml:space="preserve">Windows:</w:t>
+      </w:r>
+      <w:r>
+        <w:t xml:space="preserve"> </w:t>
+      </w:r>
+      <w:r>
+        <w:t xml:space="preserve">right-click the file →</w:t>
+      </w:r>
+      <w:r>
+        <w:t xml:space="preserve"> </w:t>
+      </w:r>
+      <w:r>
+        <w:rPr>
+          <w:b/>
+          <w:bCs/>
+        </w:rPr>
+        <w:t xml:space="preserve">Extract All…</w:t>
+      </w:r>
+      <w:r>
+        <w:t xml:space="preserve"> </w:t>
+      </w:r>
+      <w:r>
+        <w:t xml:space="preserve">→</w:t>
+      </w:r>
+      <w:r>
+        <w:t xml:space="preserve"> </w:t>
+      </w:r>
+      <w:r>
+        <w:rPr>
+          <w:b/>
+          <w:bCs/>
+        </w:rPr>
+        <w:t xml:space="preserve">Extract</w:t>
       </w:r>
     </w:p>
     <w:p>
@@ -7880,85 +8003,13 @@
           <w:b/>
           <w:bCs/>
         </w:rPr>
-        <w:t xml:space="preserve">Restart your laptop.</w:t>
-      </w:r>
-      <w:r>
-        <w:t xml:space="preserve"> </w:t>
-      </w:r>
-      <w:r>
-        <w:t xml:space="preserve">Genuinely. Half-finished installs are extremely common and a restart clears them.</w:t>
-      </w:r>
-    </w:p>
-    <w:p>
-      <w:pPr>
-        <w:pStyle w:val="Compact"/>
-        <w:numPr>
-          <w:ilvl w:val="0"/>
-          <w:numId w:val="1037"/>
-        </w:numPr>
-      </w:pPr>
-      <w:r>
-        <w:rPr>
-          <w:b/>
-          <w:bCs/>
-        </w:rPr>
-        <w:t xml:space="preserve">Check the Server is actually running</w:t>
-      </w:r>
-      <w:r>
-        <w:t xml:space="preserve"> </w:t>
-      </w:r>
-      <w:r>
-        <w:t xml:space="preserve">— see</w:t>
-      </w:r>
-      <w:r>
-        <w:t xml:space="preserve"> </w:t>
-      </w:r>
-      <w:r>
-        <w:rPr>
-          <w:i/>
-          <w:iCs/>
-        </w:rPr>
-        <w:t xml:space="preserve">“Can’t connect to MySQL server”</w:t>
-      </w:r>
-      <w:r>
-        <w:t xml:space="preserve"> </w:t>
-      </w:r>
-      <w:r>
-        <w:t xml:space="preserve">below. An enormous share of</w:t>
-      </w:r>
-      <w:r>
-        <w:t xml:space="preserve"> </w:t>
-      </w:r>
-      <w:r>
-        <w:t xml:space="preserve">“Workbench is broken”</w:t>
-      </w:r>
-      <w:r>
-        <w:t xml:space="preserve"> </w:t>
-      </w:r>
-      <w:r>
-        <w:t xml:space="preserve">reports are just the Server being switched off.</w:t>
-      </w:r>
-    </w:p>
-    <w:p>
-      <w:pPr>
-        <w:pStyle w:val="Compact"/>
-        <w:numPr>
-          <w:ilvl w:val="0"/>
-          <w:numId w:val="1037"/>
-        </w:numPr>
-      </w:pPr>
-      <w:r>
-        <w:rPr>
-          <w:b/>
-          <w:bCs/>
-        </w:rPr>
-        <w:t xml:space="preserve">Try the step again from the beginning.</w:t>
-      </w:r>
-      <w:r>
-        <w:t xml:space="preserve"> </w:t>
-      </w:r>
-      <w:r>
-        <w:t xml:space="preserve">Re-running an installer is safe. It will not duplicate anything or corrupt what’s there.</w:t>
+        <w:t xml:space="preserve">Mac:</w:t>
+      </w:r>
+      <w:r>
+        <w:t xml:space="preserve"> </w:t>
+      </w:r>
+      <w:r>
+        <w:t xml:space="preserve">double-click the file</w:t>
       </w:r>
     </w:p>
     <w:p>
@@ -7966,1838 +8017,24 @@
         <w:pStyle w:val="FirstParagraph"/>
       </w:pPr>
       <w:r>
-        <w:t xml:space="preserve">If all five fail, go to the specific error lists further down.</w:t>
-      </w:r>
-    </w:p>
-    <w:bookmarkEnd w:id="52"/>
-    <w:bookmarkStart w:id="53" w:name="how-to-read-an-error-message"/>
-    <w:p>
-      <w:pPr>
-        <w:pStyle w:val="Heading2"/>
-      </w:pPr>
-      <w:r>
-        <w:t xml:space="preserve">How to read an error message</w:t>
-      </w:r>
-    </w:p>
-    <w:p>
-      <w:pPr>
-        <w:pStyle w:val="FirstParagraph"/>
-      </w:pPr>
-      <w:r>
-        <w:t xml:space="preserve">Error messages look like noise, but they follow a pattern. Take this one:</w:t>
-      </w:r>
-    </w:p>
-    <w:p>
-      <w:pPr>
-        <w:pStyle w:val="SourceCode"/>
-      </w:pPr>
+        <w:t xml:space="preserve">You’ll get a folder called</w:t>
+      </w:r>
+      <w:r>
+        <w:t xml:space="preserve"> </w:t>
+      </w:r>
       <w:r>
         <w:rPr>
           <w:rStyle w:val="VerbatimChar"/>
-        </w:rPr>
-        <w:t xml:space="preserve">Can't connect to MySQL server on '127.0.0.1' (10061)</w:t>
-      </w:r>
-    </w:p>
-    <w:p>
-      <w:pPr>
-        <w:pStyle w:val="Compact"/>
-        <w:numPr>
-          <w:ilvl w:val="0"/>
-          <w:numId w:val="1038"/>
-        </w:numPr>
-      </w:pPr>
-      <w:r>
-        <w:rPr>
-          <w:rStyle w:val="VerbatimChar"/>
-          <w:b/>
-          <w:bCs/>
-        </w:rPr>
-        <w:t xml:space="preserve">Can't connect to MySQL server</w:t>
-      </w:r>
-      <w:r>
-        <w:t xml:space="preserve"> </w:t>
-      </w:r>
-      <w:r>
-        <w:t xml:space="preserve">— the plain-English part.</w:t>
-      </w:r>
-      <w:r>
-        <w:t xml:space="preserve"> </w:t>
-      </w:r>
-      <w:r>
-        <w:rPr>
-          <w:i/>
-          <w:iCs/>
-        </w:rPr>
-        <w:t xml:space="preserve">This</w:t>
-      </w:r>
-      <w:r>
-        <w:t xml:space="preserve"> </w:t>
-      </w:r>
-      <w:r>
-        <w:t xml:space="preserve">is the actual problem. Read this bit first, and ignore everything else on the first pass.</w:t>
-      </w:r>
-    </w:p>
-    <w:p>
-      <w:pPr>
-        <w:pStyle w:val="Compact"/>
-        <w:numPr>
-          <w:ilvl w:val="0"/>
-          <w:numId w:val="1038"/>
-        </w:numPr>
-      </w:pPr>
-      <w:r>
-        <w:rPr>
-          <w:rStyle w:val="VerbatimChar"/>
-          <w:b/>
-          <w:bCs/>
-        </w:rPr>
-        <w:t xml:space="preserve">'127.0.0.1'</w:t>
-      </w:r>
-      <w:r>
-        <w:t xml:space="preserve"> </w:t>
-      </w:r>
-      <w:r>
-        <w:t xml:space="preserve">— where it tried to look (your own computer)</w:t>
-      </w:r>
-    </w:p>
-    <w:p>
-      <w:pPr>
-        <w:pStyle w:val="Compact"/>
-        <w:numPr>
-          <w:ilvl w:val="0"/>
-          <w:numId w:val="1038"/>
-        </w:numPr>
-      </w:pPr>
-      <w:r>
-        <w:rPr>
-          <w:rStyle w:val="VerbatimChar"/>
-          <w:b/>
-          <w:bCs/>
-        </w:rPr>
-        <w:t xml:space="preserve">(10061)</w:t>
-      </w:r>
-      <w:r>
-        <w:t xml:space="preserve"> </w:t>
-      </w:r>
-      <w:r>
-        <w:t xml:space="preserve">— an error number. Useless to you, useful for searching.</w:t>
-      </w:r>
-    </w:p>
-    <w:p>
-      <w:pPr>
-        <w:pStyle w:val="FirstParagraph"/>
-      </w:pPr>
-      <w:r>
-        <w:t xml:space="preserve">Two habits that will serve you for the rest of your degree:</w:t>
-      </w:r>
-    </w:p>
-    <w:p>
-      <w:pPr>
-        <w:pStyle w:val="Compact"/>
-        <w:numPr>
-          <w:ilvl w:val="0"/>
-          <w:numId w:val="1039"/>
-        </w:numPr>
-      </w:pPr>
-      <w:r>
-        <w:rPr>
-          <w:b/>
-          <w:bCs/>
-        </w:rPr>
-        <w:t xml:space="preserve">Read the first line, not the last.</w:t>
-      </w:r>
-      <w:r>
-        <w:t xml:space="preserve"> </w:t>
-      </w:r>
-      <w:r>
-        <w:t xml:space="preserve">Long errors pile up consequences underneath the real cause. The top line is usually the one that matters.</w:t>
-      </w:r>
-    </w:p>
-    <w:p>
-      <w:pPr>
-        <w:pStyle w:val="Compact"/>
-        <w:numPr>
-          <w:ilvl w:val="0"/>
-          <w:numId w:val="1039"/>
-        </w:numPr>
-      </w:pPr>
-      <w:r>
-        <w:rPr>
-          <w:b/>
-          <w:bCs/>
-        </w:rPr>
-        <w:t xml:space="preserve">Copy the message and search it.</w:t>
-      </w:r>
-      <w:r>
-        <w:t xml:space="preserve"> </w:t>
-      </w:r>
-      <w:r>
-        <w:t xml:space="preserve">Paste the exact text into Google, minus anything personal like your username or file path. Thousands of people have hit the identical error. Results from</w:t>
-      </w:r>
-      <w:r>
-        <w:t xml:space="preserve"> </w:t>
-      </w:r>
-      <w:r>
-        <w:rPr>
-          <w:b/>
-          <w:bCs/>
-        </w:rPr>
-        <w:t xml:space="preserve">stackoverflow.com</w:t>
-      </w:r>
-      <w:r>
-        <w:t xml:space="preserve"> </w:t>
-      </w:r>
-      <w:r>
-        <w:t xml:space="preserve">and</w:t>
-      </w:r>
-      <w:r>
-        <w:t xml:space="preserve"> </w:t>
-      </w:r>
-      <w:r>
-        <w:rPr>
-          <w:b/>
-          <w:bCs/>
-        </w:rPr>
-        <w:t xml:space="preserve">dev.mysql.com</w:t>
-      </w:r>
-      <w:r>
-        <w:t xml:space="preserve"> </w:t>
-      </w:r>
-      <w:r>
-        <w:t xml:space="preserve">are usually the reliable ones.</w:t>
-      </w:r>
-    </w:p>
-    <w:bookmarkEnd w:id="53"/>
-    <w:bookmarkStart w:id="54" w:name="Xd9e02f5e9f6f5068d643abf2be2630e95cc4cc4"/>
-    <w:p>
-      <w:pPr>
-        <w:pStyle w:val="Heading2"/>
-      </w:pPr>
-      <w:r>
-        <w:t xml:space="preserve">How to take a screenshot (for asking for help)</w:t>
-      </w:r>
-    </w:p>
-    <w:p>
-      <w:pPr>
-        <w:pStyle w:val="FirstParagraph"/>
-      </w:pPr>
-      <w:r>
-        <w:t xml:space="preserve">A photo of the error gets you help ten times faster than describing it.</w:t>
-      </w:r>
-    </w:p>
-    <w:p>
-      <w:pPr>
-        <w:pStyle w:val="Compact"/>
-        <w:numPr>
-          <w:ilvl w:val="0"/>
-          <w:numId w:val="1040"/>
-        </w:numPr>
-      </w:pPr>
-      <w:r>
-        <w:rPr>
-          <w:b/>
-          <w:bCs/>
-        </w:rPr>
-        <w:t xml:space="preserve">Windows:</w:t>
-      </w:r>
-      <w:r>
-        <w:t xml:space="preserve"> </w:t>
-      </w:r>
-      <w:r>
-        <w:t xml:space="preserve">press</w:t>
-      </w:r>
-      <w:r>
-        <w:t xml:space="preserve"> </w:t>
-      </w:r>
-      <w:r>
-        <w:rPr>
-          <w:b/>
-          <w:bCs/>
-        </w:rPr>
-        <w:t xml:space="preserve">Windows key + Shift + S</w:t>
-      </w:r>
-      <w:r>
-        <w:t xml:space="preserve">, drag a box around the error, then paste into your email or message with</w:t>
-      </w:r>
-      <w:r>
-        <w:t xml:space="preserve"> </w:t>
-      </w:r>
-      <w:r>
-        <w:rPr>
-          <w:b/>
-          <w:bCs/>
-        </w:rPr>
-        <w:t xml:space="preserve">Ctrl + V</w:t>
-      </w:r>
-      <w:r>
-        <w:t xml:space="preserve">.</w:t>
-      </w:r>
-    </w:p>
-    <w:p>
-      <w:pPr>
-        <w:pStyle w:val="Compact"/>
-        <w:numPr>
-          <w:ilvl w:val="0"/>
-          <w:numId w:val="1040"/>
-        </w:numPr>
-      </w:pPr>
-      <w:r>
-        <w:rPr>
-          <w:b/>
-          <w:bCs/>
-        </w:rPr>
-        <w:t xml:space="preserve">Mac:</w:t>
-      </w:r>
-      <w:r>
-        <w:t xml:space="preserve"> </w:t>
-      </w:r>
-      <w:r>
-        <w:t xml:space="preserve">press</w:t>
-      </w:r>
-      <w:r>
-        <w:t xml:space="preserve"> </w:t>
-      </w:r>
-      <w:r>
-        <w:rPr>
-          <w:b/>
-          <w:bCs/>
-        </w:rPr>
-        <w:t xml:space="preserve">⌘ + Shift + 4</w:t>
-      </w:r>
-      <w:r>
-        <w:t xml:space="preserve">, drag a box around the error. The image saves to your Desktop.</w:t>
-      </w:r>
-    </w:p>
-    <w:p>
-      <w:pPr>
-        <w:pStyle w:val="FirstParagraph"/>
-      </w:pPr>
-      <w:r>
-        <w:t xml:space="preserve">Capture the</w:t>
-      </w:r>
-      <w:r>
-        <w:t xml:space="preserve"> </w:t>
-      </w:r>
-      <w:r>
-        <w:rPr>
-          <w:b/>
-          <w:bCs/>
-        </w:rPr>
-        <w:t xml:space="preserve">whole window</w:t>
-      </w:r>
-      <w:r>
-        <w:t xml:space="preserve">, not just the red text — the surrounding context is often what identifies the problem.</w:t>
-      </w:r>
-    </w:p>
-    <w:bookmarkEnd w:id="54"/>
-    <w:bookmarkStart w:id="55" w:name="Xc128742142d4a5e4c8d252cceb0e188e110ca65"/>
-    <w:p>
-      <w:pPr>
-        <w:pStyle w:val="Heading2"/>
-      </w:pPr>
-      <w:r>
-        <w:t xml:space="preserve">Problems that happen before you even get installed</w:t>
-      </w:r>
-    </w:p>
-    <w:p>
-      <w:pPr>
-        <w:pStyle w:val="FirstParagraph"/>
-      </w:pPr>
-      <w:r>
-        <w:rPr>
-          <w:b/>
-          <w:bCs/>
-        </w:rPr>
-        <w:t xml:space="preserve">The download is extremely slow, stalls, or fails partway</w:t>
-      </w:r>
-    </w:p>
-    <w:p>
-      <w:pPr>
-        <w:pStyle w:val="BodyText"/>
-      </w:pPr>
-      <w:r>
-        <w:t xml:space="preserve">The files are large and Oracle’s servers are sometimes slow. Let it run, and don’t put the laptop to sleep while it downloads. If it dies partway, delete the partial file and start the download over — a half-downloaded installer produces confusing errors later.</w:t>
-      </w:r>
-    </w:p>
-    <w:p>
-      <w:pPr>
-        <w:pStyle w:val="BodyText"/>
-      </w:pPr>
-      <w:r>
-        <w:rPr>
-          <w:b/>
-          <w:bCs/>
-        </w:rPr>
-        <w:t xml:space="preserve">Campus Wi-Fi or a VPN is blocking the download</w:t>
-      </w:r>
-    </w:p>
-    <w:p>
-      <w:pPr>
-        <w:pStyle w:val="BodyText"/>
-      </w:pPr>
-      <w:r>
-        <w:t xml:space="preserve">Some school networks block large downloads or certain sites. Try again on home Wi-Fi or a phone hotspot, or disconnect your VPN first.</w:t>
-      </w:r>
-    </w:p>
-    <w:p>
-      <w:pPr>
-        <w:pStyle w:val="BodyText"/>
-      </w:pPr>
-      <w:r>
-        <w:rPr>
-          <w:b/>
-          <w:bCs/>
-        </w:rPr>
-        <w:t xml:space="preserve">“You need administrator privileges”</w:t>
-      </w:r>
-      <w:r>
-        <w:rPr>
-          <w:b/>
-          <w:bCs/>
-        </w:rPr>
-        <w:t xml:space="preserve"> </w:t>
-      </w:r>
-      <w:r>
-        <w:rPr>
-          <w:b/>
-          <w:bCs/>
-        </w:rPr>
-        <w:t xml:space="preserve">/ the installer won’t run</w:t>
-      </w:r>
-    </w:p>
-    <w:p>
-      <w:pPr>
-        <w:pStyle w:val="BodyText"/>
-      </w:pPr>
-      <w:r>
-        <w:t xml:space="preserve">You need to be on an account that’s allowed to install software. On a personal laptop you usually are. On a</w:t>
-      </w:r>
-      <w:r>
-        <w:t xml:space="preserve"> </w:t>
-      </w:r>
-      <w:r>
-        <w:rPr>
-          <w:b/>
-          <w:bCs/>
-        </w:rPr>
-        <w:t xml:space="preserve">school- or work-issued laptop</w:t>
-      </w:r>
-      <w:r>
-        <w:t xml:space="preserve">, you may be locked out by IT — that’s not something you can fix yourself, and you should contact your IT help desk or your instructor rather than fighting it.</w:t>
-      </w:r>
-    </w:p>
-    <w:p>
-      <w:pPr>
-        <w:pStyle w:val="BodyText"/>
-      </w:pPr>
-      <w:r>
-        <w:rPr>
-          <w:b/>
-          <w:bCs/>
-        </w:rPr>
-        <w:t xml:space="preserve">Not enough disk space</w:t>
-      </w:r>
-    </w:p>
-    <w:p>
-      <w:pPr>
-        <w:pStyle w:val="BodyText"/>
-      </w:pPr>
-      <w:r>
-        <w:t xml:space="preserve">MySQL Server plus Workbench need roughly</w:t>
-      </w:r>
-      <w:r>
-        <w:t xml:space="preserve"> </w:t>
-      </w:r>
-      <w:r>
-        <w:rPr>
-          <w:b/>
-          <w:bCs/>
-        </w:rPr>
-        <w:t xml:space="preserve">3 GB</w:t>
-      </w:r>
-      <w:r>
-        <w:t xml:space="preserve"> </w:t>
-      </w:r>
-      <w:r>
-        <w:t xml:space="preserve">free, more during installation. Empty your Trash/Recycle Bin and clear your Downloads folder if you’re tight on space.</w:t>
-      </w:r>
-    </w:p>
-    <w:p>
-      <w:pPr>
-        <w:pStyle w:val="BodyText"/>
-      </w:pPr>
-      <w:r>
-        <w:rPr>
-          <w:b/>
-          <w:bCs/>
-        </w:rPr>
-        <w:t xml:space="preserve">Antivirus software blocks or quarantines the installer</w:t>
-      </w:r>
-    </w:p>
-    <w:p>
-      <w:pPr>
-        <w:pStyle w:val="BodyText"/>
-      </w:pPr>
-      <w:r>
-        <w:t xml:space="preserve">Some antivirus programs flag database installers because they open a network port. If your antivirus removes the file, re-download it from</w:t>
-      </w:r>
-      <w:r>
-        <w:t xml:space="preserve"> </w:t>
-      </w:r>
-      <w:r>
-        <w:rPr>
-          <w:b/>
-          <w:bCs/>
-        </w:rPr>
-        <w:t xml:space="preserve">dev.mysql.com only</w:t>
-      </w:r>
-      <w:r>
-        <w:t xml:space="preserve"> </w:t>
-      </w:r>
-      <w:r>
-        <w:t xml:space="preserve">and, if needed, pause your antivirus for the few minutes the install takes — then turn it back on.</w:t>
-      </w:r>
-    </w:p>
-    <w:p>
-      <w:pPr>
-        <w:pStyle w:val="BodyText"/>
-      </w:pPr>
-      <w:r>
-        <w:rPr>
-          <w:b/>
-          <w:bCs/>
-        </w:rPr>
-        <w:t xml:space="preserve">My Mac says the app requires a newer version of macOS</w:t>
-      </w:r>
-    </w:p>
-    <w:p>
-      <w:pPr>
-        <w:pStyle w:val="BodyText"/>
-      </w:pPr>
-      <w:r>
-        <w:t xml:space="preserve">Your Mac is older than the version MySQL was built for. Go to the download page, click the</w:t>
-      </w:r>
-      <w:r>
-        <w:t xml:space="preserve"> </w:t>
-      </w:r>
-      <w:r>
-        <w:rPr>
-          <w:b/>
-          <w:bCs/>
-        </w:rPr>
-        <w:t xml:space="preserve">Archives</w:t>
-      </w:r>
-      <w:r>
-        <w:t xml:space="preserve"> </w:t>
-      </w:r>
-      <w:r>
-        <w:t xml:space="preserve">link, and pick a slightly older MySQL release. Bring this to your instructor if you get stuck — older Macs sometimes need a specific pairing.</w:t>
-      </w:r>
-    </w:p>
-    <w:bookmarkEnd w:id="55"/>
-    <w:bookmarkStart w:id="56" w:name="both-windows-and-mac"/>
-    <w:p>
-      <w:pPr>
-        <w:pStyle w:val="Heading2"/>
-      </w:pPr>
-      <w:r>
-        <w:t xml:space="preserve">Both Windows and Mac</w:t>
-      </w:r>
-    </w:p>
-    <w:p>
-      <w:pPr>
-        <w:pStyle w:val="FirstParagraph"/>
-      </w:pPr>
-      <w:r>
-        <w:rPr>
-          <w:b/>
-          <w:bCs/>
-        </w:rPr>
-        <w:t xml:space="preserve">“Access denied for user</w:t>
-      </w:r>
-      <w:r>
-        <w:rPr>
-          <w:b/>
-          <w:bCs/>
-        </w:rPr>
-        <w:t xml:space="preserve"> </w:t>
-      </w:r>
-      <w:r>
-        <w:rPr>
-          <w:b/>
-          <w:bCs/>
-        </w:rPr>
-        <w:t xml:space="preserve">‘root’</w:t>
-      </w:r>
-      <w:r>
-        <w:rPr>
-          <w:b/>
-          <w:bCs/>
-        </w:rPr>
-        <w:t xml:space="preserve">@</w:t>
-      </w:r>
-      <w:r>
-        <w:rPr>
-          <w:b/>
-          <w:bCs/>
-        </w:rPr>
-        <w:t xml:space="preserve">‘localhost’</w:t>
-      </w:r>
-      <w:r>
-        <w:rPr>
-          <w:b/>
-          <w:bCs/>
-        </w:rPr>
-        <w:t xml:space="preserve">”</w:t>
-      </w:r>
-    </w:p>
-    <w:p>
-      <w:pPr>
-        <w:pStyle w:val="BodyText"/>
-      </w:pPr>
-      <w:r>
-        <w:t xml:space="preserve">The password is wrong. This almost always means you’re typing your laptop password instead of the root password you created during setup. Try again carefully.</w:t>
-      </w:r>
-    </w:p>
-    <w:p>
-      <w:pPr>
-        <w:pStyle w:val="BodyText"/>
-      </w:pPr>
-      <w:r>
-        <w:t xml:space="preserve">If you truly can’t remember it, see</w:t>
-      </w:r>
-      <w:r>
-        <w:t xml:space="preserve"> </w:t>
-      </w:r>
-      <w:r>
-        <w:rPr>
-          <w:i/>
-          <w:iCs/>
-        </w:rPr>
-        <w:t xml:space="preserve">“I forgot my root password”</w:t>
-      </w:r>
-      <w:r>
-        <w:t xml:space="preserve"> </w:t>
-      </w:r>
-      <w:r>
-        <w:t xml:space="preserve">below.</w:t>
-      </w:r>
-    </w:p>
-    <w:p>
-      <w:pPr>
-        <w:pStyle w:val="BodyText"/>
-      </w:pPr>
-      <w:r>
-        <w:rPr>
-          <w:b/>
-          <w:bCs/>
-        </w:rPr>
-        <w:t xml:space="preserve">“Can’t connect to MySQL server on</w:t>
-      </w:r>
-      <w:r>
-        <w:rPr>
-          <w:b/>
-          <w:bCs/>
-        </w:rPr>
-        <w:t xml:space="preserve"> </w:t>
-      </w:r>
-      <w:r>
-        <w:rPr>
-          <w:b/>
-          <w:bCs/>
-        </w:rPr>
-        <w:t xml:space="preserve">‘127.0.0.1’</w:t>
-      </w:r>
-      <w:r>
-        <w:rPr>
-          <w:b/>
-          <w:bCs/>
-        </w:rPr>
-        <w:t xml:space="preserve">”</w:t>
-      </w:r>
-      <w:r>
-        <w:t xml:space="preserve"> </w:t>
-      </w:r>
-      <w:r>
-        <w:t xml:space="preserve">or</w:t>
-      </w:r>
-      <w:r>
-        <w:t xml:space="preserve"> </w:t>
-      </w:r>
-      <w:r>
-        <w:rPr>
-          <w:b/>
-          <w:bCs/>
-        </w:rPr>
-        <w:t xml:space="preserve">error 2003 / 10061</w:t>
-      </w:r>
-    </w:p>
-    <w:p>
-      <w:pPr>
-        <w:pStyle w:val="BodyText"/>
-      </w:pPr>
-      <w:r>
-        <w:t xml:space="preserve">Workbench is running, but the Server isn’t. Workbench alone can’t do anything.</w:t>
-      </w:r>
-    </w:p>
-    <w:p>
-      <w:pPr>
-        <w:pStyle w:val="Compact"/>
-        <w:numPr>
-          <w:ilvl w:val="0"/>
-          <w:numId w:val="1041"/>
-        </w:numPr>
-      </w:pPr>
-      <w:r>
-        <w:rPr>
-          <w:b/>
-          <w:bCs/>
-        </w:rPr>
-        <w:t xml:space="preserve">Windows:</w:t>
-      </w:r>
-      <w:r>
-        <w:t xml:space="preserve"> </w:t>
-      </w:r>
-      <w:r>
-        <w:t xml:space="preserve">press the</w:t>
-      </w:r>
-      <w:r>
-        <w:t xml:space="preserve"> </w:t>
-      </w:r>
-      <w:r>
-        <w:rPr>
-          <w:b/>
-          <w:bCs/>
-        </w:rPr>
-        <w:t xml:space="preserve">Start</w:t>
-      </w:r>
-      <w:r>
-        <w:t xml:space="preserve"> </w:t>
-      </w:r>
-      <w:r>
-        <w:t xml:space="preserve">button, type</w:t>
-      </w:r>
-      <w:r>
-        <w:t xml:space="preserve"> </w:t>
-      </w:r>
-      <w:r>
-        <w:rPr>
-          <w:rStyle w:val="VerbatimChar"/>
-        </w:rPr>
-        <w:t xml:space="preserve">services</w:t>
-      </w:r>
-      <w:r>
-        <w:t xml:space="preserve">, open</w:t>
-      </w:r>
-      <w:r>
-        <w:t xml:space="preserve"> </w:t>
-      </w:r>
-      <w:r>
-        <w:rPr>
-          <w:b/>
-          <w:bCs/>
-        </w:rPr>
-        <w:t xml:space="preserve">Services</w:t>
-      </w:r>
-      <w:r>
-        <w:t xml:space="preserve">. Find</w:t>
-      </w:r>
-      <w:r>
-        <w:t xml:space="preserve"> </w:t>
-      </w:r>
-      <w:r>
-        <w:rPr>
-          <w:b/>
-          <w:bCs/>
-        </w:rPr>
-        <w:t xml:space="preserve">MySQL</w:t>
-      </w:r>
-      <w:r>
-        <w:t xml:space="preserve"> </w:t>
-      </w:r>
-      <w:r>
-        <w:t xml:space="preserve">in the list, right-click it, choose</w:t>
-      </w:r>
-      <w:r>
-        <w:t xml:space="preserve"> </w:t>
-      </w:r>
-      <w:r>
-        <w:rPr>
-          <w:b/>
-          <w:bCs/>
-        </w:rPr>
-        <w:t xml:space="preserve">Start</w:t>
-      </w:r>
-      <w:r>
-        <w:t xml:space="preserve">.</w:t>
-      </w:r>
-    </w:p>
-    <w:p>
-      <w:pPr>
-        <w:pStyle w:val="Compact"/>
-        <w:numPr>
-          <w:ilvl w:val="0"/>
-          <w:numId w:val="1041"/>
-        </w:numPr>
-      </w:pPr>
-      <w:r>
-        <w:rPr>
-          <w:b/>
-          <w:bCs/>
-        </w:rPr>
-        <w:t xml:space="preserve">Mac:</w:t>
-      </w:r>
-      <w:r>
-        <w:t xml:space="preserve"> </w:t>
-      </w:r>
-      <w:r>
-        <w:rPr>
-          <w:b/>
-          <w:bCs/>
-        </w:rPr>
-        <w:t xml:space="preserve">Apple menu</w:t>
-      </w:r>
-      <w:r>
-        <w:t xml:space="preserve"> </w:t>
-      </w:r>
-      <w:r>
-        <w:t xml:space="preserve">→</w:t>
-      </w:r>
-      <w:r>
-        <w:t xml:space="preserve"> </w:t>
-      </w:r>
-      <w:r>
-        <w:rPr>
-          <w:b/>
-          <w:bCs/>
-        </w:rPr>
-        <w:t xml:space="preserve">System Settings</w:t>
-      </w:r>
-      <w:r>
-        <w:t xml:space="preserve"> </w:t>
-      </w:r>
-      <w:r>
-        <w:t xml:space="preserve">→ scroll to the bottom →</w:t>
-      </w:r>
-      <w:r>
-        <w:t xml:space="preserve"> </w:t>
-      </w:r>
-      <w:r>
-        <w:rPr>
-          <w:b/>
-          <w:bCs/>
-        </w:rPr>
-        <w:t xml:space="preserve">MySQL</w:t>
-      </w:r>
-      <w:r>
-        <w:t xml:space="preserve"> </w:t>
-      </w:r>
-      <w:r>
-        <w:t xml:space="preserve">→</w:t>
-      </w:r>
-      <w:r>
-        <w:t xml:space="preserve"> </w:t>
-      </w:r>
-      <w:r>
-        <w:rPr>
-          <w:b/>
-          <w:bCs/>
-        </w:rPr>
-        <w:t xml:space="preserve">Start MySQL Server</w:t>
-      </w:r>
-      <w:r>
-        <w:t xml:space="preserve">.</w:t>
-      </w:r>
-    </w:p>
-    <w:p>
-      <w:pPr>
-        <w:pStyle w:val="FirstParagraph"/>
-      </w:pPr>
-      <w:r>
-        <w:t xml:space="preserve">If there’s no MySQL entry at all, the Server never got installed. Go back and do Part 1 Steps 2–3 (or Part 2 Steps 2–3).</w:t>
-      </w:r>
-    </w:p>
-    <w:p>
-      <w:pPr>
-        <w:pStyle w:val="BodyText"/>
-      </w:pPr>
-      <w:r>
-        <w:rPr>
-          <w:b/>
-          <w:bCs/>
-        </w:rPr>
-        <w:t xml:space="preserve">“Incompatible/nonstandard server version or connection protocol detected”</w:t>
-      </w:r>
-    </w:p>
-    <w:p>
-      <w:pPr>
-        <w:pStyle w:val="BodyText"/>
-      </w:pPr>
-      <w:r>
-        <w:t xml:space="preserve">Expected and harmless — Workbench 8.0.47 is older than Server 26.7.0 and says so. Tick</w:t>
-      </w:r>
-      <w:r>
-        <w:t xml:space="preserve"> </w:t>
-      </w:r>
-      <w:r>
-        <w:rPr>
-          <w:b/>
-          <w:bCs/>
-        </w:rPr>
-        <w:t xml:space="preserve">Don’t show this message again</w:t>
-      </w:r>
-      <w:r>
-        <w:t xml:space="preserve"> </w:t>
-      </w:r>
-      <w:r>
-        <w:t xml:space="preserve">and click</w:t>
-      </w:r>
-      <w:r>
-        <w:t xml:space="preserve"> </w:t>
-      </w:r>
-      <w:r>
-        <w:rPr>
-          <w:b/>
-          <w:bCs/>
-        </w:rPr>
-        <w:t xml:space="preserve">Continue Anyway</w:t>
-      </w:r>
-      <w:r>
-        <w:t xml:space="preserve">. See Part 3 for the full explanation.</w:t>
-      </w:r>
-    </w:p>
-    <w:p>
-      <w:pPr>
-        <w:pStyle w:val="BodyText"/>
-      </w:pPr>
-      <w:r>
-        <w:rPr>
-          <w:b/>
-          <w:bCs/>
-        </w:rPr>
-        <w:t xml:space="preserve">I can’t find Workbench 8.0.47 on the download page</w:t>
-      </w:r>
-    </w:p>
-    <w:p>
-      <w:pPr>
-        <w:pStyle w:val="BodyText"/>
-      </w:pPr>
-      <w:r>
-        <w:t xml:space="preserve">The main download page only offers the newest release. Version 8.0.47 is an older one, so it’s on the</w:t>
-      </w:r>
-      <w:r>
-        <w:t xml:space="preserve"> </w:t>
-      </w:r>
-      <w:r>
-        <w:rPr>
-          <w:b/>
-          <w:bCs/>
-        </w:rPr>
-        <w:t xml:space="preserve">Archives</w:t>
-      </w:r>
-      <w:r>
-        <w:t xml:space="preserve"> </w:t>
-      </w:r>
-      <w:r>
-        <w:t xml:space="preserve">page instead:</w:t>
-      </w:r>
-      <w:r>
-        <w:t xml:space="preserve"> </w:t>
-      </w:r>
-      <w:r>
-        <w:rPr>
-          <w:b/>
-          <w:bCs/>
-        </w:rPr>
-        <w:t xml:space="preserve">https://downloads.mysql.com/archives/workbench/</w:t>
-      </w:r>
-      <w:r>
-        <w:t xml:space="preserve"> </w:t>
-      </w:r>
-      <w:r>
-        <w:t xml:space="preserve">— then choose</w:t>
-      </w:r>
-      <w:r>
-        <w:t xml:space="preserve"> </w:t>
-      </w:r>
-      <w:r>
-        <w:rPr>
-          <w:b/>
-          <w:bCs/>
-        </w:rPr>
-        <w:t xml:space="preserve">8.0.47</w:t>
-      </w:r>
-      <w:r>
-        <w:t xml:space="preserve"> </w:t>
-      </w:r>
-      <w:r>
-        <w:t xml:space="preserve">in the</w:t>
-      </w:r>
-      <w:r>
-        <w:t xml:space="preserve"> </w:t>
-      </w:r>
-      <w:r>
-        <w:rPr>
-          <w:i/>
-          <w:iCs/>
-        </w:rPr>
-        <w:t xml:space="preserve">Product Version</w:t>
-      </w:r>
-      <w:r>
-        <w:t xml:space="preserve"> </w:t>
-      </w:r>
-      <w:r>
-        <w:t xml:space="preserve">dropdown.</w:t>
-      </w:r>
-    </w:p>
-    <w:p>
-      <w:pPr>
-        <w:pStyle w:val="BodyText"/>
-      </w:pPr>
-      <w:r>
-        <w:rPr>
-          <w:b/>
-          <w:bCs/>
-        </w:rPr>
-        <w:t xml:space="preserve">The download page keeps asking me to make an Oracle account</w:t>
-      </w:r>
-    </w:p>
-    <w:p>
-      <w:pPr>
-        <w:pStyle w:val="BodyText"/>
-      </w:pPr>
-      <w:r>
-        <w:t xml:space="preserve">You don’t need one. Scroll to the very bottom of that page and click the small link</w:t>
-      </w:r>
-      <w:r>
-        <w:t xml:space="preserve"> </w:t>
-      </w:r>
-      <w:r>
-        <w:rPr>
-          <w:b/>
-          <w:bCs/>
-        </w:rPr>
-        <w:t xml:space="preserve">“No thanks, just start my download.”</w:t>
-      </w:r>
-    </w:p>
-    <w:p>
-      <w:pPr>
-        <w:pStyle w:val="BodyText"/>
-      </w:pPr>
-      <w:r>
-        <w:rPr>
-          <w:b/>
-          <w:bCs/>
-        </w:rPr>
-        <w:t xml:space="preserve">I forgot my root password</w:t>
-      </w:r>
-    </w:p>
-    <w:p>
-      <w:pPr>
-        <w:pStyle w:val="BodyText"/>
-      </w:pPr>
-      <w:r>
-        <w:t xml:space="preserve">There is no recovery option. For a fresh class setup, the fastest fix by far is to uninstall MySQL Server and reinstall it, choosing a new password and writing it down this time.</w:t>
-      </w:r>
-    </w:p>
-    <w:p>
-      <w:pPr>
-        <w:pStyle w:val="Compact"/>
-        <w:numPr>
-          <w:ilvl w:val="0"/>
-          <w:numId w:val="1042"/>
-        </w:numPr>
-      </w:pPr>
-      <w:r>
-        <w:rPr>
-          <w:b/>
-          <w:bCs/>
-        </w:rPr>
-        <w:t xml:space="preserve">Windows:</w:t>
-      </w:r>
-      <w:r>
-        <w:t xml:space="preserve"> </w:t>
-      </w:r>
-      <w:r>
-        <w:t xml:space="preserve">Start →</w:t>
-      </w:r>
-      <w:r>
-        <w:t xml:space="preserve"> </w:t>
-      </w:r>
-      <w:r>
-        <w:rPr>
-          <w:b/>
-          <w:bCs/>
-        </w:rPr>
-        <w:t xml:space="preserve">Add or remove programs</w:t>
-      </w:r>
-      <w:r>
-        <w:t xml:space="preserve"> </w:t>
-      </w:r>
-      <w:r>
-        <w:t xml:space="preserve">→ uninstall everything starting with</w:t>
-      </w:r>
-      <w:r>
-        <w:t xml:space="preserve"> </w:t>
-      </w:r>
-      <w:r>
-        <w:rPr>
-          <w:b/>
-          <w:bCs/>
-        </w:rPr>
-        <w:t xml:space="preserve">MySQL</w:t>
-      </w:r>
-      <w:r>
-        <w:t xml:space="preserve"> </w:t>
-      </w:r>
-      <w:r>
-        <w:t xml:space="preserve">→ then redo Part 1.</w:t>
-      </w:r>
-    </w:p>
-    <w:p>
-      <w:pPr>
-        <w:pStyle w:val="Compact"/>
-        <w:numPr>
-          <w:ilvl w:val="0"/>
-          <w:numId w:val="1042"/>
-        </w:numPr>
-      </w:pPr>
-      <w:r>
-        <w:rPr>
-          <w:b/>
-          <w:bCs/>
-        </w:rPr>
-        <w:t xml:space="preserve">Mac:</w:t>
-      </w:r>
-      <w:r>
-        <w:t xml:space="preserve"> </w:t>
-      </w:r>
-      <w:r>
-        <w:rPr>
-          <w:b/>
-          <w:bCs/>
-        </w:rPr>
-        <w:t xml:space="preserve">Apple menu</w:t>
-      </w:r>
-      <w:r>
-        <w:t xml:space="preserve"> </w:t>
-      </w:r>
-      <w:r>
-        <w:t xml:space="preserve">→</w:t>
-      </w:r>
-      <w:r>
-        <w:t xml:space="preserve"> </w:t>
-      </w:r>
-      <w:r>
-        <w:rPr>
-          <w:b/>
-          <w:bCs/>
-        </w:rPr>
-        <w:t xml:space="preserve">System Settings</w:t>
-      </w:r>
-      <w:r>
-        <w:t xml:space="preserve"> </w:t>
-      </w:r>
-      <w:r>
-        <w:t xml:space="preserve">→</w:t>
-      </w:r>
-      <w:r>
-        <w:t xml:space="preserve"> </w:t>
-      </w:r>
-      <w:r>
-        <w:rPr>
-          <w:b/>
-          <w:bCs/>
-        </w:rPr>
-        <w:t xml:space="preserve">MySQL</w:t>
-      </w:r>
-      <w:r>
-        <w:t xml:space="preserve"> </w:t>
-      </w:r>
-      <w:r>
-        <w:t xml:space="preserve">→</w:t>
-      </w:r>
-      <w:r>
-        <w:t xml:space="preserve"> </w:t>
-      </w:r>
-      <w:r>
-        <w:rPr>
-          <w:b/>
-          <w:bCs/>
-        </w:rPr>
-        <w:t xml:space="preserve">Uninstall</w:t>
-      </w:r>
-      <w:r>
-        <w:t xml:space="preserve">, then redo Part 2.</w:t>
-      </w:r>
-    </w:p>
-    <w:p>
-      <w:pPr>
-        <w:pStyle w:val="FirstParagraph"/>
-      </w:pPr>
-      <w:r>
-        <w:t xml:space="preserve">You will lose any databases you created. If you’ve already done real coursework in there, talk to your instructor before uninstalling — there are recovery methods, but they’re fiddly and worth doing with help.</w:t>
-      </w:r>
-    </w:p>
-    <w:p>
-      <w:pPr>
-        <w:pStyle w:val="BodyText"/>
-      </w:pPr>
-      <w:r>
-        <w:rPr>
-          <w:b/>
-          <w:bCs/>
-        </w:rPr>
-        <w:t xml:space="preserve">Port 3306 is already in use</w:t>
-      </w:r>
-    </w:p>
-    <w:p>
-      <w:pPr>
-        <w:pStyle w:val="BodyText"/>
-      </w:pPr>
-      <w:r>
-        <w:t xml:space="preserve">Something else on your computer is already running a database — usually XAMPP, WAMP, Docker, or an older MySQL. Close or uninstall that program, then try again. If you need both, ask your instructor; using a different port is possible but changes the connection settings.</w:t>
-      </w:r>
-    </w:p>
-    <w:bookmarkEnd w:id="56"/>
-    <w:bookmarkStart w:id="57" w:name="windows-only"/>
-    <w:p>
-      <w:pPr>
-        <w:pStyle w:val="Heading2"/>
-      </w:pPr>
-      <w:r>
-        <w:t xml:space="preserve">Windows only</w:t>
-      </w:r>
-    </w:p>
-    <w:p>
-      <w:pPr>
-        <w:pStyle w:val="FirstParagraph"/>
-      </w:pPr>
-      <w:r>
-        <w:rPr>
-          <w:b/>
-          <w:bCs/>
-        </w:rPr>
-        <w:t xml:space="preserve">“VCRUNTIME140_1.dll was not found”</w:t>
-      </w:r>
-      <w:r>
-        <w:t xml:space="preserve"> </w:t>
-      </w:r>
-      <w:r>
-        <w:t xml:space="preserve">or</w:t>
-      </w:r>
-      <w:r>
-        <w:t xml:space="preserve"> </w:t>
-      </w:r>
-      <w:r>
-        <w:rPr>
-          <w:b/>
-          <w:bCs/>
-        </w:rPr>
-        <w:t xml:space="preserve">“MSVCP140.dll is missing”</w:t>
-      </w:r>
-    </w:p>
-    <w:p>
-      <w:pPr>
-        <w:pStyle w:val="BodyText"/>
-      </w:pPr>
-      <w:r>
-        <w:t xml:space="preserve">You skipped Step 1. Install the Visual C++ Redistributable from</w:t>
-      </w:r>
-      <w:r>
-        <w:t xml:space="preserve"> </w:t>
-      </w:r>
-      <w:r>
-        <w:rPr>
-          <w:b/>
-          <w:bCs/>
-        </w:rPr>
-        <w:t xml:space="preserve">https://aka.ms/vs/17/release/vc_redist.x64.exe</w:t>
-      </w:r>
-      <w:r>
-        <w:t xml:space="preserve">, restart, and try again.</w:t>
-      </w:r>
-    </w:p>
-    <w:p>
-      <w:pPr>
-        <w:pStyle w:val="BodyText"/>
-      </w:pPr>
-      <w:r>
-        <w:rPr>
-          <w:b/>
-          <w:bCs/>
-        </w:rPr>
-        <w:t xml:space="preserve">Workbench installs but won’t open, or flashes and closes</w:t>
-      </w:r>
-    </w:p>
-    <w:p>
-      <w:pPr>
-        <w:pStyle w:val="BodyText"/>
-      </w:pPr>
-      <w:r>
-        <w:t xml:space="preserve">Same cause as above nine times out of ten. Install the Visual C++ Redistributable, restart your computer, and try again.</w:t>
-      </w:r>
-    </w:p>
-    <w:p>
-      <w:pPr>
-        <w:pStyle w:val="BodyText"/>
-      </w:pPr>
-      <w:r>
-        <w:rPr>
-          <w:b/>
-          <w:bCs/>
-        </w:rPr>
-        <w:t xml:space="preserve">“Windows protected your PC”</w:t>
-      </w:r>
-      <w:r>
-        <w:rPr>
-          <w:b/>
-          <w:bCs/>
-        </w:rPr>
-        <w:t xml:space="preserve"> </w:t>
-      </w:r>
-      <w:r>
-        <w:rPr>
-          <w:b/>
-          <w:bCs/>
-        </w:rPr>
-        <w:t xml:space="preserve">blue box</w:t>
-      </w:r>
-    </w:p>
-    <w:p>
-      <w:pPr>
-        <w:pStyle w:val="BodyText"/>
-      </w:pPr>
-      <w:r>
-        <w:t xml:space="preserve">Click</w:t>
-      </w:r>
-      <w:r>
-        <w:t xml:space="preserve"> </w:t>
-      </w:r>
-      <w:r>
-        <w:rPr>
-          <w:b/>
-          <w:bCs/>
-        </w:rPr>
-        <w:t xml:space="preserve">More info</w:t>
-      </w:r>
-      <w:r>
-        <w:t xml:space="preserve">, then</w:t>
-      </w:r>
-      <w:r>
-        <w:t xml:space="preserve"> </w:t>
-      </w:r>
-      <w:r>
-        <w:rPr>
-          <w:b/>
-          <w:bCs/>
-        </w:rPr>
-        <w:t xml:space="preserve">Run anyway</w:t>
-      </w:r>
-      <w:r>
-        <w:t xml:space="preserve">. This appears for most newly downloaded installers and does not mean the file is unsafe.</w:t>
-      </w:r>
-    </w:p>
-    <w:p>
-      <w:pPr>
-        <w:pStyle w:val="BodyText"/>
-      </w:pPr>
-      <w:r>
-        <w:rPr>
-          <w:b/>
-          <w:bCs/>
-        </w:rPr>
-        <w:t xml:space="preserve">Workbench opens but there’s no connection listed</w:t>
-      </w:r>
-    </w:p>
-    <w:p>
-      <w:pPr>
-        <w:pStyle w:val="BodyText"/>
-      </w:pPr>
-      <w:r>
-        <w:t xml:space="preserve">Create one manually: click the</w:t>
-      </w:r>
-      <w:r>
-        <w:t xml:space="preserve"> </w:t>
-      </w:r>
-      <w:r>
-        <w:rPr>
-          <w:b/>
-          <w:bCs/>
-        </w:rPr>
-        <w:t xml:space="preserve">+</w:t>
-      </w:r>
-      <w:r>
-        <w:t xml:space="preserve"> </w:t>
-      </w:r>
-      <w:r>
-        <w:t xml:space="preserve">next to</w:t>
-      </w:r>
-      <w:r>
-        <w:t xml:space="preserve"> </w:t>
-      </w:r>
-      <w:r>
-        <w:rPr>
-          <w:b/>
-          <w:bCs/>
-        </w:rPr>
-        <w:t xml:space="preserve">MySQL Connections</w:t>
-      </w:r>
-      <w:r>
-        <w:t xml:space="preserve"> </w:t>
-      </w:r>
-      <w:r>
-        <w:t xml:space="preserve">and enter Connection Name</w:t>
-      </w:r>
-      <w:r>
-        <w:t xml:space="preserve"> </w:t>
-      </w:r>
-      <w:r>
-        <w:rPr>
-          <w:rStyle w:val="VerbatimChar"/>
-        </w:rPr>
-        <w:t xml:space="preserve">Local</w:t>
-      </w:r>
-      <w:r>
-        <w:t xml:space="preserve">, Hostname</w:t>
-      </w:r>
-      <w:r>
-        <w:t xml:space="preserve"> </w:t>
-      </w:r>
-      <w:r>
-        <w:rPr>
-          <w:rStyle w:val="VerbatimChar"/>
-        </w:rPr>
-        <w:t xml:space="preserve">127.0.0.1</w:t>
-      </w:r>
-      <w:r>
-        <w:t xml:space="preserve">, Port</w:t>
-      </w:r>
-      <w:r>
-        <w:t xml:space="preserve"> </w:t>
-      </w:r>
-      <w:r>
-        <w:rPr>
-          <w:rStyle w:val="VerbatimChar"/>
-        </w:rPr>
-        <w:t xml:space="preserve">3306</w:t>
-      </w:r>
-      <w:r>
-        <w:t xml:space="preserve">, Username</w:t>
-      </w:r>
-      <w:r>
-        <w:t xml:space="preserve"> </w:t>
-      </w:r>
-      <w:r>
-        <w:rPr>
-          <w:rStyle w:val="VerbatimChar"/>
-        </w:rPr>
-        <w:t xml:space="preserve">root</w:t>
-      </w:r>
-      <w:r>
-        <w:t xml:space="preserve">. Click</w:t>
-      </w:r>
-      <w:r>
-        <w:t xml:space="preserve"> </w:t>
-      </w:r>
-      <w:r>
-        <w:rPr>
-          <w:b/>
-          <w:bCs/>
-        </w:rPr>
-        <w:t xml:space="preserve">OK</w:t>
-      </w:r>
-      <w:r>
-        <w:t xml:space="preserve">.</w:t>
-      </w:r>
-    </w:p>
-    <w:bookmarkEnd w:id="57"/>
-    <w:bookmarkStart w:id="58" w:name="mac-only"/>
-    <w:p>
-      <w:pPr>
-        <w:pStyle w:val="Heading2"/>
-      </w:pPr>
-      <w:r>
-        <w:t xml:space="preserve">Mac only</w:t>
-      </w:r>
-    </w:p>
-    <w:p>
-      <w:pPr>
-        <w:pStyle w:val="FirstParagraph"/>
-      </w:pPr>
-      <w:r>
-        <w:rPr>
-          <w:b/>
-          <w:bCs/>
-        </w:rPr>
-        <w:t xml:space="preserve">“MySQLWorkbench cannot be opened because the developer cannot be verified”</w:t>
-      </w:r>
-    </w:p>
-    <w:p>
-      <w:pPr>
-        <w:pStyle w:val="BodyText"/>
-      </w:pPr>
-      <w:r>
-        <w:rPr>
-          <w:b/>
-          <w:bCs/>
-        </w:rPr>
-        <w:t xml:space="preserve">Apple menu</w:t>
-      </w:r>
-      <w:r>
-        <w:t xml:space="preserve"> </w:t>
-      </w:r>
-      <w:r>
-        <w:t xml:space="preserve">→</w:t>
-      </w:r>
-      <w:r>
-        <w:t xml:space="preserve"> </w:t>
-      </w:r>
-      <w:r>
-        <w:rPr>
-          <w:b/>
-          <w:bCs/>
-        </w:rPr>
-        <w:t xml:space="preserve">System Settings</w:t>
-      </w:r>
-      <w:r>
-        <w:t xml:space="preserve"> </w:t>
-      </w:r>
-      <w:r>
-        <w:t xml:space="preserve">→</w:t>
-      </w:r>
-      <w:r>
-        <w:t xml:space="preserve"> </w:t>
-      </w:r>
-      <w:r>
-        <w:rPr>
-          <w:b/>
-          <w:bCs/>
-        </w:rPr>
-        <w:t xml:space="preserve">Privacy &amp; Security</w:t>
-      </w:r>
-      <w:r>
-        <w:t xml:space="preserve"> </w:t>
-      </w:r>
-      <w:r>
-        <w:t xml:space="preserve">→ scroll to the</w:t>
-      </w:r>
-      <w:r>
-        <w:t xml:space="preserve"> </w:t>
-      </w:r>
-      <w:r>
-        <w:rPr>
-          <w:b/>
-          <w:bCs/>
-        </w:rPr>
-        <w:t xml:space="preserve">Security</w:t>
-      </w:r>
-      <w:r>
-        <w:t xml:space="preserve"> </w:t>
-      </w:r>
-      <w:r>
-        <w:t xml:space="preserve">section → click</w:t>
-      </w:r>
-      <w:r>
-        <w:t xml:space="preserve"> </w:t>
-      </w:r>
-      <w:r>
-        <w:rPr>
-          <w:b/>
-          <w:bCs/>
-        </w:rPr>
-        <w:t xml:space="preserve">Open Anyway</w:t>
-      </w:r>
-      <w:r>
-        <w:t xml:space="preserve"> </w:t>
-      </w:r>
-      <w:r>
-        <w:t xml:space="preserve">next to the message about MySQLWorkbench → enter your Mac password.</w:t>
-      </w:r>
-    </w:p>
-    <w:p>
-      <w:pPr>
-        <w:pStyle w:val="BodyText"/>
-      </w:pPr>
-      <w:r>
-        <w:rPr>
-          <w:b/>
-          <w:bCs/>
-        </w:rPr>
-        <w:t xml:space="preserve">“MySQLWorkbench is damaged and can’t be opened”</w:t>
-      </w:r>
-    </w:p>
-    <w:p>
-      <w:pPr>
-        <w:pStyle w:val="BodyText"/>
-      </w:pPr>
-      <w:r>
-        <w:t xml:space="preserve">This usually means the download was interrupted, or you downloaded the wrong chip version. Delete it, re-check your chip (Part 2, Step 1), and download again.</w:t>
-      </w:r>
-    </w:p>
-    <w:p>
-      <w:pPr>
-        <w:pStyle w:val="BodyText"/>
-      </w:pPr>
-      <w:r>
-        <w:rPr>
-          <w:b/>
-          <w:bCs/>
-        </w:rPr>
-        <w:t xml:space="preserve">Workbench looks blurry or sluggish</w:t>
-      </w:r>
-    </w:p>
-    <w:p>
-      <w:pPr>
-        <w:pStyle w:val="BodyText"/>
-      </w:pPr>
-      <w:r>
-        <w:t xml:space="preserve">You installed the Intel version on an Apple Silicon Mac. It still works, but delete it and download the</w:t>
-      </w:r>
-      <w:r>
-        <w:t xml:space="preserve"> </w:t>
-      </w:r>
-      <w:r>
-        <w:rPr>
-          <w:b/>
-          <w:bCs/>
-        </w:rPr>
-        <w:t xml:space="preserve">ARM, 64-bit</w:t>
-      </w:r>
-      <w:r>
-        <w:t xml:space="preserve"> </w:t>
-      </w:r>
-      <w:r>
-        <w:t xml:space="preserve">version for better results.</w:t>
-      </w:r>
-    </w:p>
-    <w:p>
-      <w:pPr>
-        <w:pStyle w:val="BodyText"/>
-      </w:pPr>
-      <w:r>
-        <w:rPr>
-          <w:b/>
-          <w:bCs/>
-        </w:rPr>
-        <w:t xml:space="preserve">Yellow banner:</w:t>
-      </w:r>
-      <w:r>
-        <w:rPr>
-          <w:b/>
-          <w:bCs/>
-        </w:rPr>
-        <w:t xml:space="preserve"> </w:t>
-      </w:r>
-      <w:r>
-        <w:rPr>
-          <w:b/>
-          <w:bCs/>
-        </w:rPr>
-        <w:t xml:space="preserve">“Could not acquire management access for administration”</w:t>
-      </w:r>
-    </w:p>
-    <w:p>
-      <w:pPr>
-        <w:pStyle w:val="BodyText"/>
-      </w:pPr>
-      <w:r>
-        <w:t xml:space="preserve">Harmless. Ignore it. Writing and running queries works normally.</w:t>
-      </w:r>
-    </w:p>
-    <w:p>
-      <w:r>
-        <w:pict>
-          <v:rect style="width:0;height:1.5pt" o:hralign="center" o:hrstd="t" o:hr="t"/>
-        </w:pict>
-      </w:r>
-    </w:p>
-    <w:bookmarkEnd w:id="58"/>
-    <w:bookmarkEnd w:id="59"/>
-    <w:bookmarkStart w:id="60" w:name="part-5-using-it-day-to-day"/>
-    <w:p>
-      <w:pPr>
-        <w:pStyle w:val="Heading1"/>
-      </w:pPr>
-      <w:r>
-        <w:t xml:space="preserve">Part 5 — Using It Day to Day</w:t>
-      </w:r>
-    </w:p>
-    <w:p>
-      <w:pPr>
-        <w:pStyle w:val="FirstParagraph"/>
-      </w:pPr>
-      <w:r>
-        <w:rPr>
-          <w:b/>
-          <w:bCs/>
-        </w:rPr>
-        <w:t xml:space="preserve">You do not need to reinstall anything ever again.</w:t>
-      </w:r>
-      <w:r>
-        <w:t xml:space="preserve"> </w:t>
-      </w:r>
-      <w:r>
-        <w:t xml:space="preserve">After setup, this is your routine:</w:t>
-      </w:r>
-    </w:p>
-    <w:p>
-      <w:pPr>
-        <w:pStyle w:val="Compact"/>
-        <w:numPr>
-          <w:ilvl w:val="0"/>
-          <w:numId w:val="1043"/>
-        </w:numPr>
-      </w:pPr>
-      <w:r>
-        <w:t xml:space="preserve">Open</w:t>
-      </w:r>
-      <w:r>
-        <w:t xml:space="preserve"> </w:t>
-      </w:r>
-      <w:r>
-        <w:rPr>
-          <w:b/>
-          <w:bCs/>
-        </w:rPr>
-        <w:t xml:space="preserve">MySQL Workbench</w:t>
-      </w:r>
-    </w:p>
-    <w:p>
-      <w:pPr>
-        <w:pStyle w:val="Compact"/>
-        <w:numPr>
-          <w:ilvl w:val="0"/>
-          <w:numId w:val="1043"/>
-        </w:numPr>
-      </w:pPr>
-      <w:r>
-        <w:t xml:space="preserve">Click your connection (</w:t>
-      </w:r>
-      <w:r>
-        <w:rPr>
-          <w:b/>
-          <w:bCs/>
-        </w:rPr>
-        <w:t xml:space="preserve">Local instance</w:t>
-      </w:r>
-      <w:r>
-        <w:t xml:space="preserve"> </w:t>
-      </w:r>
-      <w:r>
-        <w:t xml:space="preserve">/</w:t>
-      </w:r>
-      <w:r>
-        <w:t xml:space="preserve"> </w:t>
-      </w:r>
-      <w:r>
-        <w:rPr>
-          <w:b/>
-          <w:bCs/>
-        </w:rPr>
-        <w:t xml:space="preserve">Local</w:t>
-      </w:r>
-      <w:r>
-        <w:t xml:space="preserve">)</w:t>
-      </w:r>
-    </w:p>
-    <w:p>
-      <w:pPr>
-        <w:pStyle w:val="Compact"/>
-        <w:numPr>
-          <w:ilvl w:val="0"/>
-          <w:numId w:val="1043"/>
-        </w:numPr>
-      </w:pPr>
-      <w:r>
-        <w:t xml:space="preserve">Type your commands and click the lightning bolt (⚡)</w:t>
-      </w:r>
-    </w:p>
-    <w:p>
-      <w:pPr>
-        <w:pStyle w:val="FirstParagraph"/>
-      </w:pPr>
-      <w:r>
-        <w:rPr>
-          <w:b/>
-          <w:bCs/>
-        </w:rPr>
-        <w:t xml:space="preserve">Does the database need to be turned on first?</w:t>
-      </w:r>
-      <w:r>
-        <w:t xml:space="preserve"> </w:t>
-      </w:r>
-      <w:r>
-        <w:t xml:space="preserve">Normally no — it’s set to start automatically when your laptop starts. If you get a connection error, turn it on using the instructions under</w:t>
-      </w:r>
-      <w:r>
-        <w:t xml:space="preserve"> </w:t>
-      </w:r>
-      <w:r>
-        <w:rPr>
-          <w:i/>
-          <w:iCs/>
-        </w:rPr>
-        <w:t xml:space="preserve">“Can’t connect to MySQL server”</w:t>
-      </w:r>
-      <w:r>
-        <w:t xml:space="preserve"> </w:t>
-      </w:r>
-      <w:r>
-        <w:t xml:space="preserve">above.</w:t>
-      </w:r>
-    </w:p>
-    <w:p>
-      <w:pPr>
-        <w:pStyle w:val="BodyText"/>
-      </w:pPr>
-      <w:r>
-        <w:rPr>
-          <w:b/>
-          <w:bCs/>
-        </w:rPr>
-        <w:t xml:space="preserve">Should I turn it off when I’m not using it?</w:t>
-      </w:r>
-      <w:r>
-        <w:t xml:space="preserve"> </w:t>
-      </w:r>
-      <w:r>
-        <w:t xml:space="preserve">No need. It uses very little of your computer’s resources sitting idle.</w:t>
-      </w:r>
-    </w:p>
-    <w:p>
-      <w:pPr>
-        <w:pStyle w:val="BodyText"/>
-      </w:pPr>
-      <w:r>
-        <w:rPr>
-          <w:b/>
-          <w:bCs/>
-        </w:rPr>
-        <w:t xml:space="preserve">Do I close Workbench or the Server when I’m done?</w:t>
-      </w:r>
-      <w:r>
-        <w:t xml:space="preserve"> </w:t>
-      </w:r>
-      <w:r>
-        <w:t xml:space="preserve">Just close Workbench like any other app. Leave the Server alone.</w:t>
-      </w:r>
-    </w:p>
-    <w:p>
-      <w:r>
-        <w:pict>
-          <v:rect style="width:0;height:1.5pt" o:hralign="center" o:hrstd="t" o:hr="t"/>
-        </w:pict>
-      </w:r>
-    </w:p>
-    <w:bookmarkEnd w:id="60"/>
-    <w:bookmarkStart w:id="61" w:name="quick-glossary"/>
-    <w:p>
-      <w:pPr>
-        <w:pStyle w:val="Heading1"/>
-      </w:pPr>
-      <w:r>
-        <w:t xml:space="preserve">Quick Glossary</w:t>
+          <w:b/>
+          <w:bCs/>
+        </w:rPr>
+        <w:t xml:space="preserve">sakila-db</w:t>
+      </w:r>
+      <w:r>
+        <w:t xml:space="preserve"> </w:t>
+      </w:r>
+      <w:r>
+        <w:t xml:space="preserve">containing three files:</w:t>
       </w:r>
     </w:p>
     <w:tbl>
@@ -9822,7 +8059,7 @@
               <w:pStyle w:val="Compact"/>
             </w:pPr>
             <w:r>
-              <w:t xml:space="preserve">Term</w:t>
+              <w:t xml:space="preserve">File</w:t>
             </w:r>
           </w:p>
         </w:tc>
@@ -9833,7 +8070,7 @@
               <w:pStyle w:val="Compact"/>
             </w:pPr>
             <w:r>
-              <w:t xml:space="preserve">What it means</w:t>
+              <w:t xml:space="preserve">What it’s for</w:t>
             </w:r>
           </w:p>
         </w:tc>
@@ -9847,10 +8084,9 @@
             </w:pPr>
             <w:r>
               <w:rPr>
-                <w:b/>
-                <w:bCs/>
+                <w:rStyle w:val="VerbatimChar"/>
               </w:rPr>
-              <w:t xml:space="preserve">MySQL Server</w:t>
+              <w:t xml:space="preserve">sakila-schema.sql</w:t>
             </w:r>
           </w:p>
         </w:tc>
@@ -9861,7 +8097,17 @@
               <w:pStyle w:val="Compact"/>
             </w:pPr>
             <w:r>
-              <w:t xml:space="preserve">The database itself. Runs invisibly in the background.</w:t>
+              <w:t xml:space="preserve">Builds the empty tables —</w:t>
+            </w:r>
+            <w:r>
+              <w:t xml:space="preserve"> </w:t>
+            </w:r>
+            <w:r>
+              <w:rPr>
+                <w:b/>
+                <w:bCs/>
+              </w:rPr>
+              <w:t xml:space="preserve">run this first</w:t>
             </w:r>
           </w:p>
         </w:tc>
@@ -9875,10 +8121,9 @@
             </w:pPr>
             <w:r>
               <w:rPr>
-                <w:b/>
-                <w:bCs/>
+                <w:rStyle w:val="VerbatimChar"/>
               </w:rPr>
-              <w:t xml:space="preserve">MySQL Workbench</w:t>
+              <w:t xml:space="preserve">sakila-data.sql</w:t>
             </w:r>
           </w:p>
         </w:tc>
@@ -9889,7 +8134,17 @@
               <w:pStyle w:val="Compact"/>
             </w:pPr>
             <w:r>
-              <w:t xml:space="preserve">The app you open to type commands and see results.</w:t>
+              <w:t xml:space="preserve">Fills those tables with the data —</w:t>
+            </w:r>
+            <w:r>
+              <w:t xml:space="preserve"> </w:t>
+            </w:r>
+            <w:r>
+              <w:rPr>
+                <w:b/>
+                <w:bCs/>
+              </w:rPr>
+              <w:t xml:space="preserve">run this second</w:t>
             </w:r>
           </w:p>
         </w:tc>
@@ -9903,10 +8158,9 @@
             </w:pPr>
             <w:r>
               <w:rPr>
-                <w:b/>
-                <w:bCs/>
+                <w:rStyle w:val="VerbatimChar"/>
               </w:rPr>
-              <w:t xml:space="preserve">root</w:t>
+              <w:t xml:space="preserve">sakila.mwb</w:t>
             </w:r>
           </w:p>
         </w:tc>
@@ -9917,7 +8171,3424 @@
               <w:pStyle w:val="Compact"/>
             </w:pPr>
             <w:r>
-              <w:t xml:space="preserve">The main administrator username for your database. You’ll use this for the whole course.</w:t>
+              <w:t xml:space="preserve">An optional diagram of the database (see the end of this Part)</w:t>
+            </w:r>
+          </w:p>
+        </w:tc>
+      </w:tr>
+    </w:tbl>
+    <w:p>
+      <w:pPr>
+        <w:pStyle w:val="BlockText"/>
+      </w:pPr>
+      <w:r>
+        <w:t xml:space="preserve">⚠️</w:t>
+      </w:r>
+      <w:r>
+        <w:t xml:space="preserve"> </w:t>
+      </w:r>
+      <w:r>
+        <w:rPr>
+          <w:b/>
+          <w:bCs/>
+        </w:rPr>
+        <w:t xml:space="preserve">Windows users:</w:t>
+      </w:r>
+      <w:r>
+        <w:t xml:space="preserve"> </w:t>
+      </w:r>
+      <w:r>
+        <w:t xml:space="preserve">you must actually extract the folder. Windows lets you double-click</w:t>
+      </w:r>
+      <w:r>
+        <w:t xml:space="preserve"> </w:t>
+      </w:r>
+      <w:r>
+        <w:rPr>
+          <w:i/>
+          <w:iCs/>
+        </w:rPr>
+        <w:t xml:space="preserve">into</w:t>
+      </w:r>
+      <w:r>
+        <w:t xml:space="preserve"> </w:t>
+      </w:r>
+      <w:r>
+        <w:t xml:space="preserve">a</w:t>
+      </w:r>
+      <w:r>
+        <w:t xml:space="preserve"> </w:t>
+      </w:r>
+      <w:r>
+        <w:rPr>
+          <w:rStyle w:val="VerbatimChar"/>
+        </w:rPr>
+        <w:t xml:space="preserve">.zip</w:t>
+      </w:r>
+      <w:r>
+        <w:t xml:space="preserve"> </w:t>
+      </w:r>
+      <w:r>
+        <w:t xml:space="preserve">and open files without unzipping, and doing that here causes confusing failures later. If the window you’re looking at still says</w:t>
+      </w:r>
+      <w:r>
+        <w:t xml:space="preserve"> </w:t>
+      </w:r>
+      <w:r>
+        <w:t xml:space="preserve">“Compressed Folder,”</w:t>
+      </w:r>
+      <w:r>
+        <w:t xml:space="preserve"> </w:t>
+      </w:r>
+      <w:r>
+        <w:t xml:space="preserve">extract it first.</w:t>
+      </w:r>
+    </w:p>
+    <w:p>
+      <w:pPr>
+        <w:pStyle w:val="FirstParagraph"/>
+      </w:pPr>
+      <w:r>
+        <w:rPr>
+          <w:b/>
+          <w:bCs/>
+        </w:rPr>
+        <w:t xml:space="preserve">Remember where you put the folder.</w:t>
+      </w:r>
+      <w:r>
+        <w:t xml:space="preserve"> </w:t>
+      </w:r>
+      <w:r>
+        <w:t xml:space="preserve">You’ll need to find it twice in a moment.</w:t>
+      </w:r>
+    </w:p>
+    <w:bookmarkEnd w:id="54"/>
+    <w:bookmarkStart w:id="55" w:name="X29dafbcfc1bfea26f8b10a2ba52df5350464267"/>
+    <w:p>
+      <w:pPr>
+        <w:pStyle w:val="Heading2"/>
+      </w:pPr>
+      <w:r>
+        <w:t xml:space="preserve">Step 3 — Run the schema file (builds the tables)</w:t>
+      </w:r>
+    </w:p>
+    <w:p>
+      <w:pPr>
+        <w:pStyle w:val="Compact"/>
+        <w:numPr>
+          <w:ilvl w:val="0"/>
+          <w:numId w:val="1038"/>
+        </w:numPr>
+      </w:pPr>
+      <w:r>
+        <w:t xml:space="preserve">Open</w:t>
+      </w:r>
+      <w:r>
+        <w:t xml:space="preserve"> </w:t>
+      </w:r>
+      <w:r>
+        <w:rPr>
+          <w:b/>
+          <w:bCs/>
+        </w:rPr>
+        <w:t xml:space="preserve">MySQL Workbench</w:t>
+      </w:r>
+      <w:r>
+        <w:t xml:space="preserve"> </w:t>
+      </w:r>
+      <w:r>
+        <w:t xml:space="preserve">and connect as usual.</w:t>
+      </w:r>
+    </w:p>
+    <w:p>
+      <w:pPr>
+        <w:pStyle w:val="Compact"/>
+        <w:numPr>
+          <w:ilvl w:val="0"/>
+          <w:numId w:val="1038"/>
+        </w:numPr>
+      </w:pPr>
+      <w:r>
+        <w:t xml:space="preserve">From the menu, choose</w:t>
+      </w:r>
+      <w:r>
+        <w:t xml:space="preserve"> </w:t>
+      </w:r>
+      <w:r>
+        <w:rPr>
+          <w:b/>
+          <w:bCs/>
+        </w:rPr>
+        <w:t xml:space="preserve">File → Open SQL Script…</w:t>
+      </w:r>
+    </w:p>
+    <w:p>
+      <w:pPr>
+        <w:pStyle w:val="Compact"/>
+        <w:numPr>
+          <w:ilvl w:val="0"/>
+          <w:numId w:val="1038"/>
+        </w:numPr>
+      </w:pPr>
+      <w:r>
+        <w:t xml:space="preserve">Find your</w:t>
+      </w:r>
+      <w:r>
+        <w:t xml:space="preserve"> </w:t>
+      </w:r>
+      <w:r>
+        <w:rPr>
+          <w:rStyle w:val="VerbatimChar"/>
+        </w:rPr>
+        <w:t xml:space="preserve">sakila-db</w:t>
+      </w:r>
+      <w:r>
+        <w:t xml:space="preserve"> </w:t>
+      </w:r>
+      <w:r>
+        <w:t xml:space="preserve">folder and open</w:t>
+      </w:r>
+      <w:r>
+        <w:t xml:space="preserve"> </w:t>
+      </w:r>
+      <w:r>
+        <w:rPr>
+          <w:rStyle w:val="VerbatimChar"/>
+          <w:b/>
+          <w:bCs/>
+        </w:rPr>
+        <w:t xml:space="preserve">sakila-schema.sql</w:t>
+      </w:r>
+      <w:r>
+        <w:t xml:space="preserve">.</w:t>
+      </w:r>
+    </w:p>
+    <w:p>
+      <w:pPr>
+        <w:pStyle w:val="Compact"/>
+        <w:numPr>
+          <w:ilvl w:val="0"/>
+          <w:numId w:val="1038"/>
+        </w:numPr>
+      </w:pPr>
+      <w:r>
+        <w:t xml:space="preserve">A tab opens full of commands.</w:t>
+      </w:r>
+      <w:r>
+        <w:t xml:space="preserve"> </w:t>
+      </w:r>
+      <w:r>
+        <w:rPr>
+          <w:b/>
+          <w:bCs/>
+        </w:rPr>
+        <w:t xml:space="preserve">You do not need to read or understand them.</w:t>
+      </w:r>
+    </w:p>
+    <w:p>
+      <w:pPr>
+        <w:pStyle w:val="Compact"/>
+        <w:numPr>
+          <w:ilvl w:val="0"/>
+          <w:numId w:val="1038"/>
+        </w:numPr>
+      </w:pPr>
+      <w:r>
+        <w:t xml:space="preserve">Click the</w:t>
+      </w:r>
+      <w:r>
+        <w:t xml:space="preserve"> </w:t>
+      </w:r>
+      <w:r>
+        <w:rPr>
+          <w:b/>
+          <w:bCs/>
+        </w:rPr>
+        <w:t xml:space="preserve">lightning bolt</w:t>
+      </w:r>
+      <w:r>
+        <w:t xml:space="preserve"> </w:t>
+      </w:r>
+      <w:r>
+        <w:t xml:space="preserve">(⚡) to run the whole file.</w:t>
+      </w:r>
+    </w:p>
+    <w:p>
+      <w:pPr>
+        <w:pStyle w:val="Compact"/>
+        <w:numPr>
+          <w:ilvl w:val="0"/>
+          <w:numId w:val="1038"/>
+        </w:numPr>
+      </w:pPr>
+      <w:r>
+        <w:t xml:space="preserve">Wait a few seconds. You’ll see a list of green ticks at the bottom.</w:t>
+      </w:r>
+    </w:p>
+    <w:p>
+      <w:pPr>
+        <w:pStyle w:val="FirstParagraph"/>
+      </w:pPr>
+      <w:r>
+        <w:t xml:space="preserve">This creates the database and its empty tables.</w:t>
+      </w:r>
+    </w:p>
+    <w:bookmarkEnd w:id="55"/>
+    <w:bookmarkStart w:id="57" w:name="X25e1ce631f3178211e877d589d1d2283e0c5e9d"/>
+    <w:p>
+      <w:pPr>
+        <w:pStyle w:val="Heading2"/>
+      </w:pPr>
+      <w:r>
+        <w:t xml:space="preserve">Step 4 — Run the data file (fills in the information)</w:t>
+      </w:r>
+    </w:p>
+    <w:p>
+      <w:pPr>
+        <w:pStyle w:val="Compact"/>
+        <w:numPr>
+          <w:ilvl w:val="0"/>
+          <w:numId w:val="1039"/>
+        </w:numPr>
+      </w:pPr>
+      <w:r>
+        <w:t xml:space="preserve">Choose</w:t>
+      </w:r>
+      <w:r>
+        <w:t xml:space="preserve"> </w:t>
+      </w:r>
+      <w:r>
+        <w:rPr>
+          <w:b/>
+          <w:bCs/>
+        </w:rPr>
+        <w:t xml:space="preserve">File → Open SQL Script…</w:t>
+      </w:r>
+      <w:r>
+        <w:t xml:space="preserve"> </w:t>
+      </w:r>
+      <w:r>
+        <w:t xml:space="preserve">again.</w:t>
+      </w:r>
+    </w:p>
+    <w:p>
+      <w:pPr>
+        <w:pStyle w:val="Compact"/>
+        <w:numPr>
+          <w:ilvl w:val="0"/>
+          <w:numId w:val="1039"/>
+        </w:numPr>
+      </w:pPr>
+      <w:r>
+        <w:t xml:space="preserve">This time open</w:t>
+      </w:r>
+      <w:r>
+        <w:t xml:space="preserve"> </w:t>
+      </w:r>
+      <w:r>
+        <w:rPr>
+          <w:rStyle w:val="VerbatimChar"/>
+          <w:b/>
+          <w:bCs/>
+        </w:rPr>
+        <w:t xml:space="preserve">sakila-data.sql</w:t>
+      </w:r>
+      <w:r>
+        <w:t xml:space="preserve">.</w:t>
+      </w:r>
+    </w:p>
+    <w:p>
+      <w:pPr>
+        <w:pStyle w:val="Compact"/>
+        <w:numPr>
+          <w:ilvl w:val="0"/>
+          <w:numId w:val="1039"/>
+        </w:numPr>
+      </w:pPr>
+      <w:r>
+        <w:t xml:space="preserve">Click the</w:t>
+      </w:r>
+      <w:r>
+        <w:t xml:space="preserve"> </w:t>
+      </w:r>
+      <w:r>
+        <w:rPr>
+          <w:b/>
+          <w:bCs/>
+        </w:rPr>
+        <w:t xml:space="preserve">lightning bolt</w:t>
+      </w:r>
+      <w:r>
+        <w:t xml:space="preserve"> </w:t>
+      </w:r>
+      <w:r>
+        <w:t xml:space="preserve">(⚡).</w:t>
+      </w:r>
+    </w:p>
+    <w:p>
+      <w:pPr>
+        <w:pStyle w:val="Compact"/>
+        <w:numPr>
+          <w:ilvl w:val="0"/>
+          <w:numId w:val="1039"/>
+        </w:numPr>
+      </w:pPr>
+      <w:r>
+        <w:rPr>
+          <w:b/>
+          <w:bCs/>
+        </w:rPr>
+        <w:t xml:space="preserve">This one takes longer</w:t>
+      </w:r>
+      <w:r>
+        <w:t xml:space="preserve"> </w:t>
+      </w:r>
+      <w:r>
+        <w:t xml:space="preserve">— anywhere from 10 seconds to about a minute. Workbench may look frozen while it works. Let it finish.</w:t>
+      </w:r>
+    </w:p>
+    <w:p>
+      <w:pPr>
+        <w:pStyle w:val="Heading3"/>
+      </w:pPr>
+      <w:bookmarkStart w:id="56" w:name="the-order-matters"/>
+      <w:r>
+        <w:t xml:space="preserve">🔑 The order matters</w:t>
+      </w:r>
+      <w:bookmarkEnd w:id="56"/>
+    </w:p>
+    <w:p>
+      <w:pPr>
+        <w:pStyle w:val="BlockText"/>
+      </w:pPr>
+      <w:r>
+        <w:rPr>
+          <w:b/>
+          <w:bCs/>
+        </w:rPr>
+        <w:t xml:space="preserve">Schema first, then data.</w:t>
+      </w:r>
+      <w:r>
+        <w:t xml:space="preserve"> </w:t>
+      </w:r>
+      <w:r>
+        <w:t xml:space="preserve">Always.</w:t>
+      </w:r>
+    </w:p>
+    <w:p>
+      <w:pPr>
+        <w:pStyle w:val="BlockText"/>
+      </w:pPr>
+      <w:r>
+        <w:t xml:space="preserve">The data file assumes the tables already exist. Running it first produces an error like</w:t>
+      </w:r>
+      <w:r>
+        <w:t xml:space="preserve"> </w:t>
+      </w:r>
+      <w:r>
+        <w:rPr>
+          <w:i/>
+          <w:iCs/>
+        </w:rPr>
+        <w:t xml:space="preserve">“Table</w:t>
+      </w:r>
+      <w:r>
+        <w:rPr>
+          <w:i/>
+          <w:iCs/>
+        </w:rPr>
+        <w:t xml:space="preserve"> </w:t>
+      </w:r>
+      <w:r>
+        <w:rPr>
+          <w:i/>
+          <w:iCs/>
+        </w:rPr>
+        <w:t xml:space="preserve">‘sakila.actor’</w:t>
+      </w:r>
+      <w:r>
+        <w:rPr>
+          <w:i/>
+          <w:iCs/>
+        </w:rPr>
+        <w:t xml:space="preserve"> </w:t>
+      </w:r>
+      <w:r>
+        <w:rPr>
+          <w:i/>
+          <w:iCs/>
+        </w:rPr>
+        <w:t xml:space="preserve">doesn’t exist.”</w:t>
+      </w:r>
+      <w:r>
+        <w:t xml:space="preserve"> </w:t>
+      </w:r>
+      <w:r>
+        <w:t xml:space="preserve">If that happens, just run the schema file and then the data file, in that order.</w:t>
+      </w:r>
+    </w:p>
+    <w:bookmarkEnd w:id="57"/>
+    <w:bookmarkStart w:id="58" w:name="step-5-check-that-it-worked"/>
+    <w:p>
+      <w:pPr>
+        <w:pStyle w:val="Heading2"/>
+      </w:pPr>
+      <w:r>
+        <w:t xml:space="preserve">Step 5 — Check that it worked</w:t>
+      </w:r>
+    </w:p>
+    <w:p>
+      <w:pPr>
+        <w:pStyle w:val="Compact"/>
+        <w:numPr>
+          <w:ilvl w:val="0"/>
+          <w:numId w:val="1040"/>
+        </w:numPr>
+      </w:pPr>
+      <w:r>
+        <w:t xml:space="preserve">Look at the</w:t>
+      </w:r>
+      <w:r>
+        <w:t xml:space="preserve"> </w:t>
+      </w:r>
+      <w:r>
+        <w:rPr>
+          <w:b/>
+          <w:bCs/>
+        </w:rPr>
+        <w:t xml:space="preserve">Schemas</w:t>
+      </w:r>
+      <w:r>
+        <w:t xml:space="preserve"> </w:t>
+      </w:r>
+      <w:r>
+        <w:t xml:space="preserve">panel on the left side of Workbench.</w:t>
+      </w:r>
+    </w:p>
+    <w:p>
+      <w:pPr>
+        <w:pStyle w:val="Compact"/>
+        <w:numPr>
+          <w:ilvl w:val="0"/>
+          <w:numId w:val="1040"/>
+        </w:numPr>
+      </w:pPr>
+      <w:r>
+        <w:t xml:space="preserve">Click the small refresh arrow (⟳) at the top of that panel.</w:t>
+      </w:r>
+    </w:p>
+    <w:p>
+      <w:pPr>
+        <w:pStyle w:val="Compact"/>
+        <w:numPr>
+          <w:ilvl w:val="0"/>
+          <w:numId w:val="1040"/>
+        </w:numPr>
+      </w:pPr>
+      <w:r>
+        <w:rPr>
+          <w:rStyle w:val="VerbatimChar"/>
+          <w:b/>
+          <w:bCs/>
+        </w:rPr>
+        <w:t xml:space="preserve">sakila</w:t>
+      </w:r>
+      <w:r>
+        <w:t xml:space="preserve"> </w:t>
+      </w:r>
+      <w:r>
+        <w:t xml:space="preserve">should now appear in the list.</w:t>
+      </w:r>
+    </w:p>
+    <w:p>
+      <w:pPr>
+        <w:pStyle w:val="FirstParagraph"/>
+      </w:pPr>
+      <w:r>
+        <w:t xml:space="preserve">Now prove it has data in it. Click into a query tab, type this, and hit the lightning bolt:</w:t>
+      </w:r>
+    </w:p>
+    <w:p>
+      <w:pPr>
+        <w:pStyle w:val="SourceCode"/>
+      </w:pPr>
+      <w:r>
+        <w:rPr>
+          <w:rStyle w:val="VerbatimChar"/>
+        </w:rPr>
+        <w:t xml:space="preserve">USE sakila;</w:t>
+      </w:r>
+      <w:r>
+        <w:br/>
+      </w:r>
+      <w:r>
+        <w:rPr>
+          <w:rStyle w:val="VerbatimChar"/>
+        </w:rPr>
+        <w:t xml:space="preserve">SELECT COUNT(*) FROM film;</w:t>
+      </w:r>
+    </w:p>
+    <w:p>
+      <w:pPr>
+        <w:pStyle w:val="FirstParagraph"/>
+      </w:pPr>
+      <w:r>
+        <w:rPr>
+          <w:b/>
+          <w:bCs/>
+        </w:rPr>
+        <w:t xml:space="preserve">You should get</w:t>
+      </w:r>
+      <w:r>
+        <w:rPr>
+          <w:b/>
+          <w:bCs/>
+        </w:rPr>
+        <w:t xml:space="preserve"> </w:t>
+      </w:r>
+      <w:r>
+        <w:rPr>
+          <w:rStyle w:val="VerbatimChar"/>
+          <w:b/>
+          <w:bCs/>
+        </w:rPr>
+        <w:t xml:space="preserve">1000</w:t>
+      </w:r>
+      <w:r>
+        <w:rPr>
+          <w:b/>
+          <w:bCs/>
+        </w:rPr>
+        <w:t xml:space="preserve">.</w:t>
+      </w:r>
+      <w:r>
+        <w:t xml:space="preserve"> </w:t>
+      </w:r>
+      <w:r>
+        <w:t xml:space="preserve">If you do, Sakila is fully installed and you’re ready for class.</w:t>
+      </w:r>
+    </w:p>
+    <w:p>
+      <w:pPr>
+        <w:pStyle w:val="BodyText"/>
+      </w:pPr>
+      <w:r>
+        <w:t xml:space="preserve">For a fuller look, try:</w:t>
+      </w:r>
+    </w:p>
+    <w:p>
+      <w:pPr>
+        <w:pStyle w:val="SourceCode"/>
+      </w:pPr>
+      <w:r>
+        <w:rPr>
+          <w:rStyle w:val="VerbatimChar"/>
+        </w:rPr>
+        <w:t xml:space="preserve">USE sakila;</w:t>
+      </w:r>
+      <w:r>
+        <w:br/>
+      </w:r>
+      <w:r>
+        <w:rPr>
+          <w:rStyle w:val="VerbatimChar"/>
+        </w:rPr>
+        <w:t xml:space="preserve">SHOW FULL TABLES;</w:t>
+      </w:r>
+    </w:p>
+    <w:p>
+      <w:pPr>
+        <w:pStyle w:val="FirstParagraph"/>
+      </w:pPr>
+      <w:r>
+        <w:t xml:space="preserve">That should list</w:t>
+      </w:r>
+      <w:r>
+        <w:t xml:space="preserve"> </w:t>
+      </w:r>
+      <w:r>
+        <w:rPr>
+          <w:b/>
+          <w:bCs/>
+        </w:rPr>
+        <w:t xml:space="preserve">23 rows</w:t>
+      </w:r>
+      <w:r>
+        <w:t xml:space="preserve"> </w:t>
+      </w:r>
+      <w:r>
+        <w:t xml:space="preserve">— 13 tables plus 10 views.</w:t>
+      </w:r>
+    </w:p>
+    <w:bookmarkEnd w:id="58"/>
+    <w:bookmarkStart w:id="59" w:name="X6f991bdba3b9658b1b64b6b3528f7a933f059f3"/>
+    <w:p>
+      <w:pPr>
+        <w:pStyle w:val="Heading2"/>
+      </w:pPr>
+      <w:r>
+        <w:t xml:space="preserve">Resetting Sakila (or adding it again later)</w:t>
+      </w:r>
+    </w:p>
+    <w:p>
+      <w:pPr>
+        <w:pStyle w:val="FirstParagraph"/>
+      </w:pPr>
+      <w:r>
+        <w:rPr>
+          <w:b/>
+          <w:bCs/>
+        </w:rPr>
+        <w:t xml:space="preserve">Yes, you can re-add Sakila as many times as you like.</w:t>
+      </w:r>
+      <w:r>
+        <w:t xml:space="preserve"> </w:t>
+      </w:r>
+      <w:r>
+        <w:t xml:space="preserve">It is built to be reinstalled.</w:t>
+      </w:r>
+    </w:p>
+    <w:p>
+      <w:pPr>
+        <w:pStyle w:val="BodyText"/>
+      </w:pPr>
+      <w:r>
+        <w:t xml:space="preserve">The schema file begins by deleting any existing copy of</w:t>
+      </w:r>
+      <w:r>
+        <w:t xml:space="preserve"> </w:t>
+      </w:r>
+      <w:r>
+        <w:rPr>
+          <w:rStyle w:val="VerbatimChar"/>
+        </w:rPr>
+        <w:t xml:space="preserve">sakila</w:t>
+      </w:r>
+      <w:r>
+        <w:t xml:space="preserve"> </w:t>
+      </w:r>
+      <w:r>
+        <w:t xml:space="preserve">and building a fresh one. So to reset a broken, half-loaded, or accidentally-modified database, you simply:</w:t>
+      </w:r>
+    </w:p>
+    <w:p>
+      <w:pPr>
+        <w:pStyle w:val="Compact"/>
+        <w:numPr>
+          <w:ilvl w:val="0"/>
+          <w:numId w:val="1041"/>
+        </w:numPr>
+      </w:pPr>
+      <w:r>
+        <w:t xml:space="preserve">Run</w:t>
+      </w:r>
+      <w:r>
+        <w:t xml:space="preserve"> </w:t>
+      </w:r>
+      <w:r>
+        <w:rPr>
+          <w:rStyle w:val="VerbatimChar"/>
+          <w:b/>
+          <w:bCs/>
+        </w:rPr>
+        <w:t xml:space="preserve">sakila-schema.sql</w:t>
+      </w:r>
+      <w:r>
+        <w:t xml:space="preserve"> </w:t>
+      </w:r>
+      <w:r>
+        <w:t xml:space="preserve">again</w:t>
+      </w:r>
+    </w:p>
+    <w:p>
+      <w:pPr>
+        <w:pStyle w:val="Compact"/>
+        <w:numPr>
+          <w:ilvl w:val="0"/>
+          <w:numId w:val="1041"/>
+        </w:numPr>
+      </w:pPr>
+      <w:r>
+        <w:t xml:space="preserve">Run</w:t>
+      </w:r>
+      <w:r>
+        <w:t xml:space="preserve"> </w:t>
+      </w:r>
+      <w:r>
+        <w:rPr>
+          <w:rStyle w:val="VerbatimChar"/>
+          <w:b/>
+          <w:bCs/>
+        </w:rPr>
+        <w:t xml:space="preserve">sakila-data.sql</w:t>
+      </w:r>
+      <w:r>
+        <w:t xml:space="preserve"> </w:t>
+      </w:r>
+      <w:r>
+        <w:t xml:space="preserve">again</w:t>
+      </w:r>
+    </w:p>
+    <w:p>
+      <w:pPr>
+        <w:pStyle w:val="FirstParagraph"/>
+      </w:pPr>
+      <w:r>
+        <w:t xml:space="preserve">That’s the whole procedure. There’s nothing to uninstall, and no leftovers to clean up — you end up with a clean, correct copy every time.</w:t>
+      </w:r>
+    </w:p>
+    <w:p>
+      <w:pPr>
+        <w:pStyle w:val="BlockText"/>
+      </w:pPr>
+      <w:r>
+        <w:t xml:space="preserve">⚠️</w:t>
+      </w:r>
+      <w:r>
+        <w:t xml:space="preserve"> </w:t>
+      </w:r>
+      <w:r>
+        <w:rPr>
+          <w:b/>
+          <w:bCs/>
+        </w:rPr>
+        <w:t xml:space="preserve">Resetting erases anything you changed inside</w:t>
+      </w:r>
+      <w:r>
+        <w:rPr>
+          <w:b/>
+          <w:bCs/>
+        </w:rPr>
+        <w:t xml:space="preserve"> </w:t>
+      </w:r>
+      <w:r>
+        <w:rPr>
+          <w:rStyle w:val="VerbatimChar"/>
+          <w:b/>
+          <w:bCs/>
+        </w:rPr>
+        <w:t xml:space="preserve">sakila</w:t>
+      </w:r>
+      <w:r>
+        <w:rPr>
+          <w:b/>
+          <w:bCs/>
+        </w:rPr>
+        <w:t xml:space="preserve">.</w:t>
+      </w:r>
+      <w:r>
+        <w:t xml:space="preserve"> </w:t>
+      </w:r>
+      <w:r>
+        <w:t xml:space="preserve">If you’ve done coursework that modified the data, and you need it, save a copy first or check with your instructor.</w:t>
+      </w:r>
+    </w:p>
+    <w:p>
+      <w:pPr>
+        <w:pStyle w:val="BlockText"/>
+      </w:pPr>
+      <w:r>
+        <w:t xml:space="preserve">Your own</w:t>
+      </w:r>
+      <w:r>
+        <w:t xml:space="preserve"> </w:t>
+      </w:r>
+      <w:r>
+        <w:rPr>
+          <w:b/>
+          <w:bCs/>
+        </w:rPr>
+        <w:t xml:space="preserve">query files</w:t>
+      </w:r>
+      <w:r>
+        <w:t xml:space="preserve"> </w:t>
+      </w:r>
+      <w:r>
+        <w:t xml:space="preserve">are not affected — those are</w:t>
+      </w:r>
+      <w:r>
+        <w:t xml:space="preserve"> </w:t>
+      </w:r>
+      <w:r>
+        <w:rPr>
+          <w:rStyle w:val="VerbatimChar"/>
+        </w:rPr>
+        <w:t xml:space="preserve">.sql</w:t>
+      </w:r>
+      <w:r>
+        <w:t xml:space="preserve"> </w:t>
+      </w:r>
+      <w:r>
+        <w:t xml:space="preserve">files saved on your computer, entirely separate from the database. Resetting Sakila never touches them.</w:t>
+      </w:r>
+    </w:p>
+    <w:bookmarkEnd w:id="59"/>
+    <w:bookmarkStart w:id="60" w:name="common-sakila-problems"/>
+    <w:p>
+      <w:pPr>
+        <w:pStyle w:val="Heading2"/>
+      </w:pPr>
+      <w:r>
+        <w:t xml:space="preserve">Common Sakila problems</w:t>
+      </w:r>
+    </w:p>
+    <w:p>
+      <w:pPr>
+        <w:pStyle w:val="FirstParagraph"/>
+      </w:pPr>
+      <w:r>
+        <w:rPr>
+          <w:b/>
+          <w:bCs/>
+        </w:rPr>
+        <w:t xml:space="preserve">“Error Code: 1146. Table</w:t>
+      </w:r>
+      <w:r>
+        <w:rPr>
+          <w:b/>
+          <w:bCs/>
+        </w:rPr>
+        <w:t xml:space="preserve"> </w:t>
+      </w:r>
+      <w:r>
+        <w:rPr>
+          <w:b/>
+          <w:bCs/>
+        </w:rPr>
+        <w:t xml:space="preserve">‘sakila.actor’</w:t>
+      </w:r>
+      <w:r>
+        <w:rPr>
+          <w:b/>
+          <w:bCs/>
+        </w:rPr>
+        <w:t xml:space="preserve"> </w:t>
+      </w:r>
+      <w:r>
+        <w:rPr>
+          <w:b/>
+          <w:bCs/>
+        </w:rPr>
+        <w:t xml:space="preserve">doesn’t exist”</w:t>
+      </w:r>
+    </w:p>
+    <w:p>
+      <w:pPr>
+        <w:pStyle w:val="BodyText"/>
+      </w:pPr>
+      <w:r>
+        <w:t xml:space="preserve">You ran the data file before the schema file. Run</w:t>
+      </w:r>
+      <w:r>
+        <w:t xml:space="preserve"> </w:t>
+      </w:r>
+      <w:r>
+        <w:rPr>
+          <w:rStyle w:val="VerbatimChar"/>
+        </w:rPr>
+        <w:t xml:space="preserve">sakila-schema.sql</w:t>
+      </w:r>
+      <w:r>
+        <w:t xml:space="preserve"> </w:t>
+      </w:r>
+      <w:r>
+        <w:t xml:space="preserve">first, then</w:t>
+      </w:r>
+      <w:r>
+        <w:t xml:space="preserve"> </w:t>
+      </w:r>
+      <w:r>
+        <w:rPr>
+          <w:rStyle w:val="VerbatimChar"/>
+        </w:rPr>
+        <w:t xml:space="preserve">sakila-data.sql</w:t>
+      </w:r>
+      <w:r>
+        <w:t xml:space="preserve">.</w:t>
+      </w:r>
+    </w:p>
+    <w:p>
+      <w:pPr>
+        <w:pStyle w:val="BodyText"/>
+      </w:pPr>
+      <w:r>
+        <w:rPr>
+          <w:b/>
+          <w:bCs/>
+        </w:rPr>
+        <w:t xml:space="preserve">“Error Code: 1046. No database selected”</w:t>
+      </w:r>
+    </w:p>
+    <w:p>
+      <w:pPr>
+        <w:pStyle w:val="BodyText"/>
+      </w:pPr>
+      <w:r>
+        <w:t xml:space="preserve">You probably ran only a highlighted piece of the file rather than the whole thing. Make sure nothing is selected in the editor, then click the lightning bolt again. (Workbench runs only the highlighted text if you have some highlighted.)</w:t>
+      </w:r>
+    </w:p>
+    <w:p>
+      <w:pPr>
+        <w:pStyle w:val="BodyText"/>
+      </w:pPr>
+      <w:r>
+        <w:rPr>
+          <w:b/>
+          <w:bCs/>
+        </w:rPr>
+        <w:t xml:space="preserve">“Unknown database</w:t>
+      </w:r>
+      <w:r>
+        <w:rPr>
+          <w:b/>
+          <w:bCs/>
+        </w:rPr>
+        <w:t xml:space="preserve"> </w:t>
+      </w:r>
+      <w:r>
+        <w:rPr>
+          <w:b/>
+          <w:bCs/>
+        </w:rPr>
+        <w:t xml:space="preserve">‘sakila’</w:t>
+      </w:r>
+      <w:r>
+        <w:rPr>
+          <w:b/>
+          <w:bCs/>
+        </w:rPr>
+        <w:t xml:space="preserve">”</w:t>
+      </w:r>
+    </w:p>
+    <w:p>
+      <w:pPr>
+        <w:pStyle w:val="BodyText"/>
+      </w:pPr>
+      <w:r>
+        <w:t xml:space="preserve">The schema file didn’t finish successfully. Run</w:t>
+      </w:r>
+      <w:r>
+        <w:t xml:space="preserve"> </w:t>
+      </w:r>
+      <w:r>
+        <w:rPr>
+          <w:rStyle w:val="VerbatimChar"/>
+        </w:rPr>
+        <w:t xml:space="preserve">sakila-schema.sql</w:t>
+      </w:r>
+      <w:r>
+        <w:t xml:space="preserve"> </w:t>
+      </w:r>
+      <w:r>
+        <w:t xml:space="preserve">again and watch for red error rows at the bottom.</w:t>
+      </w:r>
+    </w:p>
+    <w:p>
+      <w:pPr>
+        <w:pStyle w:val="BodyText"/>
+      </w:pPr>
+      <w:r>
+        <w:rPr>
+          <w:b/>
+          <w:bCs/>
+        </w:rPr>
+        <w:t xml:space="preserve">“Lost connection to MySQL server during query”</w:t>
+      </w:r>
+      <w:r>
+        <w:rPr>
+          <w:b/>
+          <w:bCs/>
+        </w:rPr>
+        <w:t xml:space="preserve"> </w:t>
+      </w:r>
+      <w:r>
+        <w:rPr>
+          <w:b/>
+          <w:bCs/>
+        </w:rPr>
+        <w:t xml:space="preserve">while loading the data</w:t>
+      </w:r>
+    </w:p>
+    <w:p>
+      <w:pPr>
+        <w:pStyle w:val="BodyText"/>
+      </w:pPr>
+      <w:r>
+        <w:t xml:space="preserve">The data file took longer than Workbench’s patience. Raise the limit:</w:t>
+      </w:r>
+    </w:p>
+    <w:p>
+      <w:pPr>
+        <w:pStyle w:val="Compact"/>
+        <w:numPr>
+          <w:ilvl w:val="0"/>
+          <w:numId w:val="1042"/>
+        </w:numPr>
+      </w:pPr>
+      <w:r>
+        <w:rPr>
+          <w:b/>
+          <w:bCs/>
+        </w:rPr>
+        <w:t xml:space="preserve">Windows:</w:t>
+      </w:r>
+      <w:r>
+        <w:t xml:space="preserve"> </w:t>
+      </w:r>
+      <w:r>
+        <w:rPr>
+          <w:b/>
+          <w:bCs/>
+        </w:rPr>
+        <w:t xml:space="preserve">Edit → Preferences → SQL Editor</w:t>
+      </w:r>
+    </w:p>
+    <w:p>
+      <w:pPr>
+        <w:pStyle w:val="Compact"/>
+        <w:numPr>
+          <w:ilvl w:val="0"/>
+          <w:numId w:val="1042"/>
+        </w:numPr>
+      </w:pPr>
+      <w:r>
+        <w:rPr>
+          <w:b/>
+          <w:bCs/>
+        </w:rPr>
+        <w:t xml:space="preserve">Mac:</w:t>
+      </w:r>
+      <w:r>
+        <w:t xml:space="preserve"> </w:t>
+      </w:r>
+      <w:r>
+        <w:rPr>
+          <w:b/>
+          <w:bCs/>
+        </w:rPr>
+        <w:t xml:space="preserve">MySQLWorkbench → Settings (or Preferences) → SQL Editor</w:t>
+      </w:r>
+    </w:p>
+    <w:p>
+      <w:pPr>
+        <w:pStyle w:val="FirstParagraph"/>
+      </w:pPr>
+      <w:r>
+        <w:t xml:space="preserve">Find</w:t>
+      </w:r>
+      <w:r>
+        <w:t xml:space="preserve"> </w:t>
+      </w:r>
+      <w:r>
+        <w:rPr>
+          <w:b/>
+          <w:bCs/>
+        </w:rPr>
+        <w:t xml:space="preserve">DBMS connection read timeout interval (in seconds)</w:t>
+      </w:r>
+      <w:r>
+        <w:t xml:space="preserve">, change it to</w:t>
+      </w:r>
+      <w:r>
+        <w:t xml:space="preserve"> </w:t>
+      </w:r>
+      <w:r>
+        <w:rPr>
+          <w:rStyle w:val="VerbatimChar"/>
+        </w:rPr>
+        <w:t xml:space="preserve">600</w:t>
+      </w:r>
+      <w:r>
+        <w:t xml:space="preserve">, click</w:t>
+      </w:r>
+      <w:r>
+        <w:t xml:space="preserve"> </w:t>
+      </w:r>
+      <w:r>
+        <w:rPr>
+          <w:b/>
+          <w:bCs/>
+        </w:rPr>
+        <w:t xml:space="preserve">OK</w:t>
+      </w:r>
+      <w:r>
+        <w:t xml:space="preserve">, then</w:t>
+      </w:r>
+      <w:r>
+        <w:t xml:space="preserve"> </w:t>
+      </w:r>
+      <w:r>
+        <w:rPr>
+          <w:b/>
+          <w:bCs/>
+        </w:rPr>
+        <w:t xml:space="preserve">fully close and reopen Workbench</w:t>
+      </w:r>
+      <w:r>
+        <w:t xml:space="preserve"> </w:t>
+      </w:r>
+      <w:r>
+        <w:t xml:space="preserve">before trying again.</w:t>
+      </w:r>
+    </w:p>
+    <w:p>
+      <w:pPr>
+        <w:pStyle w:val="BodyText"/>
+      </w:pPr>
+      <w:r>
+        <w:rPr>
+          <w:rStyle w:val="VerbatimChar"/>
+          <w:b/>
+          <w:bCs/>
+        </w:rPr>
+        <w:t xml:space="preserve">sakila</w:t>
+      </w:r>
+      <w:r>
+        <w:rPr>
+          <w:b/>
+          <w:bCs/>
+        </w:rPr>
+        <w:t xml:space="preserve"> </w:t>
+      </w:r>
+      <w:r>
+        <w:rPr>
+          <w:b/>
+          <w:bCs/>
+        </w:rPr>
+        <w:t xml:space="preserve">doesn’t appear in the Schemas list</w:t>
+      </w:r>
+    </w:p>
+    <w:p>
+      <w:pPr>
+        <w:pStyle w:val="BodyText"/>
+      </w:pPr>
+      <w:r>
+        <w:t xml:space="preserve">Click the refresh arrow (⟳) at the top of the Schemas panel. Workbench doesn’t notice new databases on its own.</w:t>
+      </w:r>
+    </w:p>
+    <w:p>
+      <w:pPr>
+        <w:pStyle w:val="BodyText"/>
+      </w:pPr>
+      <w:r>
+        <w:rPr>
+          <w:b/>
+          <w:bCs/>
+        </w:rPr>
+        <w:t xml:space="preserve">Everything ran but</w:t>
+      </w:r>
+      <w:r>
+        <w:rPr>
+          <w:b/>
+          <w:bCs/>
+        </w:rPr>
+        <w:t xml:space="preserve"> </w:t>
+      </w:r>
+      <w:r>
+        <w:rPr>
+          <w:rStyle w:val="VerbatimChar"/>
+          <w:b/>
+          <w:bCs/>
+        </w:rPr>
+        <w:t xml:space="preserve">SELECT COUNT(*) FROM film;</w:t>
+      </w:r>
+      <w:r>
+        <w:rPr>
+          <w:b/>
+          <w:bCs/>
+        </w:rPr>
+        <w:t xml:space="preserve"> </w:t>
+      </w:r>
+      <w:r>
+        <w:rPr>
+          <w:b/>
+          <w:bCs/>
+        </w:rPr>
+        <w:t xml:space="preserve">returns 0</w:t>
+      </w:r>
+    </w:p>
+    <w:p>
+      <w:pPr>
+        <w:pStyle w:val="BodyText"/>
+      </w:pPr>
+      <w:r>
+        <w:t xml:space="preserve">The schema loaded but the data didn’t. Run</w:t>
+      </w:r>
+      <w:r>
+        <w:t xml:space="preserve"> </w:t>
+      </w:r>
+      <w:r>
+        <w:rPr>
+          <w:rStyle w:val="VerbatimChar"/>
+        </w:rPr>
+        <w:t xml:space="preserve">sakila-data.sql</w:t>
+      </w:r>
+      <w:r>
+        <w:t xml:space="preserve"> </w:t>
+      </w:r>
+      <w:r>
+        <w:t xml:space="preserve">again and watch the bottom panel for errors.</w:t>
+      </w:r>
+    </w:p>
+    <w:bookmarkEnd w:id="60"/>
+    <w:bookmarkStart w:id="61" w:name="optional-see-the-database-as-a-diagram"/>
+    <w:p>
+      <w:pPr>
+        <w:pStyle w:val="Heading2"/>
+      </w:pPr>
+      <w:r>
+        <w:t xml:space="preserve">Optional: see the database as a diagram</w:t>
+      </w:r>
+    </w:p>
+    <w:p>
+      <w:pPr>
+        <w:pStyle w:val="FirstParagraph"/>
+      </w:pPr>
+      <w:r>
+        <w:t xml:space="preserve">The third file,</w:t>
+      </w:r>
+      <w:r>
+        <w:t xml:space="preserve"> </w:t>
+      </w:r>
+      <w:r>
+        <w:rPr>
+          <w:rStyle w:val="VerbatimChar"/>
+        </w:rPr>
+        <w:t xml:space="preserve">sakila.mwb</w:t>
+      </w:r>
+      <w:r>
+        <w:t xml:space="preserve">, is a visual map showing every table and how they connect. It’s genuinely useful when you’re trying to work out which table joins to which.</w:t>
+      </w:r>
+    </w:p>
+    <w:p>
+      <w:pPr>
+        <w:pStyle w:val="BodyText"/>
+      </w:pPr>
+      <w:r>
+        <w:t xml:space="preserve">In Workbench, choose</w:t>
+      </w:r>
+      <w:r>
+        <w:t xml:space="preserve"> </w:t>
+      </w:r>
+      <w:r>
+        <w:rPr>
+          <w:b/>
+          <w:bCs/>
+        </w:rPr>
+        <w:t xml:space="preserve">File → Open Model…</w:t>
+      </w:r>
+      <w:r>
+        <w:t xml:space="preserve"> </w:t>
+      </w:r>
+      <w:r>
+        <w:t xml:space="preserve">and pick</w:t>
+      </w:r>
+      <w:r>
+        <w:t xml:space="preserve"> </w:t>
+      </w:r>
+      <w:r>
+        <w:rPr>
+          <w:rStyle w:val="VerbatimChar"/>
+        </w:rPr>
+        <w:t xml:space="preserve">sakila.mwb</w:t>
+      </w:r>
+      <w:r>
+        <w:t xml:space="preserve">.</w:t>
+      </w:r>
+    </w:p>
+    <w:p>
+      <w:r>
+        <w:pict>
+          <v:rect style="width:0;height:1.5pt" o:hralign="center" o:hrstd="t" o:hr="t"/>
+        </w:pict>
+      </w:r>
+    </w:p>
+    <w:bookmarkEnd w:id="61"/>
+    <w:bookmarkEnd w:id="62"/>
+    <w:bookmarkStart w:id="70" w:name="part-5-when-something-goes-wrong"/>
+    <w:p>
+      <w:pPr>
+        <w:pStyle w:val="Heading1"/>
+      </w:pPr>
+      <w:r>
+        <w:t xml:space="preserve">Part 5 — When Something Goes Wrong</w:t>
+      </w:r>
+    </w:p>
+    <w:p>
+      <w:pPr>
+        <w:pStyle w:val="FirstParagraph"/>
+      </w:pPr>
+      <w:r>
+        <w:rPr>
+          <w:b/>
+          <w:bCs/>
+        </w:rPr>
+        <w:t xml:space="preserve">Something going wrong is normal.</w:t>
+      </w:r>
+      <w:r>
+        <w:t xml:space="preserve"> </w:t>
+      </w:r>
+      <w:r>
+        <w:t xml:space="preserve">Installing a database is one of the fussiest things people do on a laptop, and experienced programmers hit these same errors. Nothing here means you broke your computer or that you’re bad at this.</w:t>
+      </w:r>
+    </w:p>
+    <w:bookmarkStart w:id="63" w:name="X4076ccd29197af68701cc2d5dbc421b1ba167f4"/>
+    <w:p>
+      <w:pPr>
+        <w:pStyle w:val="Heading2"/>
+      </w:pPr>
+      <w:r>
+        <w:t xml:space="preserve">Before you panic: the five things to try first</w:t>
+      </w:r>
+    </w:p>
+    <w:p>
+      <w:pPr>
+        <w:pStyle w:val="FirstParagraph"/>
+      </w:pPr>
+      <w:r>
+        <w:t xml:space="preserve">Work down this list. It resolves the large majority of problems, and none of it can do any harm.</w:t>
+      </w:r>
+    </w:p>
+    <w:p>
+      <w:pPr>
+        <w:pStyle w:val="Compact"/>
+        <w:numPr>
+          <w:ilvl w:val="0"/>
+          <w:numId w:val="1043"/>
+        </w:numPr>
+      </w:pPr>
+      <w:r>
+        <w:rPr>
+          <w:b/>
+          <w:bCs/>
+        </w:rPr>
+        <w:t xml:space="preserve">Read the error message all the way through.</w:t>
+      </w:r>
+      <w:r>
+        <w:t xml:space="preserve"> </w:t>
+      </w:r>
+      <w:r>
+        <w:t xml:space="preserve">It usually says exactly what’s wrong in plain-ish English. See</w:t>
+      </w:r>
+      <w:r>
+        <w:t xml:space="preserve"> </w:t>
+      </w:r>
+      <w:r>
+        <w:rPr>
+          <w:i/>
+          <w:iCs/>
+        </w:rPr>
+        <w:t xml:space="preserve">How to read an error message</w:t>
+      </w:r>
+      <w:r>
+        <w:t xml:space="preserve"> </w:t>
+      </w:r>
+      <w:r>
+        <w:t xml:space="preserve">below.</w:t>
+      </w:r>
+    </w:p>
+    <w:p>
+      <w:pPr>
+        <w:pStyle w:val="Compact"/>
+        <w:numPr>
+          <w:ilvl w:val="0"/>
+          <w:numId w:val="1043"/>
+        </w:numPr>
+      </w:pPr>
+      <w:r>
+        <w:rPr>
+          <w:b/>
+          <w:bCs/>
+        </w:rPr>
+        <w:t xml:space="preserve">Close the program completely and open it again.</w:t>
+      </w:r>
+      <w:r>
+        <w:t xml:space="preserve"> </w:t>
+      </w:r>
+      <w:r>
+        <w:t xml:space="preserve">Not minimize — quit it. (Windows: the ✕ button. Mac:</w:t>
+      </w:r>
+      <w:r>
+        <w:t xml:space="preserve"> </w:t>
+      </w:r>
+      <w:r>
+        <w:rPr>
+          <w:b/>
+          <w:bCs/>
+        </w:rPr>
+        <w:t xml:space="preserve">⌘ + Q</w:t>
+      </w:r>
+      <w:r>
+        <w:t xml:space="preserve">, because closing the window doesn’t quit a Mac app.)</w:t>
+      </w:r>
+    </w:p>
+    <w:p>
+      <w:pPr>
+        <w:pStyle w:val="Compact"/>
+        <w:numPr>
+          <w:ilvl w:val="0"/>
+          <w:numId w:val="1043"/>
+        </w:numPr>
+      </w:pPr>
+      <w:r>
+        <w:rPr>
+          <w:b/>
+          <w:bCs/>
+        </w:rPr>
+        <w:t xml:space="preserve">Restart your laptop.</w:t>
+      </w:r>
+      <w:r>
+        <w:t xml:space="preserve"> </w:t>
+      </w:r>
+      <w:r>
+        <w:t xml:space="preserve">Genuinely. Half-finished installs are extremely common and a restart clears them.</w:t>
+      </w:r>
+    </w:p>
+    <w:p>
+      <w:pPr>
+        <w:pStyle w:val="Compact"/>
+        <w:numPr>
+          <w:ilvl w:val="0"/>
+          <w:numId w:val="1043"/>
+        </w:numPr>
+      </w:pPr>
+      <w:r>
+        <w:rPr>
+          <w:b/>
+          <w:bCs/>
+        </w:rPr>
+        <w:t xml:space="preserve">Check the Server is actually running</w:t>
+      </w:r>
+      <w:r>
+        <w:t xml:space="preserve"> </w:t>
+      </w:r>
+      <w:r>
+        <w:t xml:space="preserve">— see</w:t>
+      </w:r>
+      <w:r>
+        <w:t xml:space="preserve"> </w:t>
+      </w:r>
+      <w:r>
+        <w:rPr>
+          <w:i/>
+          <w:iCs/>
+        </w:rPr>
+        <w:t xml:space="preserve">“Can’t connect to MySQL server”</w:t>
+      </w:r>
+      <w:r>
+        <w:t xml:space="preserve"> </w:t>
+      </w:r>
+      <w:r>
+        <w:t xml:space="preserve">below. An enormous share of</w:t>
+      </w:r>
+      <w:r>
+        <w:t xml:space="preserve"> </w:t>
+      </w:r>
+      <w:r>
+        <w:t xml:space="preserve">“Workbench is broken”</w:t>
+      </w:r>
+      <w:r>
+        <w:t xml:space="preserve"> </w:t>
+      </w:r>
+      <w:r>
+        <w:t xml:space="preserve">reports are just the Server being switched off.</w:t>
+      </w:r>
+    </w:p>
+    <w:p>
+      <w:pPr>
+        <w:pStyle w:val="Compact"/>
+        <w:numPr>
+          <w:ilvl w:val="0"/>
+          <w:numId w:val="1043"/>
+        </w:numPr>
+      </w:pPr>
+      <w:r>
+        <w:rPr>
+          <w:b/>
+          <w:bCs/>
+        </w:rPr>
+        <w:t xml:space="preserve">Try the step again from the beginning.</w:t>
+      </w:r>
+      <w:r>
+        <w:t xml:space="preserve"> </w:t>
+      </w:r>
+      <w:r>
+        <w:t xml:space="preserve">Re-running an installer is safe. It will not duplicate anything or corrupt what’s there.</w:t>
+      </w:r>
+    </w:p>
+    <w:p>
+      <w:pPr>
+        <w:pStyle w:val="FirstParagraph"/>
+      </w:pPr>
+      <w:r>
+        <w:t xml:space="preserve">If all five fail, go to the specific error lists further down.</w:t>
+      </w:r>
+    </w:p>
+    <w:bookmarkEnd w:id="63"/>
+    <w:bookmarkStart w:id="64" w:name="how-to-read-an-error-message"/>
+    <w:p>
+      <w:pPr>
+        <w:pStyle w:val="Heading2"/>
+      </w:pPr>
+      <w:r>
+        <w:t xml:space="preserve">How to read an error message</w:t>
+      </w:r>
+    </w:p>
+    <w:p>
+      <w:pPr>
+        <w:pStyle w:val="FirstParagraph"/>
+      </w:pPr>
+      <w:r>
+        <w:t xml:space="preserve">Error messages look like noise, but they follow a pattern. Take this one:</w:t>
+      </w:r>
+    </w:p>
+    <w:p>
+      <w:pPr>
+        <w:pStyle w:val="SourceCode"/>
+      </w:pPr>
+      <w:r>
+        <w:rPr>
+          <w:rStyle w:val="VerbatimChar"/>
+        </w:rPr>
+        <w:t xml:space="preserve">Can't connect to MySQL server on '127.0.0.1' (10061)</w:t>
+      </w:r>
+    </w:p>
+    <w:p>
+      <w:pPr>
+        <w:pStyle w:val="Compact"/>
+        <w:numPr>
+          <w:ilvl w:val="0"/>
+          <w:numId w:val="1044"/>
+        </w:numPr>
+      </w:pPr>
+      <w:r>
+        <w:rPr>
+          <w:rStyle w:val="VerbatimChar"/>
+          <w:b/>
+          <w:bCs/>
+        </w:rPr>
+        <w:t xml:space="preserve">Can't connect to MySQL server</w:t>
+      </w:r>
+      <w:r>
+        <w:t xml:space="preserve"> </w:t>
+      </w:r>
+      <w:r>
+        <w:t xml:space="preserve">— the plain-English part.</w:t>
+      </w:r>
+      <w:r>
+        <w:t xml:space="preserve"> </w:t>
+      </w:r>
+      <w:r>
+        <w:rPr>
+          <w:i/>
+          <w:iCs/>
+        </w:rPr>
+        <w:t xml:space="preserve">This</w:t>
+      </w:r>
+      <w:r>
+        <w:t xml:space="preserve"> </w:t>
+      </w:r>
+      <w:r>
+        <w:t xml:space="preserve">is the actual problem. Read this bit first, and ignore everything else on the first pass.</w:t>
+      </w:r>
+    </w:p>
+    <w:p>
+      <w:pPr>
+        <w:pStyle w:val="Compact"/>
+        <w:numPr>
+          <w:ilvl w:val="0"/>
+          <w:numId w:val="1044"/>
+        </w:numPr>
+      </w:pPr>
+      <w:r>
+        <w:rPr>
+          <w:rStyle w:val="VerbatimChar"/>
+          <w:b/>
+          <w:bCs/>
+        </w:rPr>
+        <w:t xml:space="preserve">'127.0.0.1'</w:t>
+      </w:r>
+      <w:r>
+        <w:t xml:space="preserve"> </w:t>
+      </w:r>
+      <w:r>
+        <w:t xml:space="preserve">— where it tried to look (your own computer)</w:t>
+      </w:r>
+    </w:p>
+    <w:p>
+      <w:pPr>
+        <w:pStyle w:val="Compact"/>
+        <w:numPr>
+          <w:ilvl w:val="0"/>
+          <w:numId w:val="1044"/>
+        </w:numPr>
+      </w:pPr>
+      <w:r>
+        <w:rPr>
+          <w:rStyle w:val="VerbatimChar"/>
+          <w:b/>
+          <w:bCs/>
+        </w:rPr>
+        <w:t xml:space="preserve">(10061)</w:t>
+      </w:r>
+      <w:r>
+        <w:t xml:space="preserve"> </w:t>
+      </w:r>
+      <w:r>
+        <w:t xml:space="preserve">— an error number. Useless to you, useful for searching.</w:t>
+      </w:r>
+    </w:p>
+    <w:p>
+      <w:pPr>
+        <w:pStyle w:val="FirstParagraph"/>
+      </w:pPr>
+      <w:r>
+        <w:t xml:space="preserve">Two habits that will serve you for the rest of your degree:</w:t>
+      </w:r>
+    </w:p>
+    <w:p>
+      <w:pPr>
+        <w:pStyle w:val="Compact"/>
+        <w:numPr>
+          <w:ilvl w:val="0"/>
+          <w:numId w:val="1045"/>
+        </w:numPr>
+      </w:pPr>
+      <w:r>
+        <w:rPr>
+          <w:b/>
+          <w:bCs/>
+        </w:rPr>
+        <w:t xml:space="preserve">Read the first line, not the last.</w:t>
+      </w:r>
+      <w:r>
+        <w:t xml:space="preserve"> </w:t>
+      </w:r>
+      <w:r>
+        <w:t xml:space="preserve">Long errors pile up consequences underneath the real cause. The top line is usually the one that matters.</w:t>
+      </w:r>
+    </w:p>
+    <w:p>
+      <w:pPr>
+        <w:pStyle w:val="Compact"/>
+        <w:numPr>
+          <w:ilvl w:val="0"/>
+          <w:numId w:val="1045"/>
+        </w:numPr>
+      </w:pPr>
+      <w:r>
+        <w:rPr>
+          <w:b/>
+          <w:bCs/>
+        </w:rPr>
+        <w:t xml:space="preserve">Copy the message and search it.</w:t>
+      </w:r>
+      <w:r>
+        <w:t xml:space="preserve"> </w:t>
+      </w:r>
+      <w:r>
+        <w:t xml:space="preserve">Paste the exact text into Google, minus anything personal like your username or file path. Thousands of people have hit the identical error. Results from</w:t>
+      </w:r>
+      <w:r>
+        <w:t xml:space="preserve"> </w:t>
+      </w:r>
+      <w:r>
+        <w:rPr>
+          <w:b/>
+          <w:bCs/>
+        </w:rPr>
+        <w:t xml:space="preserve">stackoverflow.com</w:t>
+      </w:r>
+      <w:r>
+        <w:t xml:space="preserve"> </w:t>
+      </w:r>
+      <w:r>
+        <w:t xml:space="preserve">and</w:t>
+      </w:r>
+      <w:r>
+        <w:t xml:space="preserve"> </w:t>
+      </w:r>
+      <w:r>
+        <w:rPr>
+          <w:b/>
+          <w:bCs/>
+        </w:rPr>
+        <w:t xml:space="preserve">dev.mysql.com</w:t>
+      </w:r>
+      <w:r>
+        <w:t xml:space="preserve"> </w:t>
+      </w:r>
+      <w:r>
+        <w:t xml:space="preserve">are usually the reliable ones.</w:t>
+      </w:r>
+    </w:p>
+    <w:bookmarkEnd w:id="64"/>
+    <w:bookmarkStart w:id="65" w:name="Xd9e02f5e9f6f5068d643abf2be2630e95cc4cc4"/>
+    <w:p>
+      <w:pPr>
+        <w:pStyle w:val="Heading2"/>
+      </w:pPr>
+      <w:r>
+        <w:t xml:space="preserve">How to take a screenshot (for asking for help)</w:t>
+      </w:r>
+    </w:p>
+    <w:p>
+      <w:pPr>
+        <w:pStyle w:val="FirstParagraph"/>
+      </w:pPr>
+      <w:r>
+        <w:t xml:space="preserve">A photo of the error gets you help ten times faster than describing it.</w:t>
+      </w:r>
+    </w:p>
+    <w:p>
+      <w:pPr>
+        <w:pStyle w:val="Compact"/>
+        <w:numPr>
+          <w:ilvl w:val="0"/>
+          <w:numId w:val="1046"/>
+        </w:numPr>
+      </w:pPr>
+      <w:r>
+        <w:rPr>
+          <w:b/>
+          <w:bCs/>
+        </w:rPr>
+        <w:t xml:space="preserve">Windows:</w:t>
+      </w:r>
+      <w:r>
+        <w:t xml:space="preserve"> </w:t>
+      </w:r>
+      <w:r>
+        <w:t xml:space="preserve">press</w:t>
+      </w:r>
+      <w:r>
+        <w:t xml:space="preserve"> </w:t>
+      </w:r>
+      <w:r>
+        <w:rPr>
+          <w:b/>
+          <w:bCs/>
+        </w:rPr>
+        <w:t xml:space="preserve">Windows key + Shift + S</w:t>
+      </w:r>
+      <w:r>
+        <w:t xml:space="preserve">, drag a box around the error, then paste into your email or message with</w:t>
+      </w:r>
+      <w:r>
+        <w:t xml:space="preserve"> </w:t>
+      </w:r>
+      <w:r>
+        <w:rPr>
+          <w:b/>
+          <w:bCs/>
+        </w:rPr>
+        <w:t xml:space="preserve">Ctrl + V</w:t>
+      </w:r>
+      <w:r>
+        <w:t xml:space="preserve">.</w:t>
+      </w:r>
+    </w:p>
+    <w:p>
+      <w:pPr>
+        <w:pStyle w:val="Compact"/>
+        <w:numPr>
+          <w:ilvl w:val="0"/>
+          <w:numId w:val="1046"/>
+        </w:numPr>
+      </w:pPr>
+      <w:r>
+        <w:rPr>
+          <w:b/>
+          <w:bCs/>
+        </w:rPr>
+        <w:t xml:space="preserve">Mac:</w:t>
+      </w:r>
+      <w:r>
+        <w:t xml:space="preserve"> </w:t>
+      </w:r>
+      <w:r>
+        <w:t xml:space="preserve">press</w:t>
+      </w:r>
+      <w:r>
+        <w:t xml:space="preserve"> </w:t>
+      </w:r>
+      <w:r>
+        <w:rPr>
+          <w:b/>
+          <w:bCs/>
+        </w:rPr>
+        <w:t xml:space="preserve">⌘ + Shift + 4</w:t>
+      </w:r>
+      <w:r>
+        <w:t xml:space="preserve">, drag a box around the error. The image saves to your Desktop.</w:t>
+      </w:r>
+    </w:p>
+    <w:p>
+      <w:pPr>
+        <w:pStyle w:val="FirstParagraph"/>
+      </w:pPr>
+      <w:r>
+        <w:t xml:space="preserve">Capture the</w:t>
+      </w:r>
+      <w:r>
+        <w:t xml:space="preserve"> </w:t>
+      </w:r>
+      <w:r>
+        <w:rPr>
+          <w:b/>
+          <w:bCs/>
+        </w:rPr>
+        <w:t xml:space="preserve">whole window</w:t>
+      </w:r>
+      <w:r>
+        <w:t xml:space="preserve">, not just the red text — the surrounding context is often what identifies the problem.</w:t>
+      </w:r>
+    </w:p>
+    <w:bookmarkEnd w:id="65"/>
+    <w:bookmarkStart w:id="66" w:name="Xc128742142d4a5e4c8d252cceb0e188e110ca65"/>
+    <w:p>
+      <w:pPr>
+        <w:pStyle w:val="Heading2"/>
+      </w:pPr>
+      <w:r>
+        <w:t xml:space="preserve">Problems that happen before you even get installed</w:t>
+      </w:r>
+    </w:p>
+    <w:p>
+      <w:pPr>
+        <w:pStyle w:val="FirstParagraph"/>
+      </w:pPr>
+      <w:r>
+        <w:rPr>
+          <w:b/>
+          <w:bCs/>
+        </w:rPr>
+        <w:t xml:space="preserve">The download is extremely slow, stalls, or fails partway</w:t>
+      </w:r>
+    </w:p>
+    <w:p>
+      <w:pPr>
+        <w:pStyle w:val="BodyText"/>
+      </w:pPr>
+      <w:r>
+        <w:t xml:space="preserve">The files are large and Oracle’s servers are sometimes slow. Let it run, and don’t put the laptop to sleep while it downloads. If it dies partway, delete the partial file and start the download over — a half-downloaded installer produces confusing errors later.</w:t>
+      </w:r>
+    </w:p>
+    <w:p>
+      <w:pPr>
+        <w:pStyle w:val="BodyText"/>
+      </w:pPr>
+      <w:r>
+        <w:rPr>
+          <w:b/>
+          <w:bCs/>
+        </w:rPr>
+        <w:t xml:space="preserve">Campus Wi-Fi or a VPN is blocking the download</w:t>
+      </w:r>
+    </w:p>
+    <w:p>
+      <w:pPr>
+        <w:pStyle w:val="BodyText"/>
+      </w:pPr>
+      <w:r>
+        <w:t xml:space="preserve">Some school networks block large downloads or certain sites. Try again on home Wi-Fi or a phone hotspot, or disconnect your VPN first.</w:t>
+      </w:r>
+    </w:p>
+    <w:p>
+      <w:pPr>
+        <w:pStyle w:val="BodyText"/>
+      </w:pPr>
+      <w:r>
+        <w:rPr>
+          <w:b/>
+          <w:bCs/>
+        </w:rPr>
+        <w:t xml:space="preserve">“You need administrator privileges”</w:t>
+      </w:r>
+      <w:r>
+        <w:rPr>
+          <w:b/>
+          <w:bCs/>
+        </w:rPr>
+        <w:t xml:space="preserve"> </w:t>
+      </w:r>
+      <w:r>
+        <w:rPr>
+          <w:b/>
+          <w:bCs/>
+        </w:rPr>
+        <w:t xml:space="preserve">/ the installer won’t run</w:t>
+      </w:r>
+    </w:p>
+    <w:p>
+      <w:pPr>
+        <w:pStyle w:val="BodyText"/>
+      </w:pPr>
+      <w:r>
+        <w:t xml:space="preserve">You need to be on an account that’s allowed to install software. On a personal laptop you usually are. On a</w:t>
+      </w:r>
+      <w:r>
+        <w:t xml:space="preserve"> </w:t>
+      </w:r>
+      <w:r>
+        <w:rPr>
+          <w:b/>
+          <w:bCs/>
+        </w:rPr>
+        <w:t xml:space="preserve">school- or work-issued laptop</w:t>
+      </w:r>
+      <w:r>
+        <w:t xml:space="preserve">, you may be locked out by IT — that’s not something you can fix yourself, and you should contact your IT help desk or your instructor rather than fighting it.</w:t>
+      </w:r>
+    </w:p>
+    <w:p>
+      <w:pPr>
+        <w:pStyle w:val="BodyText"/>
+      </w:pPr>
+      <w:r>
+        <w:rPr>
+          <w:b/>
+          <w:bCs/>
+        </w:rPr>
+        <w:t xml:space="preserve">Not enough disk space</w:t>
+      </w:r>
+    </w:p>
+    <w:p>
+      <w:pPr>
+        <w:pStyle w:val="BodyText"/>
+      </w:pPr>
+      <w:r>
+        <w:t xml:space="preserve">MySQL Server plus Workbench need roughly</w:t>
+      </w:r>
+      <w:r>
+        <w:t xml:space="preserve"> </w:t>
+      </w:r>
+      <w:r>
+        <w:rPr>
+          <w:b/>
+          <w:bCs/>
+        </w:rPr>
+        <w:t xml:space="preserve">3 GB</w:t>
+      </w:r>
+      <w:r>
+        <w:t xml:space="preserve"> </w:t>
+      </w:r>
+      <w:r>
+        <w:t xml:space="preserve">free, more during installation. Empty your Trash/Recycle Bin and clear your Downloads folder if you’re tight on space.</w:t>
+      </w:r>
+    </w:p>
+    <w:p>
+      <w:pPr>
+        <w:pStyle w:val="BodyText"/>
+      </w:pPr>
+      <w:r>
+        <w:rPr>
+          <w:b/>
+          <w:bCs/>
+        </w:rPr>
+        <w:t xml:space="preserve">Antivirus software blocks or quarantines the installer</w:t>
+      </w:r>
+    </w:p>
+    <w:p>
+      <w:pPr>
+        <w:pStyle w:val="BodyText"/>
+      </w:pPr>
+      <w:r>
+        <w:t xml:space="preserve">Some antivirus programs flag database installers because they open a network port. If your antivirus removes the file, re-download it from</w:t>
+      </w:r>
+      <w:r>
+        <w:t xml:space="preserve"> </w:t>
+      </w:r>
+      <w:r>
+        <w:rPr>
+          <w:b/>
+          <w:bCs/>
+        </w:rPr>
+        <w:t xml:space="preserve">dev.mysql.com only</w:t>
+      </w:r>
+      <w:r>
+        <w:t xml:space="preserve"> </w:t>
+      </w:r>
+      <w:r>
+        <w:t xml:space="preserve">and, if needed, pause your antivirus for the few minutes the install takes — then turn it back on.</w:t>
+      </w:r>
+    </w:p>
+    <w:p>
+      <w:pPr>
+        <w:pStyle w:val="BodyText"/>
+      </w:pPr>
+      <w:r>
+        <w:rPr>
+          <w:b/>
+          <w:bCs/>
+        </w:rPr>
+        <w:t xml:space="preserve">My Mac says the app requires a newer version of macOS</w:t>
+      </w:r>
+    </w:p>
+    <w:p>
+      <w:pPr>
+        <w:pStyle w:val="BodyText"/>
+      </w:pPr>
+      <w:r>
+        <w:t xml:space="preserve">Your Mac is older than the version MySQL was built for. Go to the download page, click the</w:t>
+      </w:r>
+      <w:r>
+        <w:t xml:space="preserve"> </w:t>
+      </w:r>
+      <w:r>
+        <w:rPr>
+          <w:b/>
+          <w:bCs/>
+        </w:rPr>
+        <w:t xml:space="preserve">Archives</w:t>
+      </w:r>
+      <w:r>
+        <w:t xml:space="preserve"> </w:t>
+      </w:r>
+      <w:r>
+        <w:t xml:space="preserve">link, and pick a slightly older MySQL release. Bring this to your instructor if you get stuck — older Macs sometimes need a specific pairing.</w:t>
+      </w:r>
+    </w:p>
+    <w:bookmarkEnd w:id="66"/>
+    <w:bookmarkStart w:id="67" w:name="both-windows-and-mac"/>
+    <w:p>
+      <w:pPr>
+        <w:pStyle w:val="Heading2"/>
+      </w:pPr>
+      <w:r>
+        <w:t xml:space="preserve">Both Windows and Mac</w:t>
+      </w:r>
+    </w:p>
+    <w:p>
+      <w:pPr>
+        <w:pStyle w:val="FirstParagraph"/>
+      </w:pPr>
+      <w:r>
+        <w:rPr>
+          <w:b/>
+          <w:bCs/>
+        </w:rPr>
+        <w:t xml:space="preserve">“Access denied for user</w:t>
+      </w:r>
+      <w:r>
+        <w:rPr>
+          <w:b/>
+          <w:bCs/>
+        </w:rPr>
+        <w:t xml:space="preserve"> </w:t>
+      </w:r>
+      <w:r>
+        <w:rPr>
+          <w:b/>
+          <w:bCs/>
+        </w:rPr>
+        <w:t xml:space="preserve">‘root’</w:t>
+      </w:r>
+      <w:r>
+        <w:rPr>
+          <w:b/>
+          <w:bCs/>
+        </w:rPr>
+        <w:t xml:space="preserve">@</w:t>
+      </w:r>
+      <w:r>
+        <w:rPr>
+          <w:b/>
+          <w:bCs/>
+        </w:rPr>
+        <w:t xml:space="preserve">‘localhost’</w:t>
+      </w:r>
+      <w:r>
+        <w:rPr>
+          <w:b/>
+          <w:bCs/>
+        </w:rPr>
+        <w:t xml:space="preserve">”</w:t>
+      </w:r>
+    </w:p>
+    <w:p>
+      <w:pPr>
+        <w:pStyle w:val="BodyText"/>
+      </w:pPr>
+      <w:r>
+        <w:t xml:space="preserve">The password is wrong. This almost always means you’re typing your laptop password instead of the root password you created during setup. Try again carefully.</w:t>
+      </w:r>
+    </w:p>
+    <w:p>
+      <w:pPr>
+        <w:pStyle w:val="BodyText"/>
+      </w:pPr>
+      <w:r>
+        <w:t xml:space="preserve">If you truly can’t remember it, see</w:t>
+      </w:r>
+      <w:r>
+        <w:t xml:space="preserve"> </w:t>
+      </w:r>
+      <w:r>
+        <w:rPr>
+          <w:i/>
+          <w:iCs/>
+        </w:rPr>
+        <w:t xml:space="preserve">“I forgot my root password”</w:t>
+      </w:r>
+      <w:r>
+        <w:t xml:space="preserve"> </w:t>
+      </w:r>
+      <w:r>
+        <w:t xml:space="preserve">below.</w:t>
+      </w:r>
+    </w:p>
+    <w:p>
+      <w:pPr>
+        <w:pStyle w:val="BodyText"/>
+      </w:pPr>
+      <w:r>
+        <w:rPr>
+          <w:b/>
+          <w:bCs/>
+        </w:rPr>
+        <w:t xml:space="preserve">“Can’t connect to MySQL server on</w:t>
+      </w:r>
+      <w:r>
+        <w:rPr>
+          <w:b/>
+          <w:bCs/>
+        </w:rPr>
+        <w:t xml:space="preserve"> </w:t>
+      </w:r>
+      <w:r>
+        <w:rPr>
+          <w:b/>
+          <w:bCs/>
+        </w:rPr>
+        <w:t xml:space="preserve">‘127.0.0.1’</w:t>
+      </w:r>
+      <w:r>
+        <w:rPr>
+          <w:b/>
+          <w:bCs/>
+        </w:rPr>
+        <w:t xml:space="preserve">”</w:t>
+      </w:r>
+      <w:r>
+        <w:t xml:space="preserve"> </w:t>
+      </w:r>
+      <w:r>
+        <w:t xml:space="preserve">or</w:t>
+      </w:r>
+      <w:r>
+        <w:t xml:space="preserve"> </w:t>
+      </w:r>
+      <w:r>
+        <w:rPr>
+          <w:b/>
+          <w:bCs/>
+        </w:rPr>
+        <w:t xml:space="preserve">error 2003 / 10061</w:t>
+      </w:r>
+    </w:p>
+    <w:p>
+      <w:pPr>
+        <w:pStyle w:val="BodyText"/>
+      </w:pPr>
+      <w:r>
+        <w:t xml:space="preserve">Workbench is running, but the Server isn’t. Workbench alone can’t do anything.</w:t>
+      </w:r>
+    </w:p>
+    <w:p>
+      <w:pPr>
+        <w:pStyle w:val="Compact"/>
+        <w:numPr>
+          <w:ilvl w:val="0"/>
+          <w:numId w:val="1047"/>
+        </w:numPr>
+      </w:pPr>
+      <w:r>
+        <w:rPr>
+          <w:b/>
+          <w:bCs/>
+        </w:rPr>
+        <w:t xml:space="preserve">Windows:</w:t>
+      </w:r>
+      <w:r>
+        <w:t xml:space="preserve"> </w:t>
+      </w:r>
+      <w:r>
+        <w:t xml:space="preserve">press the</w:t>
+      </w:r>
+      <w:r>
+        <w:t xml:space="preserve"> </w:t>
+      </w:r>
+      <w:r>
+        <w:rPr>
+          <w:b/>
+          <w:bCs/>
+        </w:rPr>
+        <w:t xml:space="preserve">Start</w:t>
+      </w:r>
+      <w:r>
+        <w:t xml:space="preserve"> </w:t>
+      </w:r>
+      <w:r>
+        <w:t xml:space="preserve">button, type</w:t>
+      </w:r>
+      <w:r>
+        <w:t xml:space="preserve"> </w:t>
+      </w:r>
+      <w:r>
+        <w:rPr>
+          <w:rStyle w:val="VerbatimChar"/>
+        </w:rPr>
+        <w:t xml:space="preserve">services</w:t>
+      </w:r>
+      <w:r>
+        <w:t xml:space="preserve">, open</w:t>
+      </w:r>
+      <w:r>
+        <w:t xml:space="preserve"> </w:t>
+      </w:r>
+      <w:r>
+        <w:rPr>
+          <w:b/>
+          <w:bCs/>
+        </w:rPr>
+        <w:t xml:space="preserve">Services</w:t>
+      </w:r>
+      <w:r>
+        <w:t xml:space="preserve">. Find</w:t>
+      </w:r>
+      <w:r>
+        <w:t xml:space="preserve"> </w:t>
+      </w:r>
+      <w:r>
+        <w:rPr>
+          <w:b/>
+          <w:bCs/>
+        </w:rPr>
+        <w:t xml:space="preserve">MySQL</w:t>
+      </w:r>
+      <w:r>
+        <w:t xml:space="preserve"> </w:t>
+      </w:r>
+      <w:r>
+        <w:t xml:space="preserve">in the list, right-click it, choose</w:t>
+      </w:r>
+      <w:r>
+        <w:t xml:space="preserve"> </w:t>
+      </w:r>
+      <w:r>
+        <w:rPr>
+          <w:b/>
+          <w:bCs/>
+        </w:rPr>
+        <w:t xml:space="preserve">Start</w:t>
+      </w:r>
+      <w:r>
+        <w:t xml:space="preserve">.</w:t>
+      </w:r>
+    </w:p>
+    <w:p>
+      <w:pPr>
+        <w:pStyle w:val="Compact"/>
+        <w:numPr>
+          <w:ilvl w:val="0"/>
+          <w:numId w:val="1047"/>
+        </w:numPr>
+      </w:pPr>
+      <w:r>
+        <w:rPr>
+          <w:b/>
+          <w:bCs/>
+        </w:rPr>
+        <w:t xml:space="preserve">Mac:</w:t>
+      </w:r>
+      <w:r>
+        <w:t xml:space="preserve"> </w:t>
+      </w:r>
+      <w:r>
+        <w:rPr>
+          <w:b/>
+          <w:bCs/>
+        </w:rPr>
+        <w:t xml:space="preserve">Apple menu</w:t>
+      </w:r>
+      <w:r>
+        <w:t xml:space="preserve"> </w:t>
+      </w:r>
+      <w:r>
+        <w:t xml:space="preserve">→</w:t>
+      </w:r>
+      <w:r>
+        <w:t xml:space="preserve"> </w:t>
+      </w:r>
+      <w:r>
+        <w:rPr>
+          <w:b/>
+          <w:bCs/>
+        </w:rPr>
+        <w:t xml:space="preserve">System Settings</w:t>
+      </w:r>
+      <w:r>
+        <w:t xml:space="preserve"> </w:t>
+      </w:r>
+      <w:r>
+        <w:t xml:space="preserve">→ scroll to the bottom →</w:t>
+      </w:r>
+      <w:r>
+        <w:t xml:space="preserve"> </w:t>
+      </w:r>
+      <w:r>
+        <w:rPr>
+          <w:b/>
+          <w:bCs/>
+        </w:rPr>
+        <w:t xml:space="preserve">MySQL</w:t>
+      </w:r>
+      <w:r>
+        <w:t xml:space="preserve"> </w:t>
+      </w:r>
+      <w:r>
+        <w:t xml:space="preserve">→</w:t>
+      </w:r>
+      <w:r>
+        <w:t xml:space="preserve"> </w:t>
+      </w:r>
+      <w:r>
+        <w:rPr>
+          <w:b/>
+          <w:bCs/>
+        </w:rPr>
+        <w:t xml:space="preserve">Start MySQL Server</w:t>
+      </w:r>
+      <w:r>
+        <w:t xml:space="preserve">.</w:t>
+      </w:r>
+    </w:p>
+    <w:p>
+      <w:pPr>
+        <w:pStyle w:val="FirstParagraph"/>
+      </w:pPr>
+      <w:r>
+        <w:t xml:space="preserve">If there’s no MySQL entry at all, the Server never got installed. Go back and do Part 1 Steps 2–3 (or Part 2 Steps 2–3).</w:t>
+      </w:r>
+    </w:p>
+    <w:p>
+      <w:pPr>
+        <w:pStyle w:val="BodyText"/>
+      </w:pPr>
+      <w:r>
+        <w:rPr>
+          <w:b/>
+          <w:bCs/>
+        </w:rPr>
+        <w:t xml:space="preserve">“Incompatible/nonstandard server version or connection protocol detected”</w:t>
+      </w:r>
+    </w:p>
+    <w:p>
+      <w:pPr>
+        <w:pStyle w:val="BodyText"/>
+      </w:pPr>
+      <w:r>
+        <w:t xml:space="preserve">Expected and harmless — Workbench 8.0.47 is older than Server 26.7.0 and says so. Tick</w:t>
+      </w:r>
+      <w:r>
+        <w:t xml:space="preserve"> </w:t>
+      </w:r>
+      <w:r>
+        <w:rPr>
+          <w:b/>
+          <w:bCs/>
+        </w:rPr>
+        <w:t xml:space="preserve">Don’t show this message again</w:t>
+      </w:r>
+      <w:r>
+        <w:t xml:space="preserve"> </w:t>
+      </w:r>
+      <w:r>
+        <w:t xml:space="preserve">and click</w:t>
+      </w:r>
+      <w:r>
+        <w:t xml:space="preserve"> </w:t>
+      </w:r>
+      <w:r>
+        <w:rPr>
+          <w:b/>
+          <w:bCs/>
+        </w:rPr>
+        <w:t xml:space="preserve">Continue Anyway</w:t>
+      </w:r>
+      <w:r>
+        <w:t xml:space="preserve">. See Part 3 for the full explanation.</w:t>
+      </w:r>
+    </w:p>
+    <w:p>
+      <w:pPr>
+        <w:pStyle w:val="BodyText"/>
+      </w:pPr>
+      <w:r>
+        <w:rPr>
+          <w:b/>
+          <w:bCs/>
+        </w:rPr>
+        <w:t xml:space="preserve">I can’t find Workbench 8.0.47 on the download page</w:t>
+      </w:r>
+    </w:p>
+    <w:p>
+      <w:pPr>
+        <w:pStyle w:val="BodyText"/>
+      </w:pPr>
+      <w:r>
+        <w:t xml:space="preserve">The main download page only offers the newest release. Version 8.0.47 is an older one, so it’s on the</w:t>
+      </w:r>
+      <w:r>
+        <w:t xml:space="preserve"> </w:t>
+      </w:r>
+      <w:r>
+        <w:rPr>
+          <w:b/>
+          <w:bCs/>
+        </w:rPr>
+        <w:t xml:space="preserve">Archives</w:t>
+      </w:r>
+      <w:r>
+        <w:t xml:space="preserve"> </w:t>
+      </w:r>
+      <w:r>
+        <w:t xml:space="preserve">page instead:</w:t>
+      </w:r>
+      <w:r>
+        <w:t xml:space="preserve"> </w:t>
+      </w:r>
+      <w:r>
+        <w:rPr>
+          <w:b/>
+          <w:bCs/>
+        </w:rPr>
+        <w:t xml:space="preserve">https://downloads.mysql.com/archives/workbench/</w:t>
+      </w:r>
+      <w:r>
+        <w:t xml:space="preserve"> </w:t>
+      </w:r>
+      <w:r>
+        <w:t xml:space="preserve">— then choose</w:t>
+      </w:r>
+      <w:r>
+        <w:t xml:space="preserve"> </w:t>
+      </w:r>
+      <w:r>
+        <w:rPr>
+          <w:b/>
+          <w:bCs/>
+        </w:rPr>
+        <w:t xml:space="preserve">8.0.47</w:t>
+      </w:r>
+      <w:r>
+        <w:t xml:space="preserve"> </w:t>
+      </w:r>
+      <w:r>
+        <w:t xml:space="preserve">in the</w:t>
+      </w:r>
+      <w:r>
+        <w:t xml:space="preserve"> </w:t>
+      </w:r>
+      <w:r>
+        <w:rPr>
+          <w:i/>
+          <w:iCs/>
+        </w:rPr>
+        <w:t xml:space="preserve">Product Version</w:t>
+      </w:r>
+      <w:r>
+        <w:t xml:space="preserve"> </w:t>
+      </w:r>
+      <w:r>
+        <w:t xml:space="preserve">dropdown.</w:t>
+      </w:r>
+    </w:p>
+    <w:p>
+      <w:pPr>
+        <w:pStyle w:val="BodyText"/>
+      </w:pPr>
+      <w:r>
+        <w:rPr>
+          <w:b/>
+          <w:bCs/>
+        </w:rPr>
+        <w:t xml:space="preserve">The download page keeps asking me to make an Oracle account</w:t>
+      </w:r>
+    </w:p>
+    <w:p>
+      <w:pPr>
+        <w:pStyle w:val="BodyText"/>
+      </w:pPr>
+      <w:r>
+        <w:t xml:space="preserve">You don’t need one. Scroll to the very bottom of that page and click the small link</w:t>
+      </w:r>
+      <w:r>
+        <w:t xml:space="preserve"> </w:t>
+      </w:r>
+      <w:r>
+        <w:rPr>
+          <w:b/>
+          <w:bCs/>
+        </w:rPr>
+        <w:t xml:space="preserve">“No thanks, just start my download.”</w:t>
+      </w:r>
+    </w:p>
+    <w:p>
+      <w:pPr>
+        <w:pStyle w:val="BodyText"/>
+      </w:pPr>
+      <w:r>
+        <w:rPr>
+          <w:b/>
+          <w:bCs/>
+        </w:rPr>
+        <w:t xml:space="preserve">I forgot my root password</w:t>
+      </w:r>
+    </w:p>
+    <w:p>
+      <w:pPr>
+        <w:pStyle w:val="BodyText"/>
+      </w:pPr>
+      <w:r>
+        <w:t xml:space="preserve">There is no recovery option. For a fresh class setup, the fastest fix by far is to uninstall MySQL Server and reinstall it, choosing a new password and writing it down this time.</w:t>
+      </w:r>
+    </w:p>
+    <w:p>
+      <w:pPr>
+        <w:pStyle w:val="Compact"/>
+        <w:numPr>
+          <w:ilvl w:val="0"/>
+          <w:numId w:val="1048"/>
+        </w:numPr>
+      </w:pPr>
+      <w:r>
+        <w:rPr>
+          <w:b/>
+          <w:bCs/>
+        </w:rPr>
+        <w:t xml:space="preserve">Windows:</w:t>
+      </w:r>
+      <w:r>
+        <w:t xml:space="preserve"> </w:t>
+      </w:r>
+      <w:r>
+        <w:t xml:space="preserve">Start →</w:t>
+      </w:r>
+      <w:r>
+        <w:t xml:space="preserve"> </w:t>
+      </w:r>
+      <w:r>
+        <w:rPr>
+          <w:b/>
+          <w:bCs/>
+        </w:rPr>
+        <w:t xml:space="preserve">Add or remove programs</w:t>
+      </w:r>
+      <w:r>
+        <w:t xml:space="preserve"> </w:t>
+      </w:r>
+      <w:r>
+        <w:t xml:space="preserve">→ uninstall everything starting with</w:t>
+      </w:r>
+      <w:r>
+        <w:t xml:space="preserve"> </w:t>
+      </w:r>
+      <w:r>
+        <w:rPr>
+          <w:b/>
+          <w:bCs/>
+        </w:rPr>
+        <w:t xml:space="preserve">MySQL</w:t>
+      </w:r>
+      <w:r>
+        <w:t xml:space="preserve"> </w:t>
+      </w:r>
+      <w:r>
+        <w:t xml:space="preserve">→ then redo Part 1.</w:t>
+      </w:r>
+    </w:p>
+    <w:p>
+      <w:pPr>
+        <w:pStyle w:val="Compact"/>
+        <w:numPr>
+          <w:ilvl w:val="0"/>
+          <w:numId w:val="1048"/>
+        </w:numPr>
+      </w:pPr>
+      <w:r>
+        <w:rPr>
+          <w:b/>
+          <w:bCs/>
+        </w:rPr>
+        <w:t xml:space="preserve">Mac:</w:t>
+      </w:r>
+      <w:r>
+        <w:t xml:space="preserve"> </w:t>
+      </w:r>
+      <w:r>
+        <w:rPr>
+          <w:b/>
+          <w:bCs/>
+        </w:rPr>
+        <w:t xml:space="preserve">Apple menu</w:t>
+      </w:r>
+      <w:r>
+        <w:t xml:space="preserve"> </w:t>
+      </w:r>
+      <w:r>
+        <w:t xml:space="preserve">→</w:t>
+      </w:r>
+      <w:r>
+        <w:t xml:space="preserve"> </w:t>
+      </w:r>
+      <w:r>
+        <w:rPr>
+          <w:b/>
+          <w:bCs/>
+        </w:rPr>
+        <w:t xml:space="preserve">System Settings</w:t>
+      </w:r>
+      <w:r>
+        <w:t xml:space="preserve"> </w:t>
+      </w:r>
+      <w:r>
+        <w:t xml:space="preserve">→</w:t>
+      </w:r>
+      <w:r>
+        <w:t xml:space="preserve"> </w:t>
+      </w:r>
+      <w:r>
+        <w:rPr>
+          <w:b/>
+          <w:bCs/>
+        </w:rPr>
+        <w:t xml:space="preserve">MySQL</w:t>
+      </w:r>
+      <w:r>
+        <w:t xml:space="preserve"> </w:t>
+      </w:r>
+      <w:r>
+        <w:t xml:space="preserve">→</w:t>
+      </w:r>
+      <w:r>
+        <w:t xml:space="preserve"> </w:t>
+      </w:r>
+      <w:r>
+        <w:rPr>
+          <w:b/>
+          <w:bCs/>
+        </w:rPr>
+        <w:t xml:space="preserve">Uninstall</w:t>
+      </w:r>
+      <w:r>
+        <w:t xml:space="preserve">, then redo Part 2.</w:t>
+      </w:r>
+    </w:p>
+    <w:p>
+      <w:pPr>
+        <w:pStyle w:val="FirstParagraph"/>
+      </w:pPr>
+      <w:r>
+        <w:t xml:space="preserve">You will lose any databases you created. If you’ve already done real coursework in there, talk to your instructor before uninstalling — there are recovery methods, but they’re fiddly and worth doing with help.</w:t>
+      </w:r>
+    </w:p>
+    <w:p>
+      <w:pPr>
+        <w:pStyle w:val="BodyText"/>
+      </w:pPr>
+      <w:r>
+        <w:rPr>
+          <w:b/>
+          <w:bCs/>
+        </w:rPr>
+        <w:t xml:space="preserve">Port 3306 is already in use</w:t>
+      </w:r>
+    </w:p>
+    <w:p>
+      <w:pPr>
+        <w:pStyle w:val="BodyText"/>
+      </w:pPr>
+      <w:r>
+        <w:t xml:space="preserve">Something else on your computer is already running a database — usually XAMPP, WAMP, Docker, or an older MySQL. Close or uninstall that program, then try again. If you need both, ask your instructor; using a different port is possible but changes the connection settings.</w:t>
+      </w:r>
+    </w:p>
+    <w:bookmarkEnd w:id="67"/>
+    <w:bookmarkStart w:id="68" w:name="windows-only"/>
+    <w:p>
+      <w:pPr>
+        <w:pStyle w:val="Heading2"/>
+      </w:pPr>
+      <w:r>
+        <w:t xml:space="preserve">Windows only</w:t>
+      </w:r>
+    </w:p>
+    <w:p>
+      <w:pPr>
+        <w:pStyle w:val="FirstParagraph"/>
+      </w:pPr>
+      <w:r>
+        <w:rPr>
+          <w:b/>
+          <w:bCs/>
+        </w:rPr>
+        <w:t xml:space="preserve">“VCRUNTIME140_1.dll was not found”</w:t>
+      </w:r>
+      <w:r>
+        <w:t xml:space="preserve"> </w:t>
+      </w:r>
+      <w:r>
+        <w:t xml:space="preserve">or</w:t>
+      </w:r>
+      <w:r>
+        <w:t xml:space="preserve"> </w:t>
+      </w:r>
+      <w:r>
+        <w:rPr>
+          <w:b/>
+          <w:bCs/>
+        </w:rPr>
+        <w:t xml:space="preserve">“MSVCP140.dll is missing”</w:t>
+      </w:r>
+    </w:p>
+    <w:p>
+      <w:pPr>
+        <w:pStyle w:val="BodyText"/>
+      </w:pPr>
+      <w:r>
+        <w:t xml:space="preserve">You skipped Step 1. Install the Visual C++ Redistributable from</w:t>
+      </w:r>
+      <w:r>
+        <w:t xml:space="preserve"> </w:t>
+      </w:r>
+      <w:r>
+        <w:rPr>
+          <w:b/>
+          <w:bCs/>
+        </w:rPr>
+        <w:t xml:space="preserve">https://aka.ms/vs/17/release/vc_redist.x64.exe</w:t>
+      </w:r>
+      <w:r>
+        <w:t xml:space="preserve">, restart, and try again.</w:t>
+      </w:r>
+    </w:p>
+    <w:p>
+      <w:pPr>
+        <w:pStyle w:val="BodyText"/>
+      </w:pPr>
+      <w:r>
+        <w:rPr>
+          <w:b/>
+          <w:bCs/>
+        </w:rPr>
+        <w:t xml:space="preserve">Workbench installs but won’t open, or flashes and closes</w:t>
+      </w:r>
+    </w:p>
+    <w:p>
+      <w:pPr>
+        <w:pStyle w:val="BodyText"/>
+      </w:pPr>
+      <w:r>
+        <w:t xml:space="preserve">Same cause as above nine times out of ten. Install the Visual C++ Redistributable, restart your computer, and try again.</w:t>
+      </w:r>
+    </w:p>
+    <w:p>
+      <w:pPr>
+        <w:pStyle w:val="BodyText"/>
+      </w:pPr>
+      <w:r>
+        <w:rPr>
+          <w:b/>
+          <w:bCs/>
+        </w:rPr>
+        <w:t xml:space="preserve">“Windows protected your PC”</w:t>
+      </w:r>
+      <w:r>
+        <w:rPr>
+          <w:b/>
+          <w:bCs/>
+        </w:rPr>
+        <w:t xml:space="preserve"> </w:t>
+      </w:r>
+      <w:r>
+        <w:rPr>
+          <w:b/>
+          <w:bCs/>
+        </w:rPr>
+        <w:t xml:space="preserve">blue box</w:t>
+      </w:r>
+    </w:p>
+    <w:p>
+      <w:pPr>
+        <w:pStyle w:val="BodyText"/>
+      </w:pPr>
+      <w:r>
+        <w:t xml:space="preserve">Click</w:t>
+      </w:r>
+      <w:r>
+        <w:t xml:space="preserve"> </w:t>
+      </w:r>
+      <w:r>
+        <w:rPr>
+          <w:b/>
+          <w:bCs/>
+        </w:rPr>
+        <w:t xml:space="preserve">More info</w:t>
+      </w:r>
+      <w:r>
+        <w:t xml:space="preserve">, then</w:t>
+      </w:r>
+      <w:r>
+        <w:t xml:space="preserve"> </w:t>
+      </w:r>
+      <w:r>
+        <w:rPr>
+          <w:b/>
+          <w:bCs/>
+        </w:rPr>
+        <w:t xml:space="preserve">Run anyway</w:t>
+      </w:r>
+      <w:r>
+        <w:t xml:space="preserve">. This appears for most newly downloaded installers and does not mean the file is unsafe.</w:t>
+      </w:r>
+    </w:p>
+    <w:p>
+      <w:pPr>
+        <w:pStyle w:val="BodyText"/>
+      </w:pPr>
+      <w:r>
+        <w:rPr>
+          <w:b/>
+          <w:bCs/>
+        </w:rPr>
+        <w:t xml:space="preserve">Workbench opens but there’s no connection listed</w:t>
+      </w:r>
+    </w:p>
+    <w:p>
+      <w:pPr>
+        <w:pStyle w:val="BodyText"/>
+      </w:pPr>
+      <w:r>
+        <w:t xml:space="preserve">Create one manually: click the</w:t>
+      </w:r>
+      <w:r>
+        <w:t xml:space="preserve"> </w:t>
+      </w:r>
+      <w:r>
+        <w:rPr>
+          <w:b/>
+          <w:bCs/>
+        </w:rPr>
+        <w:t xml:space="preserve">+</w:t>
+      </w:r>
+      <w:r>
+        <w:t xml:space="preserve"> </w:t>
+      </w:r>
+      <w:r>
+        <w:t xml:space="preserve">next to</w:t>
+      </w:r>
+      <w:r>
+        <w:t xml:space="preserve"> </w:t>
+      </w:r>
+      <w:r>
+        <w:rPr>
+          <w:b/>
+          <w:bCs/>
+        </w:rPr>
+        <w:t xml:space="preserve">MySQL Connections</w:t>
+      </w:r>
+      <w:r>
+        <w:t xml:space="preserve"> </w:t>
+      </w:r>
+      <w:r>
+        <w:t xml:space="preserve">and enter Connection Name</w:t>
+      </w:r>
+      <w:r>
+        <w:t xml:space="preserve"> </w:t>
+      </w:r>
+      <w:r>
+        <w:rPr>
+          <w:rStyle w:val="VerbatimChar"/>
+        </w:rPr>
+        <w:t xml:space="preserve">Local</w:t>
+      </w:r>
+      <w:r>
+        <w:t xml:space="preserve">, Hostname</w:t>
+      </w:r>
+      <w:r>
+        <w:t xml:space="preserve"> </w:t>
+      </w:r>
+      <w:r>
+        <w:rPr>
+          <w:rStyle w:val="VerbatimChar"/>
+        </w:rPr>
+        <w:t xml:space="preserve">127.0.0.1</w:t>
+      </w:r>
+      <w:r>
+        <w:t xml:space="preserve">, Port</w:t>
+      </w:r>
+      <w:r>
+        <w:t xml:space="preserve"> </w:t>
+      </w:r>
+      <w:r>
+        <w:rPr>
+          <w:rStyle w:val="VerbatimChar"/>
+        </w:rPr>
+        <w:t xml:space="preserve">3306</w:t>
+      </w:r>
+      <w:r>
+        <w:t xml:space="preserve">, Username</w:t>
+      </w:r>
+      <w:r>
+        <w:t xml:space="preserve"> </w:t>
+      </w:r>
+      <w:r>
+        <w:rPr>
+          <w:rStyle w:val="VerbatimChar"/>
+        </w:rPr>
+        <w:t xml:space="preserve">root</w:t>
+      </w:r>
+      <w:r>
+        <w:t xml:space="preserve">. Click</w:t>
+      </w:r>
+      <w:r>
+        <w:t xml:space="preserve"> </w:t>
+      </w:r>
+      <w:r>
+        <w:rPr>
+          <w:b/>
+          <w:bCs/>
+        </w:rPr>
+        <w:t xml:space="preserve">OK</w:t>
+      </w:r>
+      <w:r>
+        <w:t xml:space="preserve">.</w:t>
+      </w:r>
+    </w:p>
+    <w:bookmarkEnd w:id="68"/>
+    <w:bookmarkStart w:id="69" w:name="mac-only"/>
+    <w:p>
+      <w:pPr>
+        <w:pStyle w:val="Heading2"/>
+      </w:pPr>
+      <w:r>
+        <w:t xml:space="preserve">Mac only</w:t>
+      </w:r>
+    </w:p>
+    <w:p>
+      <w:pPr>
+        <w:pStyle w:val="FirstParagraph"/>
+      </w:pPr>
+      <w:r>
+        <w:rPr>
+          <w:b/>
+          <w:bCs/>
+        </w:rPr>
+        <w:t xml:space="preserve">“MySQLWorkbench cannot be opened because the developer cannot be verified”</w:t>
+      </w:r>
+    </w:p>
+    <w:p>
+      <w:pPr>
+        <w:pStyle w:val="BodyText"/>
+      </w:pPr>
+      <w:r>
+        <w:rPr>
+          <w:b/>
+          <w:bCs/>
+        </w:rPr>
+        <w:t xml:space="preserve">Apple menu</w:t>
+      </w:r>
+      <w:r>
+        <w:t xml:space="preserve"> </w:t>
+      </w:r>
+      <w:r>
+        <w:t xml:space="preserve">→</w:t>
+      </w:r>
+      <w:r>
+        <w:t xml:space="preserve"> </w:t>
+      </w:r>
+      <w:r>
+        <w:rPr>
+          <w:b/>
+          <w:bCs/>
+        </w:rPr>
+        <w:t xml:space="preserve">System Settings</w:t>
+      </w:r>
+      <w:r>
+        <w:t xml:space="preserve"> </w:t>
+      </w:r>
+      <w:r>
+        <w:t xml:space="preserve">→</w:t>
+      </w:r>
+      <w:r>
+        <w:t xml:space="preserve"> </w:t>
+      </w:r>
+      <w:r>
+        <w:rPr>
+          <w:b/>
+          <w:bCs/>
+        </w:rPr>
+        <w:t xml:space="preserve">Privacy &amp; Security</w:t>
+      </w:r>
+      <w:r>
+        <w:t xml:space="preserve"> </w:t>
+      </w:r>
+      <w:r>
+        <w:t xml:space="preserve">→ scroll to the</w:t>
+      </w:r>
+      <w:r>
+        <w:t xml:space="preserve"> </w:t>
+      </w:r>
+      <w:r>
+        <w:rPr>
+          <w:b/>
+          <w:bCs/>
+        </w:rPr>
+        <w:t xml:space="preserve">Security</w:t>
+      </w:r>
+      <w:r>
+        <w:t xml:space="preserve"> </w:t>
+      </w:r>
+      <w:r>
+        <w:t xml:space="preserve">section → click</w:t>
+      </w:r>
+      <w:r>
+        <w:t xml:space="preserve"> </w:t>
+      </w:r>
+      <w:r>
+        <w:rPr>
+          <w:b/>
+          <w:bCs/>
+        </w:rPr>
+        <w:t xml:space="preserve">Open Anyway</w:t>
+      </w:r>
+      <w:r>
+        <w:t xml:space="preserve"> </w:t>
+      </w:r>
+      <w:r>
+        <w:t xml:space="preserve">next to the message about MySQLWorkbench → enter your Mac password.</w:t>
+      </w:r>
+    </w:p>
+    <w:p>
+      <w:pPr>
+        <w:pStyle w:val="BodyText"/>
+      </w:pPr>
+      <w:r>
+        <w:rPr>
+          <w:b/>
+          <w:bCs/>
+        </w:rPr>
+        <w:t xml:space="preserve">“MySQLWorkbench is damaged and can’t be opened”</w:t>
+      </w:r>
+    </w:p>
+    <w:p>
+      <w:pPr>
+        <w:pStyle w:val="BodyText"/>
+      </w:pPr>
+      <w:r>
+        <w:t xml:space="preserve">This usually means the download was interrupted, or you downloaded the wrong chip version. Delete it, re-check your chip (Part 2, Step 1), and download again.</w:t>
+      </w:r>
+    </w:p>
+    <w:p>
+      <w:pPr>
+        <w:pStyle w:val="BodyText"/>
+      </w:pPr>
+      <w:r>
+        <w:rPr>
+          <w:b/>
+          <w:bCs/>
+        </w:rPr>
+        <w:t xml:space="preserve">Workbench looks blurry or sluggish</w:t>
+      </w:r>
+    </w:p>
+    <w:p>
+      <w:pPr>
+        <w:pStyle w:val="BodyText"/>
+      </w:pPr>
+      <w:r>
+        <w:t xml:space="preserve">You installed the Intel version on an Apple Silicon Mac. It still works, but delete it and download the</w:t>
+      </w:r>
+      <w:r>
+        <w:t xml:space="preserve"> </w:t>
+      </w:r>
+      <w:r>
+        <w:rPr>
+          <w:b/>
+          <w:bCs/>
+        </w:rPr>
+        <w:t xml:space="preserve">ARM, 64-bit</w:t>
+      </w:r>
+      <w:r>
+        <w:t xml:space="preserve"> </w:t>
+      </w:r>
+      <w:r>
+        <w:t xml:space="preserve">version for better results.</w:t>
+      </w:r>
+    </w:p>
+    <w:p>
+      <w:pPr>
+        <w:pStyle w:val="BodyText"/>
+      </w:pPr>
+      <w:r>
+        <w:rPr>
+          <w:b/>
+          <w:bCs/>
+        </w:rPr>
+        <w:t xml:space="preserve">Yellow banner:</w:t>
+      </w:r>
+      <w:r>
+        <w:rPr>
+          <w:b/>
+          <w:bCs/>
+        </w:rPr>
+        <w:t xml:space="preserve"> </w:t>
+      </w:r>
+      <w:r>
+        <w:rPr>
+          <w:b/>
+          <w:bCs/>
+        </w:rPr>
+        <w:t xml:space="preserve">“Could not acquire management access for administration”</w:t>
+      </w:r>
+    </w:p>
+    <w:p>
+      <w:pPr>
+        <w:pStyle w:val="BodyText"/>
+      </w:pPr>
+      <w:r>
+        <w:t xml:space="preserve">Harmless. Ignore it. Writing and running queries works normally.</w:t>
+      </w:r>
+    </w:p>
+    <w:p>
+      <w:r>
+        <w:pict>
+          <v:rect style="width:0;height:1.5pt" o:hralign="center" o:hrstd="t" o:hr="t"/>
+        </w:pict>
+      </w:r>
+    </w:p>
+    <w:bookmarkEnd w:id="69"/>
+    <w:bookmarkEnd w:id="70"/>
+    <w:bookmarkStart w:id="71" w:name="part-6-using-it-day-to-day"/>
+    <w:p>
+      <w:pPr>
+        <w:pStyle w:val="Heading1"/>
+      </w:pPr>
+      <w:r>
+        <w:t xml:space="preserve">Part 6 — Using It Day to Day</w:t>
+      </w:r>
+    </w:p>
+    <w:p>
+      <w:pPr>
+        <w:pStyle w:val="FirstParagraph"/>
+      </w:pPr>
+      <w:r>
+        <w:rPr>
+          <w:b/>
+          <w:bCs/>
+        </w:rPr>
+        <w:t xml:space="preserve">You do not need to reinstall anything ever again.</w:t>
+      </w:r>
+      <w:r>
+        <w:t xml:space="preserve"> </w:t>
+      </w:r>
+      <w:r>
+        <w:t xml:space="preserve">After setup, this is your routine:</w:t>
+      </w:r>
+    </w:p>
+    <w:p>
+      <w:pPr>
+        <w:pStyle w:val="Compact"/>
+        <w:numPr>
+          <w:ilvl w:val="0"/>
+          <w:numId w:val="1049"/>
+        </w:numPr>
+      </w:pPr>
+      <w:r>
+        <w:t xml:space="preserve">Open</w:t>
+      </w:r>
+      <w:r>
+        <w:t xml:space="preserve"> </w:t>
+      </w:r>
+      <w:r>
+        <w:rPr>
+          <w:b/>
+          <w:bCs/>
+        </w:rPr>
+        <w:t xml:space="preserve">MySQL Workbench</w:t>
+      </w:r>
+    </w:p>
+    <w:p>
+      <w:pPr>
+        <w:pStyle w:val="Compact"/>
+        <w:numPr>
+          <w:ilvl w:val="0"/>
+          <w:numId w:val="1049"/>
+        </w:numPr>
+      </w:pPr>
+      <w:r>
+        <w:t xml:space="preserve">Click your connection (</w:t>
+      </w:r>
+      <w:r>
+        <w:rPr>
+          <w:b/>
+          <w:bCs/>
+        </w:rPr>
+        <w:t xml:space="preserve">Local instance</w:t>
+      </w:r>
+      <w:r>
+        <w:t xml:space="preserve"> </w:t>
+      </w:r>
+      <w:r>
+        <w:t xml:space="preserve">/</w:t>
+      </w:r>
+      <w:r>
+        <w:t xml:space="preserve"> </w:t>
+      </w:r>
+      <w:r>
+        <w:rPr>
+          <w:b/>
+          <w:bCs/>
+        </w:rPr>
+        <w:t xml:space="preserve">Local</w:t>
+      </w:r>
+      <w:r>
+        <w:t xml:space="preserve">)</w:t>
+      </w:r>
+    </w:p>
+    <w:p>
+      <w:pPr>
+        <w:pStyle w:val="Compact"/>
+        <w:numPr>
+          <w:ilvl w:val="0"/>
+          <w:numId w:val="1049"/>
+        </w:numPr>
+      </w:pPr>
+      <w:r>
+        <w:t xml:space="preserve">Type your commands and click the lightning bolt (⚡)</w:t>
+      </w:r>
+    </w:p>
+    <w:p>
+      <w:pPr>
+        <w:pStyle w:val="FirstParagraph"/>
+      </w:pPr>
+      <w:r>
+        <w:rPr>
+          <w:b/>
+          <w:bCs/>
+        </w:rPr>
+        <w:t xml:space="preserve">Does the database need to be turned on first?</w:t>
+      </w:r>
+      <w:r>
+        <w:t xml:space="preserve"> </w:t>
+      </w:r>
+      <w:r>
+        <w:t xml:space="preserve">Normally no — it’s set to start automatically when your laptop starts. If you get a connection error, turn it on using the instructions under</w:t>
+      </w:r>
+      <w:r>
+        <w:t xml:space="preserve"> </w:t>
+      </w:r>
+      <w:r>
+        <w:rPr>
+          <w:i/>
+          <w:iCs/>
+        </w:rPr>
+        <w:t xml:space="preserve">“Can’t connect to MySQL server”</w:t>
+      </w:r>
+      <w:r>
+        <w:t xml:space="preserve"> </w:t>
+      </w:r>
+      <w:r>
+        <w:t xml:space="preserve">above.</w:t>
+      </w:r>
+    </w:p>
+    <w:p>
+      <w:pPr>
+        <w:pStyle w:val="BodyText"/>
+      </w:pPr>
+      <w:r>
+        <w:rPr>
+          <w:b/>
+          <w:bCs/>
+        </w:rPr>
+        <w:t xml:space="preserve">Should I turn it off when I’m not using it?</w:t>
+      </w:r>
+      <w:r>
+        <w:t xml:space="preserve"> </w:t>
+      </w:r>
+      <w:r>
+        <w:t xml:space="preserve">No need. It uses very little of your computer’s resources sitting idle.</w:t>
+      </w:r>
+    </w:p>
+    <w:p>
+      <w:pPr>
+        <w:pStyle w:val="BodyText"/>
+      </w:pPr>
+      <w:r>
+        <w:rPr>
+          <w:b/>
+          <w:bCs/>
+        </w:rPr>
+        <w:t xml:space="preserve">Do I close Workbench or the Server when I’m done?</w:t>
+      </w:r>
+      <w:r>
+        <w:t xml:space="preserve"> </w:t>
+      </w:r>
+      <w:r>
+        <w:t xml:space="preserve">Just close Workbench like any other app. Leave the Server alone.</w:t>
+      </w:r>
+    </w:p>
+    <w:p>
+      <w:r>
+        <w:pict>
+          <v:rect style="width:0;height:1.5pt" o:hralign="center" o:hrstd="t" o:hr="t"/>
+        </w:pict>
+      </w:r>
+    </w:p>
+    <w:bookmarkEnd w:id="71"/>
+    <w:bookmarkStart w:id="72" w:name="quick-glossary"/>
+    <w:p>
+      <w:pPr>
+        <w:pStyle w:val="Heading1"/>
+      </w:pPr>
+      <w:r>
+        <w:t xml:space="preserve">Quick Glossary</w:t>
+      </w:r>
+    </w:p>
+    <w:tbl>
+      <w:tblPr>
+        <w:tblStyle w:val="Table"/>
+        <w:tblW w:type="pct" w:w="5000"/>
+        <w:tblLayout w:type="fixed"/>
+        <w:tblLook w:firstRow="1" w:lastRow="0" w:firstColumn="0" w:lastColumn="0" w:noHBand="0" w:noVBand="0" w:val="0020"/>
+      </w:tblPr>
+      <w:tblGrid>
+        <w:gridCol w:w="3960"/>
+        <w:gridCol w:w="3960"/>
+      </w:tblGrid>
+      <w:tr>
+        <w:trPr>
+          <w:tblHeader w:val="on"/>
+        </w:trPr>
+        <w:tc>
+          <w:tcPr/>
+          <w:p>
+            <w:pPr>
+              <w:pStyle w:val="Compact"/>
+            </w:pPr>
+            <w:r>
+              <w:t xml:space="preserve">Term</w:t>
+            </w:r>
+          </w:p>
+        </w:tc>
+        <w:tc>
+          <w:tcPr/>
+          <w:p>
+            <w:pPr>
+              <w:pStyle w:val="Compact"/>
+            </w:pPr>
+            <w:r>
+              <w:t xml:space="preserve">What it means</w:t>
             </w:r>
           </w:p>
         </w:tc>
@@ -9934,23 +11605,7 @@
                 <w:b/>
                 <w:bCs/>
               </w:rPr>
-              <w:t xml:space="preserve">localhost</w:t>
-            </w:r>
-            <w:r>
-              <w:t xml:space="preserve"> </w:t>
-            </w:r>
-            <w:r>
-              <w:t xml:space="preserve">/</w:t>
-            </w:r>
-            <w:r>
-              <w:t xml:space="preserve"> </w:t>
-            </w:r>
-            <w:r>
-              <w:rPr>
-                <w:b/>
-                <w:bCs/>
-              </w:rPr>
-              <w:t xml:space="preserve">127.0.0.1</w:t>
+              <w:t xml:space="preserve">MySQL Server</w:t>
             </w:r>
           </w:p>
         </w:tc>
@@ -9961,13 +11616,7 @@
               <w:pStyle w:val="Compact"/>
             </w:pPr>
             <w:r>
-              <w:t xml:space="preserve">“This computer.”</w:t>
-            </w:r>
-            <w:r>
-              <w:t xml:space="preserve"> </w:t>
-            </w:r>
-            <w:r>
-              <w:t xml:space="preserve">Your database lives on your own laptop, not the internet.</w:t>
+              <w:t xml:space="preserve">The database itself. Runs invisibly in the background.</w:t>
             </w:r>
           </w:p>
         </w:tc>
@@ -9984,7 +11633,7 @@
                 <w:b/>
                 <w:bCs/>
               </w:rPr>
-              <w:t xml:space="preserve">Port 3306</w:t>
+              <w:t xml:space="preserve">MySQL Workbench</w:t>
             </w:r>
           </w:p>
         </w:tc>
@@ -9995,7 +11644,7 @@
               <w:pStyle w:val="Compact"/>
             </w:pPr>
             <w:r>
-              <w:t xml:space="preserve">The doorway Workbench uses to talk to the Server. Always leave it as 3306.</w:t>
+              <w:t xml:space="preserve">The app you open to type commands and see results.</w:t>
             </w:r>
           </w:p>
         </w:tc>
@@ -10012,7 +11661,7 @@
                 <w:b/>
                 <w:bCs/>
               </w:rPr>
-              <w:t xml:space="preserve">Schema</w:t>
+              <w:t xml:space="preserve">root</w:t>
             </w:r>
           </w:p>
         </w:tc>
@@ -10023,7 +11672,7 @@
               <w:pStyle w:val="Compact"/>
             </w:pPr>
             <w:r>
-              <w:t xml:space="preserve">Another word for a database. MySQL uses both words interchangeably.</w:t>
+              <w:t xml:space="preserve">The main administrator username for your database. You’ll use this for the whole course.</w:t>
             </w:r>
           </w:p>
         </w:tc>
@@ -10040,7 +11689,23 @@
                 <w:b/>
                 <w:bCs/>
               </w:rPr>
-              <w:t xml:space="preserve">Query</w:t>
+              <w:t xml:space="preserve">localhost</w:t>
+            </w:r>
+            <w:r>
+              <w:t xml:space="preserve"> </w:t>
+            </w:r>
+            <w:r>
+              <w:t xml:space="preserve">/</w:t>
+            </w:r>
+            <w:r>
+              <w:t xml:space="preserve"> </w:t>
+            </w:r>
+            <w:r>
+              <w:rPr>
+                <w:b/>
+                <w:bCs/>
+              </w:rPr>
+              <w:t xml:space="preserve">127.0.0.1</w:t>
             </w:r>
           </w:p>
         </w:tc>
@@ -10051,19 +11716,13 @@
               <w:pStyle w:val="Compact"/>
             </w:pPr>
             <w:r>
-              <w:t xml:space="preserve">A command you write, like</w:t>
+              <w:t xml:space="preserve">“This computer.”</w:t>
             </w:r>
             <w:r>
               <w:t xml:space="preserve"> </w:t>
             </w:r>
             <w:r>
-              <w:rPr>
-                <w:rStyle w:val="VerbatimChar"/>
-              </w:rPr>
-              <w:t xml:space="preserve">SELECT VERSION();</w:t>
-            </w:r>
-            <w:r>
-              <w:t xml:space="preserve">.</w:t>
+              <w:t xml:space="preserve">Your database lives on your own laptop, not the internet.</w:t>
             </w:r>
           </w:p>
         </w:tc>
@@ -10080,7 +11739,7 @@
                 <w:b/>
                 <w:bCs/>
               </w:rPr>
-              <w:t xml:space="preserve">Result Grid</w:t>
+              <w:t xml:space="preserve">Port 3306</w:t>
             </w:r>
           </w:p>
         </w:tc>
@@ -10091,7 +11750,177 @@
               <w:pStyle w:val="Compact"/>
             </w:pPr>
             <w:r>
+              <w:t xml:space="preserve">The doorway Workbench uses to talk to the Server. Always leave it as 3306.</w:t>
+            </w:r>
+          </w:p>
+        </w:tc>
+      </w:tr>
+      <w:tr>
+        <w:tc>
+          <w:tcPr/>
+          <w:p>
+            <w:pPr>
+              <w:pStyle w:val="Compact"/>
+            </w:pPr>
+            <w:r>
+              <w:rPr>
+                <w:b/>
+                <w:bCs/>
+              </w:rPr>
+              <w:t xml:space="preserve">Schema</w:t>
+            </w:r>
+          </w:p>
+        </w:tc>
+        <w:tc>
+          <w:tcPr/>
+          <w:p>
+            <w:pPr>
+              <w:pStyle w:val="Compact"/>
+            </w:pPr>
+            <w:r>
+              <w:t xml:space="preserve">Another word for a database. MySQL uses both words interchangeably.</w:t>
+            </w:r>
+          </w:p>
+        </w:tc>
+      </w:tr>
+      <w:tr>
+        <w:tc>
+          <w:tcPr/>
+          <w:p>
+            <w:pPr>
+              <w:pStyle w:val="Compact"/>
+            </w:pPr>
+            <w:r>
+              <w:rPr>
+                <w:b/>
+                <w:bCs/>
+              </w:rPr>
+              <w:t xml:space="preserve">Query</w:t>
+            </w:r>
+          </w:p>
+        </w:tc>
+        <w:tc>
+          <w:tcPr/>
+          <w:p>
+            <w:pPr>
+              <w:pStyle w:val="Compact"/>
+            </w:pPr>
+            <w:r>
+              <w:t xml:space="preserve">A command you write, like</w:t>
+            </w:r>
+            <w:r>
+              <w:t xml:space="preserve"> </w:t>
+            </w:r>
+            <w:r>
+              <w:rPr>
+                <w:rStyle w:val="VerbatimChar"/>
+              </w:rPr>
+              <w:t xml:space="preserve">SELECT VERSION();</w:t>
+            </w:r>
+            <w:r>
+              <w:t xml:space="preserve">.</w:t>
+            </w:r>
+          </w:p>
+        </w:tc>
+      </w:tr>
+      <w:tr>
+        <w:tc>
+          <w:tcPr/>
+          <w:p>
+            <w:pPr>
+              <w:pStyle w:val="Compact"/>
+            </w:pPr>
+            <w:r>
+              <w:rPr>
+                <w:b/>
+                <w:bCs/>
+              </w:rPr>
+              <w:t xml:space="preserve">Result Grid</w:t>
+            </w:r>
+          </w:p>
+        </w:tc>
+        <w:tc>
+          <w:tcPr/>
+          <w:p>
+            <w:pPr>
+              <w:pStyle w:val="Compact"/>
+            </w:pPr>
+            <w:r>
               <w:t xml:space="preserve">The table of results that appears at the bottom after you run a query.</w:t>
+            </w:r>
+          </w:p>
+        </w:tc>
+      </w:tr>
+      <w:tr>
+        <w:tc>
+          <w:tcPr/>
+          <w:p>
+            <w:pPr>
+              <w:pStyle w:val="Compact"/>
+            </w:pPr>
+            <w:r>
+              <w:rPr>
+                <w:b/>
+                <w:bCs/>
+              </w:rPr>
+              <w:t xml:space="preserve">Sakila</w:t>
+            </w:r>
+          </w:p>
+        </w:tc>
+        <w:tc>
+          <w:tcPr/>
+          <w:p>
+            <w:pPr>
+              <w:pStyle w:val="Compact"/>
+            </w:pPr>
+            <w:r>
+              <w:t xml:space="preserve">The practice database used in this course — a fictional DVD rental business. Can be added or reset at any time.</w:t>
+            </w:r>
+          </w:p>
+        </w:tc>
+      </w:tr>
+      <w:tr>
+        <w:tc>
+          <w:tcPr/>
+          <w:p>
+            <w:pPr>
+              <w:pStyle w:val="Compact"/>
+            </w:pPr>
+            <w:r>
+              <w:rPr>
+                <w:b/>
+                <w:bCs/>
+              </w:rPr>
+              <w:t xml:space="preserve">Script</w:t>
+            </w:r>
+            <w:r>
+              <w:t xml:space="preserve"> </w:t>
+            </w:r>
+            <w:r>
+              <w:t xml:space="preserve">(</w:t>
+            </w:r>
+            <w:r>
+              <w:rPr>
+                <w:rStyle w:val="VerbatimChar"/>
+              </w:rPr>
+              <w:t xml:space="preserve">.sql</w:t>
+            </w:r>
+            <w:r>
+              <w:t xml:space="preserve"> </w:t>
+            </w:r>
+            <w:r>
+              <w:t xml:space="preserve">file)</w:t>
+            </w:r>
+          </w:p>
+        </w:tc>
+        <w:tc>
+          <w:tcPr/>
+          <w:p>
+            <w:pPr>
+              <w:pStyle w:val="Compact"/>
+            </w:pPr>
+            <w:r>
+              <w:t xml:space="preserve">A file full of SQL commands that you can run all at once, instead of typing them one by one.</w:t>
             </w:r>
           </w:p>
         </w:tc>
@@ -10104,8 +11933,8 @@
         </w:pict>
       </w:r>
     </w:p>
-    <w:bookmarkEnd w:id="61"/>
-    <w:bookmarkStart w:id="63" w:name="final-checklist"/>
+    <w:bookmarkEnd w:id="72"/>
+    <w:bookmarkStart w:id="74" w:name="final-checklist"/>
     <w:p>
       <w:pPr>
         <w:pStyle w:val="Heading1"/>
@@ -10127,7 +11956,7 @@
         <w:pStyle w:val="Compact"/>
         <w:numPr>
           <w:ilvl w:val="0"/>
-          <w:numId w:val="1044"/>
+          <w:numId w:val="1050"/>
         </w:numPr>
       </w:pPr>
       <w:r>
@@ -10155,7 +11984,7 @@
         <w:pStyle w:val="Compact"/>
         <w:numPr>
           <w:ilvl w:val="0"/>
-          <w:numId w:val="1045"/>
+          <w:numId w:val="1051"/>
         </w:numPr>
       </w:pPr>
       <w:r>
@@ -10183,7 +12012,7 @@
         <w:pStyle w:val="Compact"/>
         <w:numPr>
           <w:ilvl w:val="0"/>
-          <w:numId w:val="1046"/>
+          <w:numId w:val="1052"/>
         </w:numPr>
       </w:pPr>
       <w:r>
@@ -10205,7 +12034,7 @@
         <w:pStyle w:val="Compact"/>
         <w:numPr>
           <w:ilvl w:val="0"/>
-          <w:numId w:val="1047"/>
+          <w:numId w:val="1053"/>
         </w:numPr>
       </w:pPr>
       <w:r>
@@ -10217,7 +12046,7 @@
         <w:pStyle w:val="Compact"/>
         <w:numPr>
           <w:ilvl w:val="0"/>
-          <w:numId w:val="1048"/>
+          <w:numId w:val="1054"/>
         </w:numPr>
       </w:pPr>
       <w:r>
@@ -10239,7 +12068,75 @@
         <w:t xml:space="preserve">gives me a version number</w:t>
       </w:r>
     </w:p>
-    <w:bookmarkStart w:id="62" w:name="if-youre-still-stuck"/>
+    <w:p>
+      <w:pPr>
+        <w:pStyle w:val="Compact"/>
+        <w:numPr>
+          <w:ilvl w:val="0"/>
+          <w:numId w:val="1055"/>
+        </w:numPr>
+      </w:pPr>
+      <w:r>
+        <w:rPr>
+          <w:rStyle w:val="VerbatimChar"/>
+          <w:b/>
+          <w:bCs/>
+        </w:rPr>
+        <w:t xml:space="preserve">sakila</w:t>
+      </w:r>
+      <w:r>
+        <w:rPr>
+          <w:b/>
+          <w:bCs/>
+        </w:rPr>
+        <w:t xml:space="preserve"> </w:t>
+      </w:r>
+      <w:r>
+        <w:rPr>
+          <w:b/>
+          <w:bCs/>
+        </w:rPr>
+        <w:t xml:space="preserve">appears in my Schemas list</w:t>
+      </w:r>
+    </w:p>
+    <w:p>
+      <w:pPr>
+        <w:pStyle w:val="Compact"/>
+        <w:numPr>
+          <w:ilvl w:val="0"/>
+          <w:numId w:val="1056"/>
+        </w:numPr>
+      </w:pPr>
+      <w:r>
+        <w:t xml:space="preserve">Running</w:t>
+      </w:r>
+      <w:r>
+        <w:t xml:space="preserve"> </w:t>
+      </w:r>
+      <w:r>
+        <w:rPr>
+          <w:rStyle w:val="VerbatimChar"/>
+        </w:rPr>
+        <w:t xml:space="preserve">USE sakila; SELECT COUNT(*) FROM film;</w:t>
+      </w:r>
+      <w:r>
+        <w:t xml:space="preserve"> </w:t>
+      </w:r>
+      <w:r>
+        <w:t xml:space="preserve">gives me</w:t>
+      </w:r>
+      <w:r>
+        <w:t xml:space="preserve"> </w:t>
+      </w:r>
+      <w:r>
+        <w:rPr>
+          <w:b/>
+          <w:bCs/>
+        </w:rPr>
+        <w:t xml:space="preserve">1000</w:t>
+      </w:r>
+    </w:p>
+    <w:bookmarkStart w:id="73" w:name="if-youre-still-stuck"/>
     <w:p>
       <w:pPr>
         <w:pStyle w:val="Heading2"/>
@@ -10261,7 +12158,7 @@
         <w:pStyle w:val="Compact"/>
         <w:numPr>
           <w:ilvl w:val="0"/>
-          <w:numId w:val="1049"/>
+          <w:numId w:val="1057"/>
         </w:numPr>
       </w:pPr>
       <w:r>
@@ -10280,7 +12177,7 @@
         <w:pStyle w:val="Compact"/>
         <w:numPr>
           <w:ilvl w:val="0"/>
-          <w:numId w:val="1049"/>
+          <w:numId w:val="1057"/>
         </w:numPr>
       </w:pPr>
       <w:r>
@@ -10302,7 +12199,7 @@
         <w:pStyle w:val="Compact"/>
         <w:numPr>
           <w:ilvl w:val="0"/>
-          <w:numId w:val="1049"/>
+          <w:numId w:val="1057"/>
         </w:numPr>
       </w:pPr>
       <w:r>
@@ -10327,8 +12224,8 @@
         <w:t xml:space="preserve">Nearly every problem is one of the five things in the troubleshooting section, and all of them are quick to fix in person. Don’t spend hours on it alone.</w:t>
       </w:r>
     </w:p>
-    <w:bookmarkEnd w:id="62"/>
-    <w:bookmarkEnd w:id="63"/>
+    <w:bookmarkEnd w:id="73"/>
+    <w:bookmarkEnd w:id="74"/>
     <w:sectPr>
       <w:footnotePr>
         <w:numRestart w:val="eachSect"/>
@@ -11498,6 +13395,9 @@
     </w:lvlOverride>
   </w:num>
   <w:num w:numId="1037">
+    <w:abstractNumId w:val="991"/>
+  </w:num>
+  <w:num w:numId="1038">
     <w:abstractNumId w:val="99411"/>
     <w:lvlOverride w:ilvl="0">
       <w:startOverride w:val="1"/>
@@ -11527,17 +13427,95 @@
       <w:startOverride w:val="1"/>
     </w:lvlOverride>
   </w:num>
-  <w:num w:numId="1038">
-    <w:abstractNumId w:val="991"/>
-  </w:num>
   <w:num w:numId="1039">
-    <w:abstractNumId w:val="991"/>
+    <w:abstractNumId w:val="99411"/>
+    <w:lvlOverride w:ilvl="0">
+      <w:startOverride w:val="1"/>
+    </w:lvlOverride>
+    <w:lvlOverride w:ilvl="1">
+      <w:startOverride w:val="1"/>
+    </w:lvlOverride>
+    <w:lvlOverride w:ilvl="2">
+      <w:startOverride w:val="1"/>
+    </w:lvlOverride>
+    <w:lvlOverride w:ilvl="3">
+      <w:startOverride w:val="1"/>
+    </w:lvlOverride>
+    <w:lvlOverride w:ilvl="4">
+      <w:startOverride w:val="1"/>
+    </w:lvlOverride>
+    <w:lvlOverride w:ilvl="5">
+      <w:startOverride w:val="1"/>
+    </w:lvlOverride>
+    <w:lvlOverride w:ilvl="6">
+      <w:startOverride w:val="1"/>
+    </w:lvlOverride>
+    <w:lvlOverride w:ilvl="7">
+      <w:startOverride w:val="1"/>
+    </w:lvlOverride>
+    <w:lvlOverride w:ilvl="8">
+      <w:startOverride w:val="1"/>
+    </w:lvlOverride>
   </w:num>
   <w:num w:numId="1040">
-    <w:abstractNumId w:val="991"/>
+    <w:abstractNumId w:val="99411"/>
+    <w:lvlOverride w:ilvl="0">
+      <w:startOverride w:val="1"/>
+    </w:lvlOverride>
+    <w:lvlOverride w:ilvl="1">
+      <w:startOverride w:val="1"/>
+    </w:lvlOverride>
+    <w:lvlOverride w:ilvl="2">
+      <w:startOverride w:val="1"/>
+    </w:lvlOverride>
+    <w:lvlOverride w:ilvl="3">
+      <w:startOverride w:val="1"/>
+    </w:lvlOverride>
+    <w:lvlOverride w:ilvl="4">
+      <w:startOverride w:val="1"/>
+    </w:lvlOverride>
+    <w:lvlOverride w:ilvl="5">
+      <w:startOverride w:val="1"/>
+    </w:lvlOverride>
+    <w:lvlOverride w:ilvl="6">
+      <w:startOverride w:val="1"/>
+    </w:lvlOverride>
+    <w:lvlOverride w:ilvl="7">
+      <w:startOverride w:val="1"/>
+    </w:lvlOverride>
+    <w:lvlOverride w:ilvl="8">
+      <w:startOverride w:val="1"/>
+    </w:lvlOverride>
   </w:num>
   <w:num w:numId="1041">
-    <w:abstractNumId w:val="991"/>
+    <w:abstractNumId w:val="99411"/>
+    <w:lvlOverride w:ilvl="0">
+      <w:startOverride w:val="1"/>
+    </w:lvlOverride>
+    <w:lvlOverride w:ilvl="1">
+      <w:startOverride w:val="1"/>
+    </w:lvlOverride>
+    <w:lvlOverride w:ilvl="2">
+      <w:startOverride w:val="1"/>
+    </w:lvlOverride>
+    <w:lvlOverride w:ilvl="3">
+      <w:startOverride w:val="1"/>
+    </w:lvlOverride>
+    <w:lvlOverride w:ilvl="4">
+      <w:startOverride w:val="1"/>
+    </w:lvlOverride>
+    <w:lvlOverride w:ilvl="5">
+      <w:startOverride w:val="1"/>
+    </w:lvlOverride>
+    <w:lvlOverride w:ilvl="6">
+      <w:startOverride w:val="1"/>
+    </w:lvlOverride>
+    <w:lvlOverride w:ilvl="7">
+      <w:startOverride w:val="1"/>
+    </w:lvlOverride>
+    <w:lvlOverride w:ilvl="8">
+      <w:startOverride w:val="1"/>
+    </w:lvlOverride>
   </w:num>
   <w:num w:numId="1042">
     <w:abstractNumId w:val="991"/>
@@ -11573,21 +13551,72 @@
     </w:lvlOverride>
   </w:num>
   <w:num w:numId="1044">
+    <w:abstractNumId w:val="991"/>
+  </w:num>
+  <w:num w:numId="1045">
+    <w:abstractNumId w:val="991"/>
+  </w:num>
+  <w:num w:numId="1046">
+    <w:abstractNumId w:val="991"/>
+  </w:num>
+  <w:num w:numId="1047">
+    <w:abstractNumId w:val="991"/>
+  </w:num>
+  <w:num w:numId="1048">
+    <w:abstractNumId w:val="991"/>
+  </w:num>
+  <w:num w:numId="1049">
+    <w:abstractNumId w:val="99411"/>
+    <w:lvlOverride w:ilvl="0">
+      <w:startOverride w:val="1"/>
+    </w:lvlOverride>
+    <w:lvlOverride w:ilvl="1">
+      <w:startOverride w:val="1"/>
+    </w:lvlOverride>
+    <w:lvlOverride w:ilvl="2">
+      <w:startOverride w:val="1"/>
+    </w:lvlOverride>
+    <w:lvlOverride w:ilvl="3">
+      <w:startOverride w:val="1"/>
+    </w:lvlOverride>
+    <w:lvlOverride w:ilvl="4">
+      <w:startOverride w:val="1"/>
+    </w:lvlOverride>
+    <w:lvlOverride w:ilvl="5">
+      <w:startOverride w:val="1"/>
+    </w:lvlOverride>
+    <w:lvlOverride w:ilvl="6">
+      <w:startOverride w:val="1"/>
+    </w:lvlOverride>
+    <w:lvlOverride w:ilvl="7">
+      <w:startOverride w:val="1"/>
+    </w:lvlOverride>
+    <w:lvlOverride w:ilvl="8">
+      <w:startOverride w:val="1"/>
+    </w:lvlOverride>
+  </w:num>
+  <w:num w:numId="1050">
     <w:abstractNumId w:val="992"/>
   </w:num>
-  <w:num w:numId="1045">
+  <w:num w:numId="1051">
     <w:abstractNumId w:val="992"/>
   </w:num>
-  <w:num w:numId="1046">
+  <w:num w:numId="1052">
     <w:abstractNumId w:val="992"/>
   </w:num>
-  <w:num w:numId="1047">
+  <w:num w:numId="1053">
     <w:abstractNumId w:val="992"/>
   </w:num>
-  <w:num w:numId="1048">
+  <w:num w:numId="1054">
     <w:abstractNumId w:val="992"/>
   </w:num>
-  <w:num w:numId="1049">
+  <w:num w:numId="1055">
+    <w:abstractNumId w:val="992"/>
+  </w:num>
+  <w:num w:numId="1056">
+    <w:abstractNumId w:val="992"/>
+  </w:num>
+  <w:num w:numId="1057">
     <w:abstractNumId w:val="99411"/>
     <w:lvlOverride w:ilvl="0">
       <w:startOverride w:val="1"/>

--- a/docs/MySQL-Setup-Guide.docx
+++ b/docs/MySQL-Setup-Guide.docx
@@ -1191,7 +1191,7 @@
       </w:pPr>
       <w:bookmarkStart w:id="21" w:name="the-1-thing-people-get-wrong"/>
       <w:r>
-        <w:t xml:space="preserve">⚠️ THE #1 THING PEOPLE GET WRONG</w:t>
+        <w:t xml:space="preserve">THE #1 THING PEOPLE GET WRONG</w:t>
       </w:r>
       <w:bookmarkEnd w:id="21"/>
     </w:p>
@@ -1644,7 +1644,71 @@
         <w:t xml:space="preserve"> </w:t>
       </w:r>
       <w:r>
-        <w:t xml:space="preserve">— the database itself ✅</w:t>
+        <w:t xml:space="preserve">— the database itself —</w:t>
+      </w:r>
+      <w:r>
+        <w:t xml:space="preserve"> </w:t>
+      </w:r>
+      <w:r>
+        <w:rPr>
+          <w:b/>
+          <w:bCs/>
+        </w:rPr>
+        <w:t xml:space="preserve">you need this</w:t>
+      </w:r>
+    </w:p>
+    <w:p>
+      <w:pPr>
+        <w:pStyle w:val="Compact"/>
+        <w:numPr>
+          <w:ilvl w:val="0"/>
+          <w:numId w:val="1003"/>
+        </w:numPr>
+      </w:pPr>
+      <w:r>
+        <w:rPr>
+          <w:b/>
+          <w:bCs/>
+        </w:rPr>
+        <w:t xml:space="preserve">MySQL Workbench</w:t>
+      </w:r>
+      <w:r>
+        <w:t xml:space="preserve"> </w:t>
+      </w:r>
+      <w:r>
+        <w:t xml:space="preserve">— the graphical design and administration tool —</w:t>
+      </w:r>
+      <w:r>
+        <w:t xml:space="preserve"> </w:t>
+      </w:r>
+      <w:r>
+        <w:rPr>
+          <w:b/>
+          <w:bCs/>
+        </w:rPr>
+        <w:t xml:space="preserve">you need this</w:t>
+      </w:r>
+    </w:p>
+    <w:p>
+      <w:pPr>
+        <w:pStyle w:val="Compact"/>
+        <w:numPr>
+          <w:ilvl w:val="0"/>
+          <w:numId w:val="1003"/>
+        </w:numPr>
+      </w:pPr>
+      <w:r>
+        <w:rPr>
+          <w:b/>
+          <w:bCs/>
+        </w:rPr>
+        <w:t xml:space="preserve">MySQL Shell</w:t>
+      </w:r>
+      <w:r>
+        <w:t xml:space="preserve"> </w:t>
+      </w:r>
+      <w:r>
+        <w:t xml:space="preserve">— an advanced text-only command-line tool —</w:t>
       </w:r>
       <w:r>
         <w:t xml:space="preserve"> </w:t>
@@ -1654,7 +1718,7 @@
           <w:i/>
           <w:iCs/>
         </w:rPr>
-        <w:t xml:space="preserve">you need this</w:t>
+        <w:t xml:space="preserve">not needed for this course</w:t>
       </w:r>
     </w:p>
     <w:p>
@@ -1670,77 +1734,13 @@
           <w:b/>
           <w:bCs/>
         </w:rPr>
-        <w:t xml:space="preserve">MySQL Workbench</w:t>
-      </w:r>
-      <w:r>
-        <w:t xml:space="preserve"> </w:t>
-      </w:r>
-      <w:r>
-        <w:t xml:space="preserve">— the graphical design and administration tool ✅</w:t>
-      </w:r>
-      <w:r>
-        <w:t xml:space="preserve"> </w:t>
-      </w:r>
-      <w:r>
-        <w:rPr>
-          <w:i/>
-          <w:iCs/>
-        </w:rPr>
-        <w:t xml:space="preserve">you need this</w:t>
-      </w:r>
-    </w:p>
-    <w:p>
-      <w:pPr>
-        <w:pStyle w:val="Compact"/>
-        <w:numPr>
-          <w:ilvl w:val="0"/>
-          <w:numId w:val="1003"/>
-        </w:numPr>
-      </w:pPr>
-      <w:r>
-        <w:rPr>
-          <w:b/>
-          <w:bCs/>
-        </w:rPr>
-        <w:t xml:space="preserve">MySQL Shell</w:t>
-      </w:r>
-      <w:r>
-        <w:t xml:space="preserve"> </w:t>
-      </w:r>
-      <w:r>
-        <w:t xml:space="preserve">— an advanced text-only command-line tool ❌</w:t>
-      </w:r>
-      <w:r>
-        <w:t xml:space="preserve"> </w:t>
-      </w:r>
-      <w:r>
-        <w:rPr>
-          <w:i/>
-          <w:iCs/>
-        </w:rPr>
-        <w:t xml:space="preserve">not needed</w:t>
-      </w:r>
-    </w:p>
-    <w:p>
-      <w:pPr>
-        <w:pStyle w:val="Compact"/>
-        <w:numPr>
-          <w:ilvl w:val="0"/>
-          <w:numId w:val="1003"/>
-        </w:numPr>
-      </w:pPr>
-      <w:r>
-        <w:rPr>
-          <w:b/>
-          <w:bCs/>
-        </w:rPr>
         <w:t xml:space="preserve">Connectors</w:t>
       </w:r>
       <w:r>
         <w:t xml:space="preserve"> </w:t>
       </w:r>
       <w:r>
-        <w:t xml:space="preserve">(Connector/J, Connector/Python, Connector/NET) — plumbing that lets programs written in Java, Python, or C# talk to MySQL ❌</w:t>
+        <w:t xml:space="preserve">(Connector/J, Connector/Python, Connector/NET) — plumbing that lets programs written in Java, Python, or C# talk to MySQL —</w:t>
       </w:r>
       <w:r>
         <w:t xml:space="preserve"> </w:t>
@@ -5450,12 +5450,6 @@
         <w:pStyle w:val="BlockText"/>
       </w:pPr>
       <w:r>
-        <w:t xml:space="preserve">✍️</w:t>
-      </w:r>
-      <w:r>
-        <w:t xml:space="preserve"> </w:t>
-      </w:r>
-      <w:r>
         <w:rPr>
           <w:b/>
           <w:bCs/>
@@ -7595,7 +7589,7 @@
         <w:t xml:space="preserve"> </w:t>
       </w:r>
       <w:r>
-        <w:t xml:space="preserve">icon (⚡) above the box. Or press</w:t>
+        <w:t xml:space="preserve">icon above the box. Or press</w:t>
       </w:r>
       <w:r>
         <w:t xml:space="preserve"> </w:t>
@@ -7849,7 +7843,7 @@
       </w:pPr>
       <w:bookmarkStart w:id="52" w:name="you-can-do-this-at-any-time"/>
       <w:r>
-        <w:t xml:space="preserve">✅ You can do this at any time</w:t>
+        <w:t xml:space="preserve">You can do this at any time</w:t>
       </w:r>
       <w:bookmarkEnd w:id="52"/>
     </w:p>
@@ -8182,12 +8176,6 @@
         <w:pStyle w:val="BlockText"/>
       </w:pPr>
       <w:r>
-        <w:t xml:space="preserve">⚠️</w:t>
-      </w:r>
-      <w:r>
-        <w:t xml:space="preserve"> </w:t>
-      </w:r>
-      <w:r>
         <w:rPr>
           <w:b/>
           <w:bCs/>
@@ -8410,7 +8398,7 @@
         <w:t xml:space="preserve"> </w:t>
       </w:r>
       <w:r>
-        <w:t xml:space="preserve">(⚡) to run the whole file.</w:t>
+        <w:t xml:space="preserve">icon to run the whole file.</w:t>
       </w:r>
     </w:p>
     <w:p>
@@ -8522,7 +8510,7 @@
         <w:t xml:space="preserve"> </w:t>
       </w:r>
       <w:r>
-        <w:t xml:space="preserve">(⚡).</w:t>
+        <w:t xml:space="preserve">icon.</w:t>
       </w:r>
     </w:p>
     <w:p>
@@ -8553,7 +8541,7 @@
       </w:pPr>
       <w:bookmarkStart w:id="56" w:name="the-order-matters"/>
       <w:r>
-        <w:t xml:space="preserve">🔑 The order matters</w:t>
+        <w:t xml:space="preserve">The order matters</w:t>
       </w:r>
       <w:bookmarkEnd w:id="56"/>
     </w:p>
@@ -8941,12 +8929,6 @@
       <w:pPr>
         <w:pStyle w:val="BlockText"/>
       </w:pPr>
-      <w:r>
-        <w:t xml:space="preserve">⚠️</w:t>
-      </w:r>
-      <w:r>
-        <w:t xml:space="preserve"> </w:t>
-      </w:r>
       <w:r>
         <w:rPr>
           <w:b/>
@@ -9606,7 +9588,7 @@
         <w:t xml:space="preserve"> </w:t>
       </w:r>
       <w:r>
-        <w:t xml:space="preserve">Not minimize — quit it. (Windows: the ✕ button. Mac:</w:t>
+        <w:t xml:space="preserve">Not minimize — quit it. (Windows: the X button in the corner. Mac:</w:t>
       </w:r>
       <w:r>
         <w:t xml:space="preserve"> </w:t>
@@ -11465,7 +11447,7 @@
         </w:numPr>
       </w:pPr>
       <w:r>
-        <w:t xml:space="preserve">Type your commands and click the lightning bolt (⚡)</w:t>
+        <w:t xml:space="preserve">Type your commands and click the lightning bolt icon</w:t>
       </w:r>
     </w:p>
     <w:p>

--- a/docs/MySQL-Setup-Guide.docx
+++ b/docs/MySQL-Setup-Guide.docx
@@ -7573,7 +7573,76 @@
         </w:numPr>
       </w:pPr>
       <w:r>
-        <w:t xml:space="preserve">Click the</w:t>
+        <w:t xml:space="preserve">Run it. The reliable way is the menu:</w:t>
+      </w:r>
+      <w:r>
+        <w:t xml:space="preserve"> </w:t>
+      </w:r>
+      <w:r>
+        <w:rPr>
+          <w:b/>
+          <w:bCs/>
+        </w:rPr>
+        <w:t xml:space="preserve">Query → Execute (All or Selection)</w:t>
+      </w:r>
+      <w:r>
+        <w:t xml:space="preserve">.</w:t>
+      </w:r>
+    </w:p>
+    <w:p>
+      <w:pPr>
+        <w:pStyle w:val="Compact"/>
+        <w:numPr>
+          <w:ilvl w:val="1"/>
+          <w:numId w:val="1037"/>
+        </w:numPr>
+      </w:pPr>
+      <w:r>
+        <w:t xml:space="preserve">Keyboard shortcut:</w:t>
+      </w:r>
+      <w:r>
+        <w:t xml:space="preserve"> </w:t>
+      </w:r>
+      <w:r>
+        <w:rPr>
+          <w:b/>
+          <w:bCs/>
+        </w:rPr>
+        <w:t xml:space="preserve">Ctrl + Shift + Enter</w:t>
+      </w:r>
+      <w:r>
+        <w:t xml:space="preserve"> </w:t>
+      </w:r>
+      <w:r>
+        <w:t xml:space="preserve">(Windows) or</w:t>
+      </w:r>
+      <w:r>
+        <w:t xml:space="preserve"> </w:t>
+      </w:r>
+      <w:r>
+        <w:rPr>
+          <w:b/>
+          <w:bCs/>
+        </w:rPr>
+        <w:t xml:space="preserve">⌘ + Shift + Enter</w:t>
+      </w:r>
+      <w:r>
+        <w:t xml:space="preserve"> </w:t>
+      </w:r>
+      <w:r>
+        <w:t xml:space="preserve">(Mac)</w:t>
+      </w:r>
+    </w:p>
+    <w:p>
+      <w:pPr>
+        <w:pStyle w:val="Compact"/>
+        <w:numPr>
+          <w:ilvl w:val="1"/>
+          <w:numId w:val="1037"/>
+        </w:numPr>
+      </w:pPr>
+      <w:r>
+        <w:t xml:space="preserve">There is also a</w:t>
       </w:r>
       <w:r>
         <w:t xml:space="preserve"> </w:t>
@@ -7589,39 +7658,39 @@
         <w:t xml:space="preserve"> </w:t>
       </w:r>
       <w:r>
-        <w:t xml:space="preserve">icon above the box. Or press</w:t>
-      </w:r>
-      <w:r>
-        <w:t xml:space="preserve"> </w:t>
-      </w:r>
-      <w:r>
-        <w:rPr>
-          <w:b/>
-          <w:bCs/>
-        </w:rPr>
-        <w:t xml:space="preserve">Ctrl + Enter</w:t>
-      </w:r>
-      <w:r>
-        <w:t xml:space="preserve"> </w:t>
-      </w:r>
-      <w:r>
-        <w:t xml:space="preserve">on Windows,</w:t>
-      </w:r>
-      <w:r>
-        <w:t xml:space="preserve"> </w:t>
-      </w:r>
-      <w:r>
-        <w:rPr>
-          <w:b/>
-          <w:bCs/>
-        </w:rPr>
-        <w:t xml:space="preserve">⌘ + Enter</w:t>
-      </w:r>
-      <w:r>
-        <w:t xml:space="preserve"> </w:t>
-      </w:r>
-      <w:r>
-        <w:t xml:space="preserve">on Mac.</w:t>
+        <w:t xml:space="preserve">icon above the box that does the same thing — but note there are</w:t>
+      </w:r>
+      <w:r>
+        <w:t xml:space="preserve"> </w:t>
+      </w:r>
+      <w:r>
+        <w:rPr>
+          <w:i/>
+          <w:iCs/>
+        </w:rPr>
+        <w:t xml:space="preserve">two</w:t>
+      </w:r>
+      <w:r>
+        <w:t xml:space="preserve"> </w:t>
+      </w:r>
+      <w:r>
+        <w:t xml:space="preserve">lightning bolts side by side, and you want the</w:t>
+      </w:r>
+      <w:r>
+        <w:t xml:space="preserve"> </w:t>
+      </w:r>
+      <w:r>
+        <w:rPr>
+          <w:b/>
+          <w:bCs/>
+        </w:rPr>
+        <w:t xml:space="preserve">first</w:t>
+      </w:r>
+      <w:r>
+        <w:t xml:space="preserve"> </w:t>
+      </w:r>
+      <w:r>
+        <w:t xml:space="preserve">one. Part 4 explains the difference. Until then, the menu is the safe choice.</w:t>
       </w:r>
     </w:p>
     <w:p>
@@ -7716,7 +7785,17 @@
         <w:pStyle w:val="FirstParagraph"/>
       </w:pPr>
       <w:r>
-        <w:t xml:space="preserve">Run it with the lightning bolt. Then look at the</w:t>
+        <w:t xml:space="preserve">Run it the same way (</w:t>
+      </w:r>
+      <w:r>
+        <w:rPr>
+          <w:b/>
+          <w:bCs/>
+        </w:rPr>
+        <w:t xml:space="preserve">Query → Execute (All or Selection)</w:t>
+      </w:r>
+      <w:r>
+        <w:t xml:space="preserve">). Then look at the</w:t>
       </w:r>
       <w:r>
         <w:t xml:space="preserve"> </w:t>
@@ -7796,7 +7875,7 @@
     </w:p>
     <w:bookmarkEnd w:id="50"/>
     <w:bookmarkEnd w:id="51"/>
-    <w:bookmarkStart w:id="62" w:name="part-4-add-the-sakila-sample-database"/>
+    <w:bookmarkStart w:id="69" w:name="part-4-add-the-sakila-sample-database"/>
     <w:p>
       <w:pPr>
         <w:pStyle w:val="Heading1"/>
@@ -7941,7 +8020,7 @@
         <w:pStyle w:val="Compact"/>
         <w:numPr>
           <w:ilvl w:val="0"/>
-          <w:numId w:val="1037"/>
+          <w:numId w:val="1038"/>
         </w:numPr>
       </w:pPr>
       <w:r>
@@ -7989,7 +8068,7 @@
         <w:pStyle w:val="Compact"/>
         <w:numPr>
           <w:ilvl w:val="0"/>
-          <w:numId w:val="1037"/>
+          <w:numId w:val="1038"/>
         </w:numPr>
       </w:pPr>
       <w:r>
@@ -8251,166 +8330,13 @@
       </w:r>
     </w:p>
     <w:bookmarkEnd w:id="54"/>
-    <w:bookmarkStart w:id="55" w:name="X29dafbcfc1bfea26f8b10a2ba52df5350464267"/>
+    <w:bookmarkStart w:id="56" w:name="Xd8e59b2b66d55802b2e4082e419f11ea4b34d3c"/>
     <w:p>
       <w:pPr>
         <w:pStyle w:val="Heading2"/>
       </w:pPr>
       <w:r>
-        <w:t xml:space="preserve">Step 3 — Run the schema file (builds the tables)</w:t>
-      </w:r>
-    </w:p>
-    <w:p>
-      <w:pPr>
-        <w:pStyle w:val="Compact"/>
-        <w:numPr>
-          <w:ilvl w:val="0"/>
-          <w:numId w:val="1038"/>
-        </w:numPr>
-      </w:pPr>
-      <w:r>
-        <w:t xml:space="preserve">Open</w:t>
-      </w:r>
-      <w:r>
-        <w:t xml:space="preserve"> </w:t>
-      </w:r>
-      <w:r>
-        <w:rPr>
-          <w:b/>
-          <w:bCs/>
-        </w:rPr>
-        <w:t xml:space="preserve">MySQL Workbench</w:t>
-      </w:r>
-      <w:r>
-        <w:t xml:space="preserve"> </w:t>
-      </w:r>
-      <w:r>
-        <w:t xml:space="preserve">and connect as usual.</w:t>
-      </w:r>
-    </w:p>
-    <w:p>
-      <w:pPr>
-        <w:pStyle w:val="Compact"/>
-        <w:numPr>
-          <w:ilvl w:val="0"/>
-          <w:numId w:val="1038"/>
-        </w:numPr>
-      </w:pPr>
-      <w:r>
-        <w:t xml:space="preserve">From the menu, choose</w:t>
-      </w:r>
-      <w:r>
-        <w:t xml:space="preserve"> </w:t>
-      </w:r>
-      <w:r>
-        <w:rPr>
-          <w:b/>
-          <w:bCs/>
-        </w:rPr>
-        <w:t xml:space="preserve">File → Open SQL Script…</w:t>
-      </w:r>
-    </w:p>
-    <w:p>
-      <w:pPr>
-        <w:pStyle w:val="Compact"/>
-        <w:numPr>
-          <w:ilvl w:val="0"/>
-          <w:numId w:val="1038"/>
-        </w:numPr>
-      </w:pPr>
-      <w:r>
-        <w:t xml:space="preserve">Find your</w:t>
-      </w:r>
-      <w:r>
-        <w:t xml:space="preserve"> </w:t>
-      </w:r>
-      <w:r>
-        <w:rPr>
-          <w:rStyle w:val="VerbatimChar"/>
-        </w:rPr>
-        <w:t xml:space="preserve">sakila-db</w:t>
-      </w:r>
-      <w:r>
-        <w:t xml:space="preserve"> </w:t>
-      </w:r>
-      <w:r>
-        <w:t xml:space="preserve">folder and open</w:t>
-      </w:r>
-      <w:r>
-        <w:t xml:space="preserve"> </w:t>
-      </w:r>
-      <w:r>
-        <w:rPr>
-          <w:rStyle w:val="VerbatimChar"/>
-          <w:b/>
-          <w:bCs/>
-        </w:rPr>
-        <w:t xml:space="preserve">sakila-schema.sql</w:t>
-      </w:r>
-      <w:r>
-        <w:t xml:space="preserve">.</w:t>
-      </w:r>
-    </w:p>
-    <w:p>
-      <w:pPr>
-        <w:pStyle w:val="Compact"/>
-        <w:numPr>
-          <w:ilvl w:val="0"/>
-          <w:numId w:val="1038"/>
-        </w:numPr>
-      </w:pPr>
-      <w:r>
-        <w:t xml:space="preserve">A tab opens full of commands.</w:t>
-      </w:r>
-      <w:r>
-        <w:t xml:space="preserve"> </w:t>
-      </w:r>
-      <w:r>
-        <w:rPr>
-          <w:b/>
-          <w:bCs/>
-        </w:rPr>
-        <w:t xml:space="preserve">You do not need to read or understand them.</w:t>
-      </w:r>
-    </w:p>
-    <w:p>
-      <w:pPr>
-        <w:pStyle w:val="Compact"/>
-        <w:numPr>
-          <w:ilvl w:val="0"/>
-          <w:numId w:val="1038"/>
-        </w:numPr>
-      </w:pPr>
-      <w:r>
-        <w:t xml:space="preserve">Click the</w:t>
-      </w:r>
-      <w:r>
-        <w:t xml:space="preserve"> </w:t>
-      </w:r>
-      <w:r>
-        <w:rPr>
-          <w:b/>
-          <w:bCs/>
-        </w:rPr>
-        <w:t xml:space="preserve">lightning bolt</w:t>
-      </w:r>
-      <w:r>
-        <w:t xml:space="preserve"> </w:t>
-      </w:r>
-      <w:r>
-        <w:t xml:space="preserve">icon to run the whole file.</w:t>
-      </w:r>
-    </w:p>
-    <w:p>
-      <w:pPr>
-        <w:pStyle w:val="Compact"/>
-        <w:numPr>
-          <w:ilvl w:val="0"/>
-          <w:numId w:val="1038"/>
-        </w:numPr>
-      </w:pPr>
-      <w:r>
-        <w:t xml:space="preserve">Wait a few seconds. You’ll see a list of green ticks at the bottom.</w:t>
+        <w:t xml:space="preserve">Important: there are TWO lightning bolts, and they do different things</w:t>
       </w:r>
     </w:p>
     <w:p>
@@ -8418,157 +8344,219 @@
         <w:pStyle w:val="FirstParagraph"/>
       </w:pPr>
       <w:r>
-        <w:t xml:space="preserve">This creates the database and its empty tables.</w:t>
-      </w:r>
-    </w:p>
-    <w:bookmarkEnd w:id="55"/>
-    <w:bookmarkStart w:id="57" w:name="X25e1ce631f3178211e877d589d1d2283e0c5e9d"/>
-    <w:p>
-      <w:pPr>
-        <w:pStyle w:val="Heading2"/>
-      </w:pPr>
-      <w:r>
-        <w:t xml:space="preserve">Step 4 — Run the data file (fills in the information)</w:t>
-      </w:r>
-    </w:p>
-    <w:p>
-      <w:pPr>
-        <w:pStyle w:val="Compact"/>
-        <w:numPr>
-          <w:ilvl w:val="0"/>
-          <w:numId w:val="1039"/>
-        </w:numPr>
-      </w:pPr>
-      <w:r>
-        <w:t xml:space="preserve">Choose</w:t>
-      </w:r>
-      <w:r>
-        <w:t xml:space="preserve"> </w:t>
-      </w:r>
-      <w:r>
-        <w:rPr>
-          <w:b/>
-          <w:bCs/>
-        </w:rPr>
-        <w:t xml:space="preserve">File → Open SQL Script…</w:t>
-      </w:r>
-      <w:r>
-        <w:t xml:space="preserve"> </w:t>
-      </w:r>
-      <w:r>
-        <w:t xml:space="preserve">again.</w:t>
-      </w:r>
-    </w:p>
-    <w:p>
-      <w:pPr>
-        <w:pStyle w:val="Compact"/>
-        <w:numPr>
-          <w:ilvl w:val="0"/>
-          <w:numId w:val="1039"/>
-        </w:numPr>
-      </w:pPr>
-      <w:r>
-        <w:t xml:space="preserve">This time open</w:t>
-      </w:r>
-      <w:r>
-        <w:t xml:space="preserve"> </w:t>
-      </w:r>
-      <w:r>
-        <w:rPr>
-          <w:rStyle w:val="VerbatimChar"/>
-          <w:b/>
-          <w:bCs/>
-        </w:rPr>
-        <w:t xml:space="preserve">sakila-data.sql</w:t>
-      </w:r>
-      <w:r>
-        <w:t xml:space="preserve">.</w:t>
-      </w:r>
-    </w:p>
-    <w:p>
-      <w:pPr>
-        <w:pStyle w:val="Compact"/>
-        <w:numPr>
-          <w:ilvl w:val="0"/>
-          <w:numId w:val="1039"/>
-        </w:numPr>
-      </w:pPr>
-      <w:r>
-        <w:t xml:space="preserve">Click the</w:t>
-      </w:r>
-      <w:r>
-        <w:t xml:space="preserve"> </w:t>
-      </w:r>
-      <w:r>
-        <w:rPr>
-          <w:b/>
-          <w:bCs/>
-        </w:rPr>
-        <w:t xml:space="preserve">lightning bolt</w:t>
-      </w:r>
-      <w:r>
-        <w:t xml:space="preserve"> </w:t>
-      </w:r>
-      <w:r>
-        <w:t xml:space="preserve">icon.</w:t>
-      </w:r>
-    </w:p>
-    <w:p>
-      <w:pPr>
-        <w:pStyle w:val="Compact"/>
-        <w:numPr>
-          <w:ilvl w:val="0"/>
-          <w:numId w:val="1039"/>
-        </w:numPr>
-      </w:pPr>
-      <w:r>
-        <w:rPr>
-          <w:b/>
-          <w:bCs/>
-        </w:rPr>
-        <w:t xml:space="preserve">This one takes longer</w:t>
-      </w:r>
-      <w:r>
-        <w:t xml:space="preserve"> </w:t>
-      </w:r>
-      <w:r>
-        <w:t xml:space="preserve">— anywhere from 10 seconds to about a minute. Workbench may look frozen while it works. Let it finish.</w:t>
-      </w:r>
-    </w:p>
-    <w:p>
-      <w:pPr>
-        <w:pStyle w:val="Heading3"/>
-      </w:pPr>
-      <w:bookmarkStart w:id="56" w:name="the-order-matters"/>
-      <w:r>
-        <w:t xml:space="preserve">The order matters</w:t>
-      </w:r>
-      <w:bookmarkEnd w:id="56"/>
-    </w:p>
-    <w:p>
-      <w:pPr>
-        <w:pStyle w:val="BlockText"/>
-      </w:pPr>
-      <w:r>
-        <w:rPr>
-          <w:b/>
-          <w:bCs/>
-        </w:rPr>
-        <w:t xml:space="preserve">Schema first, then data.</w:t>
-      </w:r>
-      <w:r>
-        <w:t xml:space="preserve"> </w:t>
-      </w:r>
-      <w:r>
-        <w:t xml:space="preserve">Always.</w:t>
-      </w:r>
-    </w:p>
-    <w:p>
-      <w:pPr>
-        <w:pStyle w:val="BlockText"/>
-      </w:pPr>
-      <w:r>
-        <w:t xml:space="preserve">The data file assumes the tables already exist. Running it first produces an error like</w:t>
+        <w:t xml:space="preserve">This trips up almost everyone, so read this before Step 3.</w:t>
+      </w:r>
+    </w:p>
+    <w:p>
+      <w:pPr>
+        <w:pStyle w:val="BodyText"/>
+      </w:pPr>
+      <w:r>
+        <w:t xml:space="preserve">Above the white editing area is a row of small icons.</w:t>
+      </w:r>
+      <w:r>
+        <w:t xml:space="preserve"> </w:t>
+      </w:r>
+      <w:r>
+        <w:rPr>
+          <w:b/>
+          <w:bCs/>
+        </w:rPr>
+        <w:t xml:space="preserve">Two of them are lightning bolts, sitting right next to each other</w:t>
+      </w:r>
+      <w:r>
+        <w:t xml:space="preserve">, and they are not interchangeable:</w:t>
+      </w:r>
+    </w:p>
+    <w:tbl>
+      <w:tblPr>
+        <w:tblStyle w:val="Table"/>
+        <w:tblW w:type="pct" w:w="5000"/>
+        <w:tblLayout w:type="fixed"/>
+        <w:tblLook w:firstRow="1" w:lastRow="0" w:firstColumn="0" w:lastColumn="0" w:noHBand="0" w:noVBand="0" w:val="0020"/>
+      </w:tblPr>
+      <w:tblGrid>
+        <w:gridCol w:w="2640"/>
+        <w:gridCol w:w="2640"/>
+        <w:gridCol w:w="2640"/>
+      </w:tblGrid>
+      <w:tr>
+        <w:trPr>
+          <w:tblHeader w:val="on"/>
+        </w:trPr>
+        <w:tc>
+          <w:tcPr/>
+          <w:p>
+            <w:pPr>
+              <w:pStyle w:val="Compact"/>
+            </w:pPr>
+            <w:r>
+              <w:t xml:space="preserve">Icon</w:t>
+            </w:r>
+          </w:p>
+        </w:tc>
+        <w:tc>
+          <w:tcPr/>
+          <w:p>
+            <w:pPr>
+              <w:pStyle w:val="Compact"/>
+            </w:pPr>
+            <w:r>
+              <w:t xml:space="preserve">What it does</w:t>
+            </w:r>
+          </w:p>
+        </w:tc>
+        <w:tc>
+          <w:tcPr/>
+          <w:p>
+            <w:pPr>
+              <w:pStyle w:val="Compact"/>
+            </w:pPr>
+            <w:r>
+              <w:t xml:space="preserve">When you want it</w:t>
+            </w:r>
+          </w:p>
+        </w:tc>
+      </w:tr>
+      <w:tr>
+        <w:tc>
+          <w:tcPr/>
+          <w:p>
+            <w:pPr>
+              <w:pStyle w:val="Compact"/>
+            </w:pPr>
+            <w:r>
+              <w:t xml:space="preserve">The</w:t>
+            </w:r>
+            <w:r>
+              <w:t xml:space="preserve"> </w:t>
+            </w:r>
+            <w:r>
+              <w:rPr>
+                <w:b/>
+                <w:bCs/>
+              </w:rPr>
+              <w:t xml:space="preserve">first</w:t>
+            </w:r>
+            <w:r>
+              <w:t xml:space="preserve"> </w:t>
+            </w:r>
+            <w:r>
+              <w:t xml:space="preserve">lightning bolt — plain</w:t>
+            </w:r>
+          </w:p>
+        </w:tc>
+        <w:tc>
+          <w:tcPr/>
+          <w:p>
+            <w:pPr>
+              <w:pStyle w:val="Compact"/>
+            </w:pPr>
+            <w:r>
+              <w:t xml:space="preserve">Runs the</w:t>
+            </w:r>
+            <w:r>
+              <w:t xml:space="preserve"> </w:t>
+            </w:r>
+            <w:r>
+              <w:rPr>
+                <w:b/>
+                <w:bCs/>
+              </w:rPr>
+              <w:t xml:space="preserve">whole file</w:t>
+            </w:r>
+          </w:p>
+        </w:tc>
+        <w:tc>
+          <w:tcPr/>
+          <w:p>
+            <w:pPr>
+              <w:pStyle w:val="Compact"/>
+            </w:pPr>
+            <w:r>
+              <w:rPr>
+                <w:b/>
+                <w:bCs/>
+              </w:rPr>
+              <w:t xml:space="preserve">This one.</w:t>
+            </w:r>
+            <w:r>
+              <w:t xml:space="preserve"> </w:t>
+            </w:r>
+            <w:r>
+              <w:t xml:space="preserve">Loading Sakila.</w:t>
+            </w:r>
+          </w:p>
+        </w:tc>
+      </w:tr>
+      <w:tr>
+        <w:tc>
+          <w:tcPr/>
+          <w:p>
+            <w:pPr>
+              <w:pStyle w:val="Compact"/>
+            </w:pPr>
+            <w:r>
+              <w:t xml:space="preserve">The</w:t>
+            </w:r>
+            <w:r>
+              <w:t xml:space="preserve"> </w:t>
+            </w:r>
+            <w:r>
+              <w:rPr>
+                <w:b/>
+                <w:bCs/>
+              </w:rPr>
+              <w:t xml:space="preserve">second</w:t>
+            </w:r>
+            <w:r>
+              <w:t xml:space="preserve"> </w:t>
+            </w:r>
+            <w:r>
+              <w:t xml:space="preserve">lightning bolt — has a small text cursor beside it</w:t>
+            </w:r>
+          </w:p>
+        </w:tc>
+        <w:tc>
+          <w:tcPr/>
+          <w:p>
+            <w:pPr>
+              <w:pStyle w:val="Compact"/>
+            </w:pPr>
+            <w:r>
+              <w:t xml:space="preserve">Runs</w:t>
+            </w:r>
+            <w:r>
+              <w:t xml:space="preserve"> </w:t>
+            </w:r>
+            <w:r>
+              <w:rPr>
+                <w:b/>
+                <w:bCs/>
+              </w:rPr>
+              <w:t xml:space="preserve">only the one command your cursor is sitting in</w:t>
+            </w:r>
+          </w:p>
+        </w:tc>
+        <w:tc>
+          <w:tcPr/>
+          <w:p>
+            <w:pPr>
+              <w:pStyle w:val="Compact"/>
+            </w:pPr>
+            <w:r>
+              <w:t xml:space="preserve">Running a single query you just typed</w:t>
+            </w:r>
+          </w:p>
+        </w:tc>
+      </w:tr>
+    </w:tbl>
+    <w:p>
+      <w:pPr>
+        <w:pStyle w:val="BodyText"/>
+      </w:pPr>
+      <w:r>
+        <w:t xml:space="preserve">If you use the second one on the Sakila files, MySQL runs one command out of hundreds, reports success, and you are left with a broken half-built database that</w:t>
       </w:r>
       <w:r>
         <w:t xml:space="preserve"> </w:t>
@@ -8578,13 +8566,994 @@
           <w:i/>
           <w:iCs/>
         </w:rPr>
-        <w:t xml:space="preserve">“Table</w:t>
+        <w:t xml:space="preserve">looks</w:t>
+      </w:r>
+      <w:r>
+        <w:t xml:space="preserve"> </w:t>
+      </w:r>
+      <w:r>
+        <w:t xml:space="preserve">like it worked.</w:t>
+      </w:r>
+    </w:p>
+    <w:p>
+      <w:pPr>
+        <w:pStyle w:val="Heading3"/>
+      </w:pPr>
+      <w:bookmarkStart w:id="55" w:name="the-reliable-way-use-the-menu-instead"/>
+      <w:r>
+        <w:t xml:space="preserve">The reliable way: use the menu instead</w:t>
+      </w:r>
+      <w:bookmarkEnd w:id="55"/>
+    </w:p>
+    <w:p>
+      <w:pPr>
+        <w:pStyle w:val="BlockText"/>
+      </w:pPr>
+      <w:r>
+        <w:t xml:space="preserve">If you are not confident about which icon is which,</w:t>
+      </w:r>
+      <w:r>
+        <w:t xml:space="preserve"> </w:t>
+      </w:r>
+      <w:r>
+        <w:rPr>
+          <w:b/>
+          <w:bCs/>
+        </w:rPr>
+        <w:t xml:space="preserve">ignore the icons completely</w:t>
+      </w:r>
+      <w:r>
+        <w:t xml:space="preserve"> </w:t>
+      </w:r>
+      <w:r>
+        <w:t xml:space="preserve">and use the menu. It is unambiguous and does exactly the same thing:</w:t>
+      </w:r>
+    </w:p>
+    <w:p>
+      <w:pPr>
+        <w:pStyle w:val="BlockText"/>
+      </w:pPr>
+      <w:r>
+        <w:rPr>
+          <w:b/>
+          <w:bCs/>
+        </w:rPr>
+        <w:t xml:space="preserve">Query → Execute (All or Selection)</w:t>
+      </w:r>
+    </w:p>
+    <w:p>
+      <w:pPr>
+        <w:pStyle w:val="BlockText"/>
+      </w:pPr>
+      <w:r>
+        <w:t xml:space="preserve">Or the keyboard shortcut:</w:t>
+      </w:r>
+    </w:p>
+    <w:p>
+      <w:pPr>
+        <w:pStyle w:val="Compact"/>
+        <w:numPr>
+          <w:ilvl w:val="0"/>
+          <w:numId w:val="1039"/>
+        </w:numPr>
+      </w:pPr>
+      <w:r>
+        <w:rPr>
+          <w:b/>
+          <w:bCs/>
+        </w:rPr>
+        <w:t xml:space="preserve">Windows:</w:t>
+      </w:r>
+      <w:r>
+        <w:t xml:space="preserve"> </w:t>
+      </w:r>
+      <w:r>
+        <w:rPr>
+          <w:rStyle w:val="VerbatimChar"/>
+        </w:rPr>
+        <w:t xml:space="preserve">Ctrl + Shift + Enter</w:t>
+      </w:r>
+    </w:p>
+    <w:p>
+      <w:pPr>
+        <w:pStyle w:val="Compact"/>
+        <w:numPr>
+          <w:ilvl w:val="0"/>
+          <w:numId w:val="1039"/>
+        </w:numPr>
+      </w:pPr>
+      <w:r>
+        <w:rPr>
+          <w:b/>
+          <w:bCs/>
+        </w:rPr>
+        <w:t xml:space="preserve">Mac:</w:t>
+      </w:r>
+      <w:r>
+        <w:t xml:space="preserve"> </w:t>
+      </w:r>
+      <w:r>
+        <w:rPr>
+          <w:rStyle w:val="VerbatimChar"/>
+        </w:rPr>
+        <w:t xml:space="preserve">⌘ + Shift + Enter</w:t>
+      </w:r>
+    </w:p>
+    <w:p>
+      <w:pPr>
+        <w:pStyle w:val="BlockText"/>
+      </w:pPr>
+      <w:r>
+        <w:t xml:space="preserve">Note the</w:t>
+      </w:r>
+      <w:r>
+        <w:t xml:space="preserve"> </w:t>
+      </w:r>
+      <w:r>
+        <w:rPr>
+          <w:b/>
+          <w:bCs/>
+        </w:rPr>
+        <w:t xml:space="preserve">Shift</w:t>
+      </w:r>
+      <w:r>
+        <w:t xml:space="preserve">. Without it, you get the one-command-only version — the same trap as the wrong icon.</w:t>
+      </w:r>
+    </w:p>
+    <w:p>
+      <w:pPr>
+        <w:pStyle w:val="FirstParagraph"/>
+      </w:pPr>
+      <w:r>
+        <w:t xml:space="preserve">One more thing:</w:t>
+      </w:r>
+      <w:r>
+        <w:t xml:space="preserve"> </w:t>
+      </w:r>
+      <w:r>
+        <w:rPr>
+          <w:b/>
+          <w:bCs/>
+        </w:rPr>
+        <w:t xml:space="preserve">make sure no text is highlighted</w:t>
+      </w:r>
+      <w:r>
+        <w:t xml:space="preserve"> </w:t>
+      </w:r>
+      <w:r>
+        <w:t xml:space="preserve">in the editor before you run. If part of the file is selected, Workbench runs only the selected part. Click once in the editing area and press</w:t>
+      </w:r>
+      <w:r>
+        <w:t xml:space="preserve"> </w:t>
+      </w:r>
+      <w:r>
+        <w:rPr>
+          <w:rStyle w:val="VerbatimChar"/>
+        </w:rPr>
+        <w:t xml:space="preserve">Ctrl + A</w:t>
+      </w:r>
+      <w:r>
+        <w:t xml:space="preserve"> </w:t>
+      </w:r>
+      <w:r>
+        <w:t xml:space="preserve">/</w:t>
+      </w:r>
+      <w:r>
+        <w:t xml:space="preserve"> </w:t>
+      </w:r>
+      <w:r>
+        <w:rPr>
+          <w:rStyle w:val="VerbatimChar"/>
+        </w:rPr>
+        <w:t xml:space="preserve">⌘ + A</w:t>
+      </w:r>
+      <w:r>
+        <w:t xml:space="preserve"> </w:t>
+      </w:r>
+      <w:r>
+        <w:t xml:space="preserve">then click once more to deselect, or simply click somewhere in the text without dragging.</w:t>
+      </w:r>
+    </w:p>
+    <w:bookmarkEnd w:id="56"/>
+    <w:bookmarkStart w:id="61" w:name="X053f86853c91c6fe227d94ec1870cb773ef2f98"/>
+    <w:p>
+      <w:pPr>
+        <w:pStyle w:val="Heading2"/>
+      </w:pPr>
+      <w:r>
+        <w:t xml:space="preserve">“The lightning bolt is greyed out and I can’t click it”</w:t>
+      </w:r>
+    </w:p>
+    <w:p>
+      <w:pPr>
+        <w:pStyle w:val="FirstParagraph"/>
+      </w:pPr>
+      <w:r>
+        <w:t xml:space="preserve">This is common, and it is not a broken installation. A greyed-out Execute button means Workbench has</w:t>
+      </w:r>
+      <w:r>
+        <w:t xml:space="preserve"> </w:t>
+      </w:r>
+      <w:r>
+        <w:rPr>
+          <w:b/>
+          <w:bCs/>
+        </w:rPr>
+        <w:t xml:space="preserve">nothing to run the file against</w:t>
+      </w:r>
+      <w:r>
+        <w:t xml:space="preserve">. Work down this list.</w:t>
+      </w:r>
+    </w:p>
+    <w:bookmarkStart w:id="57" w:name="youre-not-actually-connected-most-likely"/>
+    <w:p>
+      <w:pPr>
+        <w:pStyle w:val="Heading3"/>
+      </w:pPr>
+      <w:r>
+        <w:t xml:space="preserve">1. You’re not actually connected (most likely)</w:t>
+      </w:r>
+    </w:p>
+    <w:p>
+      <w:pPr>
+        <w:pStyle w:val="FirstParagraph"/>
+      </w:pPr>
+      <w:r>
+        <w:rPr>
+          <w:b/>
+          <w:bCs/>
+        </w:rPr>
+        <w:t xml:space="preserve">Opening a</w:t>
+      </w:r>
+      <w:r>
+        <w:rPr>
+          <w:b/>
+          <w:bCs/>
+        </w:rPr>
+        <w:t xml:space="preserve"> </w:t>
+      </w:r>
+      <w:r>
+        <w:rPr>
+          <w:rStyle w:val="VerbatimChar"/>
+          <w:b/>
+          <w:bCs/>
+        </w:rPr>
+        <w:t xml:space="preserve">.sql</w:t>
+      </w:r>
+      <w:r>
+        <w:rPr>
+          <w:b/>
+          <w:bCs/>
+        </w:rPr>
+        <w:t xml:space="preserve"> </w:t>
+      </w:r>
+      <w:r>
+        <w:rPr>
+          <w:b/>
+          <w:bCs/>
+        </w:rPr>
+        <w:t xml:space="preserve">file does not connect you to the database.</w:t>
+      </w:r>
+      <w:r>
+        <w:t xml:space="preserve"> </w:t>
+      </w:r>
+      <w:r>
+        <w:t xml:space="preserve">It’s easy to open Workbench, open the Sakila file, and never realise you skipped the connection step — the file looks perfectly normal on screen, but every Execute control stays grey.</w:t>
+      </w:r>
+    </w:p>
+    <w:p>
+      <w:pPr>
+        <w:pStyle w:val="BodyText"/>
+      </w:pPr>
+      <w:r>
+        <w:t xml:space="preserve">To fix it:</w:t>
+      </w:r>
+    </w:p>
+    <w:p>
+      <w:pPr>
+        <w:pStyle w:val="Compact"/>
+        <w:numPr>
+          <w:ilvl w:val="0"/>
+          <w:numId w:val="1040"/>
+        </w:numPr>
+      </w:pPr>
+      <w:r>
+        <w:t xml:space="preserve">Click the</w:t>
+      </w:r>
+      <w:r>
+        <w:t xml:space="preserve"> </w:t>
+      </w:r>
+      <w:r>
+        <w:rPr>
+          <w:b/>
+          <w:bCs/>
+        </w:rPr>
+        <w:t xml:space="preserve">Home</w:t>
+      </w:r>
+      <w:r>
+        <w:t xml:space="preserve"> </w:t>
+      </w:r>
+      <w:r>
+        <w:t xml:space="preserve">tab — the small house icon in the top-left corner of the window.</w:t>
+      </w:r>
+    </w:p>
+    <w:p>
+      <w:pPr>
+        <w:pStyle w:val="Compact"/>
+        <w:numPr>
+          <w:ilvl w:val="0"/>
+          <w:numId w:val="1040"/>
+        </w:numPr>
+      </w:pPr>
+      <w:r>
+        <w:t xml:space="preserve">Click your connection box (</w:t>
+      </w:r>
+      <w:r>
+        <w:rPr>
+          <w:b/>
+          <w:bCs/>
+        </w:rPr>
+        <w:t xml:space="preserve">Local instance</w:t>
+      </w:r>
+      <w:r>
+        <w:t xml:space="preserve">, or whatever you named it).</w:t>
+      </w:r>
+    </w:p>
+    <w:p>
+      <w:pPr>
+        <w:pStyle w:val="Compact"/>
+        <w:numPr>
+          <w:ilvl w:val="0"/>
+          <w:numId w:val="1040"/>
+        </w:numPr>
+      </w:pPr>
+      <w:r>
+        <w:t xml:space="preserve">Enter your</w:t>
+      </w:r>
+      <w:r>
+        <w:t xml:space="preserve"> </w:t>
+      </w:r>
+      <w:r>
+        <w:rPr>
+          <w:b/>
+          <w:bCs/>
+        </w:rPr>
+        <w:t xml:space="preserve">root password</w:t>
+      </w:r>
+      <w:r>
+        <w:t xml:space="preserve"> </w:t>
+      </w:r>
+      <w:r>
+        <w:t xml:space="preserve">if asked.</w:t>
+      </w:r>
+    </w:p>
+    <w:p>
+      <w:pPr>
+        <w:pStyle w:val="Compact"/>
+        <w:numPr>
+          <w:ilvl w:val="0"/>
+          <w:numId w:val="1040"/>
+        </w:numPr>
+      </w:pPr>
+      <w:r>
+        <w:t xml:space="preserve">Now go back to your SQL file’s tab. The lightning bolts should be coloured and clickable.</w:t>
+      </w:r>
+    </w:p>
+    <w:p>
+      <w:pPr>
+        <w:pStyle w:val="FirstParagraph"/>
+      </w:pPr>
+      <w:r>
+        <w:t xml:space="preserve">If your file’s tab has closed, just open it again with</w:t>
+      </w:r>
+      <w:r>
+        <w:t xml:space="preserve"> </w:t>
+      </w:r>
+      <w:r>
+        <w:rPr>
+          <w:b/>
+          <w:bCs/>
+        </w:rPr>
+        <w:t xml:space="preserve">File → Open SQL Script…</w:t>
+      </w:r>
+    </w:p>
+    <w:bookmarkEnd w:id="57"/>
+    <w:bookmarkStart w:id="58" w:name="X9104fd38b4fe8f36ef4f6843e911a5d64acd606"/>
+    <w:p>
+      <w:pPr>
+        <w:pStyle w:val="Heading3"/>
+      </w:pPr>
+      <w:r>
+        <w:t xml:space="preserve">2. The connection dropped while you weren’t looking</w:t>
+      </w:r>
+    </w:p>
+    <w:p>
+      <w:pPr>
+        <w:pStyle w:val="FirstParagraph"/>
+      </w:pPr>
+      <w:r>
+        <w:t xml:space="preserve">Workbench disconnects after a period of inactivity, and a long download or a laptop that went to sleep will do it. The tab stays open and looks fine, but it is no longer attached to anything.</w:t>
+      </w:r>
+    </w:p>
+    <w:p>
+      <w:pPr>
+        <w:pStyle w:val="BodyText"/>
+      </w:pPr>
+      <w:r>
+        <w:t xml:space="preserve">Fix:</w:t>
+      </w:r>
+      <w:r>
+        <w:t xml:space="preserve"> </w:t>
+      </w:r>
+      <w:r>
+        <w:rPr>
+          <w:b/>
+          <w:bCs/>
+        </w:rPr>
+        <w:t xml:space="preserve">Query → Reconnect to Server</w:t>
+      </w:r>
+      <w:r>
+        <w:t xml:space="preserve">. Enter your password if prompted.</w:t>
+      </w:r>
+    </w:p>
+    <w:bookmarkEnd w:id="58"/>
+    <w:bookmarkStart w:id="59" w:name="something-is-already-running"/>
+    <w:p>
+      <w:pPr>
+        <w:pStyle w:val="Heading3"/>
+      </w:pPr>
+      <w:r>
+        <w:t xml:space="preserve">3. Something is already running</w:t>
+      </w:r>
+    </w:p>
+    <w:p>
+      <w:pPr>
+        <w:pStyle w:val="FirstParagraph"/>
+      </w:pPr>
+      <w:r>
+        <w:t xml:space="preserve">While a script is executing, Workbench</w:t>
+      </w:r>
+      <w:r>
+        <w:t xml:space="preserve"> </w:t>
+      </w:r>
+      <w:r>
+        <w:rPr>
+          <w:b/>
+          <w:bCs/>
+        </w:rPr>
+        <w:t xml:space="preserve">deliberately greys out the Execute buttons</w:t>
+      </w:r>
+      <w:r>
+        <w:t xml:space="preserve"> </w:t>
+      </w:r>
+      <w:r>
+        <w:t xml:space="preserve">so you can’t start a second run on top of the first.</w:t>
+      </w:r>
+    </w:p>
+    <w:p>
+      <w:pPr>
+        <w:pStyle w:val="BodyText"/>
+      </w:pPr>
+      <w:r>
+        <w:rPr>
+          <w:rStyle w:val="VerbatimChar"/>
+        </w:rPr>
+        <w:t xml:space="preserve">sakila-data.sql</w:t>
+      </w:r>
+      <w:r>
+        <w:t xml:space="preserve"> </w:t>
+      </w:r>
+      <w:r>
+        <w:t xml:space="preserve">takes up to a minute, so this is expected. Tell-tale signs:</w:t>
+      </w:r>
+    </w:p>
+    <w:p>
+      <w:pPr>
+        <w:pStyle w:val="Compact"/>
+        <w:numPr>
+          <w:ilvl w:val="0"/>
+          <w:numId w:val="1041"/>
+        </w:numPr>
+      </w:pPr>
+      <w:r>
+        <w:t xml:space="preserve">The red</w:t>
+      </w:r>
+      <w:r>
+        <w:t xml:space="preserve"> </w:t>
+      </w:r>
+      <w:r>
+        <w:rPr>
+          <w:b/>
+          <w:bCs/>
+        </w:rPr>
+        <w:t xml:space="preserve">Stop</w:t>
+      </w:r>
+      <w:r>
+        <w:t xml:space="preserve"> </w:t>
+      </w:r>
+      <w:r>
+        <w:t xml:space="preserve">button is the one control that</w:t>
+      </w:r>
+      <w:r>
+        <w:t xml:space="preserve"> </w:t>
       </w:r>
       <w:r>
         <w:rPr>
           <w:i/>
           <w:iCs/>
         </w:rPr>
+        <w:t xml:space="preserve">is</w:t>
+      </w:r>
+      <w:r>
+        <w:t xml:space="preserve"> </w:t>
+      </w:r>
+      <w:r>
+        <w:t xml:space="preserve">clickable</w:t>
+      </w:r>
+    </w:p>
+    <w:p>
+      <w:pPr>
+        <w:pStyle w:val="Compact"/>
+        <w:numPr>
+          <w:ilvl w:val="0"/>
+          <w:numId w:val="1041"/>
+        </w:numPr>
+      </w:pPr>
+      <w:r>
+        <w:t xml:space="preserve">There’s a progress indicator or spinning cursor</w:t>
+      </w:r>
+    </w:p>
+    <w:p>
+      <w:pPr>
+        <w:pStyle w:val="Compact"/>
+        <w:numPr>
+          <w:ilvl w:val="0"/>
+          <w:numId w:val="1041"/>
+        </w:numPr>
+      </w:pPr>
+      <w:r>
+        <w:t xml:space="preserve">The window may look frozen or washed out</w:t>
+      </w:r>
+    </w:p>
+    <w:p>
+      <w:pPr>
+        <w:pStyle w:val="FirstParagraph"/>
+      </w:pPr>
+      <w:r>
+        <w:rPr>
+          <w:b/>
+          <w:bCs/>
+        </w:rPr>
+        <w:t xml:space="preserve">Just wait.</w:t>
+      </w:r>
+      <w:r>
+        <w:t xml:space="preserve"> </w:t>
+      </w:r>
+      <w:r>
+        <w:t xml:space="preserve">Don’t click anything. When it finishes, the buttons come back.</w:t>
+      </w:r>
+    </w:p>
+    <w:bookmarkEnd w:id="59"/>
+    <w:bookmarkStart w:id="60" w:name="youre-not-on-a-sql-editor-tab"/>
+    <w:p>
+      <w:pPr>
+        <w:pStyle w:val="Heading3"/>
+      </w:pPr>
+      <w:r>
+        <w:t xml:space="preserve">4. You’re not on a SQL editor tab</w:t>
+      </w:r>
+    </w:p>
+    <w:p>
+      <w:pPr>
+        <w:pStyle w:val="FirstParagraph"/>
+      </w:pPr>
+      <w:r>
+        <w:t xml:space="preserve">Execute only exists for query tabs. If you opened</w:t>
+      </w:r>
+      <w:r>
+        <w:t xml:space="preserve"> </w:t>
+      </w:r>
+      <w:r>
+        <w:rPr>
+          <w:rStyle w:val="VerbatimChar"/>
+        </w:rPr>
+        <w:t xml:space="preserve">sakila.mwb</w:t>
+      </w:r>
+      <w:r>
+        <w:t xml:space="preserve"> </w:t>
+      </w:r>
+      <w:r>
+        <w:t xml:space="preserve">(the diagram file) or you’re sitting on the</w:t>
+      </w:r>
+      <w:r>
+        <w:t xml:space="preserve"> </w:t>
+      </w:r>
+      <w:r>
+        <w:rPr>
+          <w:b/>
+          <w:bCs/>
+        </w:rPr>
+        <w:t xml:space="preserve">Home</w:t>
+      </w:r>
+      <w:r>
+        <w:t xml:space="preserve"> </w:t>
+      </w:r>
+      <w:r>
+        <w:t xml:space="preserve">or</w:t>
+      </w:r>
+      <w:r>
+        <w:t xml:space="preserve"> </w:t>
+      </w:r>
+      <w:r>
+        <w:rPr>
+          <w:b/>
+          <w:bCs/>
+        </w:rPr>
+        <w:t xml:space="preserve">Administration</w:t>
+      </w:r>
+      <w:r>
+        <w:t xml:space="preserve"> </w:t>
+      </w:r>
+      <w:r>
+        <w:t xml:space="preserve">tab, there’s nothing to execute and the controls stay grey.</w:t>
+      </w:r>
+    </w:p>
+    <w:p>
+      <w:pPr>
+        <w:pStyle w:val="BodyText"/>
+      </w:pPr>
+      <w:r>
+        <w:t xml:space="preserve">A real SQL editor tab has a</w:t>
+      </w:r>
+      <w:r>
+        <w:t xml:space="preserve"> </w:t>
+      </w:r>
+      <w:r>
+        <w:rPr>
+          <w:b/>
+          <w:bCs/>
+        </w:rPr>
+        <w:t xml:space="preserve">white editing area</w:t>
+      </w:r>
+      <w:r>
+        <w:t xml:space="preserve"> </w:t>
+      </w:r>
+      <w:r>
+        <w:t xml:space="preserve">with an</w:t>
+      </w:r>
+      <w:r>
+        <w:t xml:space="preserve"> </w:t>
+      </w:r>
+      <w:r>
+        <w:rPr>
+          <w:b/>
+          <w:bCs/>
+        </w:rPr>
+        <w:t xml:space="preserve">Action Output</w:t>
+      </w:r>
+      <w:r>
+        <w:t xml:space="preserve"> </w:t>
+      </w:r>
+      <w:r>
+        <w:t xml:space="preserve">panel beneath it. If you don’t see those two things, you’re on the wrong tab.</w:t>
+      </w:r>
+    </w:p>
+    <w:p>
+      <w:pPr>
+        <w:pStyle w:val="BlockText"/>
+      </w:pPr>
+      <w:r>
+        <w:rPr>
+          <w:b/>
+          <w:bCs/>
+        </w:rPr>
+        <w:t xml:space="preserve">Quick check:</w:t>
+      </w:r>
+      <w:r>
+        <w:t xml:space="preserve"> </w:t>
+      </w:r>
+      <w:r>
+        <w:t xml:space="preserve">if</w:t>
+      </w:r>
+      <w:r>
+        <w:t xml:space="preserve"> </w:t>
+      </w:r>
+      <w:r>
+        <w:rPr>
+          <w:b/>
+          <w:bCs/>
+        </w:rPr>
+        <w:t xml:space="preserve">Query → Execute (All or Selection)</w:t>
+      </w:r>
+      <w:r>
+        <w:t xml:space="preserve"> </w:t>
+      </w:r>
+      <w:r>
+        <w:t xml:space="preserve">is also greyed out in the menu, the problem is the connection (cause 1 or 2). If the menu item works but the toolbar icon looks grey, you were probably just looking at the wrong icon.</w:t>
+      </w:r>
+    </w:p>
+    <w:bookmarkEnd w:id="60"/>
+    <w:bookmarkEnd w:id="61"/>
+    <w:bookmarkStart w:id="62" w:name="X29dafbcfc1bfea26f8b10a2ba52df5350464267"/>
+    <w:p>
+      <w:pPr>
+        <w:pStyle w:val="Heading2"/>
+      </w:pPr>
+      <w:r>
+        <w:t xml:space="preserve">Step 3 — Run the schema file (builds the tables)</w:t>
+      </w:r>
+    </w:p>
+    <w:p>
+      <w:pPr>
+        <w:pStyle w:val="Compact"/>
+        <w:numPr>
+          <w:ilvl w:val="0"/>
+          <w:numId w:val="1042"/>
+        </w:numPr>
+      </w:pPr>
+      <w:r>
+        <w:t xml:space="preserve">Open</w:t>
+      </w:r>
+      <w:r>
+        <w:t xml:space="preserve"> </w:t>
+      </w:r>
+      <w:r>
+        <w:rPr>
+          <w:b/>
+          <w:bCs/>
+        </w:rPr>
+        <w:t xml:space="preserve">MySQL Workbench</w:t>
+      </w:r>
+      <w:r>
+        <w:t xml:space="preserve"> </w:t>
+      </w:r>
+      <w:r>
+        <w:t xml:space="preserve">and connect as usual.</w:t>
+      </w:r>
+    </w:p>
+    <w:p>
+      <w:pPr>
+        <w:pStyle w:val="Compact"/>
+        <w:numPr>
+          <w:ilvl w:val="0"/>
+          <w:numId w:val="1042"/>
+        </w:numPr>
+      </w:pPr>
+      <w:r>
+        <w:t xml:space="preserve">From the menu, choose</w:t>
+      </w:r>
+      <w:r>
+        <w:t xml:space="preserve"> </w:t>
+      </w:r>
+      <w:r>
+        <w:rPr>
+          <w:b/>
+          <w:bCs/>
+        </w:rPr>
+        <w:t xml:space="preserve">File → Open SQL Script…</w:t>
+      </w:r>
+    </w:p>
+    <w:p>
+      <w:pPr>
+        <w:pStyle w:val="Compact"/>
+        <w:numPr>
+          <w:ilvl w:val="0"/>
+          <w:numId w:val="1042"/>
+        </w:numPr>
+      </w:pPr>
+      <w:r>
+        <w:t xml:space="preserve">Find your</w:t>
+      </w:r>
+      <w:r>
+        <w:t xml:space="preserve"> </w:t>
+      </w:r>
+      <w:r>
+        <w:rPr>
+          <w:rStyle w:val="VerbatimChar"/>
+        </w:rPr>
+        <w:t xml:space="preserve">sakila-db</w:t>
+      </w:r>
+      <w:r>
+        <w:t xml:space="preserve"> </w:t>
+      </w:r>
+      <w:r>
+        <w:t xml:space="preserve">folder and open</w:t>
+      </w:r>
+      <w:r>
+        <w:t xml:space="preserve"> </w:t>
+      </w:r>
+      <w:r>
+        <w:rPr>
+          <w:rStyle w:val="VerbatimChar"/>
+          <w:b/>
+          <w:bCs/>
+        </w:rPr>
+        <w:t xml:space="preserve">sakila-schema.sql</w:t>
+      </w:r>
+      <w:r>
+        <w:t xml:space="preserve">.</w:t>
+      </w:r>
+    </w:p>
+    <w:p>
+      <w:pPr>
+        <w:pStyle w:val="Compact"/>
+        <w:numPr>
+          <w:ilvl w:val="0"/>
+          <w:numId w:val="1042"/>
+        </w:numPr>
+      </w:pPr>
+      <w:r>
+        <w:t xml:space="preserve">A tab opens full of commands.</w:t>
+      </w:r>
+      <w:r>
+        <w:t xml:space="preserve"> </w:t>
+      </w:r>
+      <w:r>
+        <w:rPr>
+          <w:b/>
+          <w:bCs/>
+        </w:rPr>
+        <w:t xml:space="preserve">You do not need to read or understand them.</w:t>
+      </w:r>
+    </w:p>
+    <w:p>
+      <w:pPr>
+        <w:pStyle w:val="Compact"/>
+        <w:numPr>
+          <w:ilvl w:val="0"/>
+          <w:numId w:val="1042"/>
+        </w:numPr>
+      </w:pPr>
+      <w:r>
+        <w:t xml:space="preserve">Check that</w:t>
+      </w:r>
+      <w:r>
+        <w:t xml:space="preserve"> </w:t>
+      </w:r>
+      <w:r>
+        <w:rPr>
+          <w:b/>
+          <w:bCs/>
+        </w:rPr>
+        <w:t xml:space="preserve">nothing in the file is highlighted</w:t>
+      </w:r>
+      <w:r>
+        <w:t xml:space="preserve">.</w:t>
+      </w:r>
+    </w:p>
+    <w:p>
+      <w:pPr>
+        <w:pStyle w:val="Compact"/>
+        <w:numPr>
+          <w:ilvl w:val="0"/>
+          <w:numId w:val="1042"/>
+        </w:numPr>
+      </w:pPr>
+      <w:r>
+        <w:t xml:space="preserve">Run the whole file:</w:t>
+      </w:r>
+      <w:r>
+        <w:t xml:space="preserve"> </w:t>
+      </w:r>
+      <w:r>
+        <w:rPr>
+          <w:b/>
+          <w:bCs/>
+        </w:rPr>
+        <w:t xml:space="preserve">Query → Execute (All or Selection)</w:t>
+      </w:r>
+      <w:r>
+        <w:t xml:space="preserve"> </w:t>
+      </w:r>
+      <w:r>
+        <w:t xml:space="preserve">— or</w:t>
+      </w:r>
+      <w:r>
+        <w:t xml:space="preserve"> </w:t>
+      </w:r>
+      <w:r>
+        <w:rPr>
+          <w:rStyle w:val="VerbatimChar"/>
+        </w:rPr>
+        <w:t xml:space="preserve">Ctrl + Shift + Enter</w:t>
+      </w:r>
+      <w:r>
+        <w:t xml:space="preserve"> </w:t>
+      </w:r>
+      <w:r>
+        <w:t xml:space="preserve">(Windows) /</w:t>
+      </w:r>
+      <w:r>
+        <w:t xml:space="preserve"> </w:t>
+      </w:r>
+      <w:r>
+        <w:rPr>
+          <w:rStyle w:val="VerbatimChar"/>
+        </w:rPr>
+        <w:t xml:space="preserve">⌘ + Shift + Enter</w:t>
+      </w:r>
+      <w:r>
+        <w:t xml:space="preserve"> </w:t>
+      </w:r>
+      <w:r>
+        <w:t xml:space="preserve">(Mac).</w:t>
+      </w:r>
+    </w:p>
+    <w:p>
+      <w:pPr>
+        <w:pStyle w:val="Compact"/>
+        <w:numPr>
+          <w:ilvl w:val="0"/>
+          <w:numId w:val="1042"/>
+        </w:numPr>
+      </w:pPr>
+      <w:r>
+        <w:t xml:space="preserve">Wait a few seconds.</w:t>
+      </w:r>
+    </w:p>
+    <w:p>
+      <w:pPr>
+        <w:pStyle w:val="FirstParagraph"/>
+      </w:pPr>
+      <w:r>
+        <w:rPr>
+          <w:b/>
+          <w:bCs/>
+        </w:rPr>
+        <w:t xml:space="preserve">How to tell it worked:</w:t>
+      </w:r>
+      <w:r>
+        <w:t xml:space="preserve"> </w:t>
+      </w:r>
+      <w:r>
+        <w:t xml:space="preserve">at the bottom of the window is a panel called</w:t>
+      </w:r>
+      <w:r>
+        <w:t xml:space="preserve"> </w:t>
+      </w:r>
+      <w:r>
+        <w:rPr>
+          <w:b/>
+          <w:bCs/>
+        </w:rPr>
+        <w:t xml:space="preserve">Action Output</w:t>
+      </w:r>
+      <w:r>
+        <w:t xml:space="preserve">. It fills with one row per command. You want</w:t>
+      </w:r>
+      <w:r>
+        <w:t xml:space="preserve"> </w:t>
+      </w:r>
+      <w:r>
+        <w:rPr>
+          <w:b/>
+          <w:bCs/>
+        </w:rPr>
+        <w:t xml:space="preserve">green ticks</w:t>
+      </w:r>
+      <w:r>
+        <w:t xml:space="preserve"> </w:t>
+      </w:r>
+      <w:r>
+        <w:t xml:space="preserve">all the way down. A</w:t>
+      </w:r>
+      <w:r>
+        <w:t xml:space="preserve"> </w:t>
+      </w:r>
+      <w:r>
+        <w:rPr>
+          <w:b/>
+          <w:bCs/>
+        </w:rPr>
+        <w:t xml:space="preserve">red error symbol</w:t>
+      </w:r>
+      <w:r>
+        <w:t xml:space="preserve"> </w:t>
+      </w:r>
+      <w:r>
+        <w:t xml:space="preserve">on any row means something went wrong — note the message on that row and check</w:t>
+      </w:r>
+      <w:r>
         <w:t xml:space="preserve"> </w:t>
       </w:r>
       <w:r>
@@ -8592,20 +9561,308 @@
           <w:i/>
           <w:iCs/>
         </w:rPr>
-        <w:t xml:space="preserve">‘sakila.actor’</w:t>
+        <w:t xml:space="preserve">Common Sakila problems</w:t>
+      </w:r>
+      <w:r>
+        <w:t xml:space="preserve"> </w:t>
+      </w:r>
+      <w:r>
+        <w:t xml:space="preserve">at the end of this Part.</w:t>
+      </w:r>
+    </w:p>
+    <w:p>
+      <w:pPr>
+        <w:pStyle w:val="BodyText"/>
+      </w:pPr>
+      <w:r>
+        <w:t xml:space="preserve">You should see roughly 45–50 rows.</w:t>
+      </w:r>
+      <w:r>
+        <w:t xml:space="preserve"> </w:t>
+      </w:r>
+      <w:r>
+        <w:rPr>
+          <w:b/>
+          <w:bCs/>
+        </w:rPr>
+        <w:t xml:space="preserve">If you only see one or two rows, you used the wrong lightning bolt</w:t>
+      </w:r>
+      <w:r>
+        <w:t xml:space="preserve"> </w:t>
+      </w:r>
+      <w:r>
+        <w:t xml:space="preserve">— go back and run it again using the menu.</w:t>
+      </w:r>
+    </w:p>
+    <w:p>
+      <w:pPr>
+        <w:pStyle w:val="BodyText"/>
+      </w:pPr>
+      <w:r>
+        <w:t xml:space="preserve">This creates the database and its empty tables. It does not yet contain any data.</w:t>
+      </w:r>
+    </w:p>
+    <w:bookmarkEnd w:id="62"/>
+    <w:bookmarkStart w:id="64" w:name="X25e1ce631f3178211e877d589d1d2283e0c5e9d"/>
+    <w:p>
+      <w:pPr>
+        <w:pStyle w:val="Heading2"/>
+      </w:pPr>
+      <w:r>
+        <w:t xml:space="preserve">Step 4 — Run the data file (fills in the information)</w:t>
+      </w:r>
+    </w:p>
+    <w:p>
+      <w:pPr>
+        <w:pStyle w:val="Compact"/>
+        <w:numPr>
+          <w:ilvl w:val="0"/>
+          <w:numId w:val="1043"/>
+        </w:numPr>
+      </w:pPr>
+      <w:r>
+        <w:t xml:space="preserve">Choose</w:t>
+      </w:r>
+      <w:r>
+        <w:t xml:space="preserve"> </w:t>
+      </w:r>
+      <w:r>
+        <w:rPr>
+          <w:b/>
+          <w:bCs/>
+        </w:rPr>
+        <w:t xml:space="preserve">File → Open SQL Script…</w:t>
+      </w:r>
+      <w:r>
+        <w:t xml:space="preserve"> </w:t>
+      </w:r>
+      <w:r>
+        <w:t xml:space="preserve">again.</w:t>
+      </w:r>
+    </w:p>
+    <w:p>
+      <w:pPr>
+        <w:pStyle w:val="Compact"/>
+        <w:numPr>
+          <w:ilvl w:val="0"/>
+          <w:numId w:val="1043"/>
+        </w:numPr>
+      </w:pPr>
+      <w:r>
+        <w:t xml:space="preserve">This time open</w:t>
+      </w:r>
+      <w:r>
+        <w:t xml:space="preserve"> </w:t>
+      </w:r>
+      <w:r>
+        <w:rPr>
+          <w:rStyle w:val="VerbatimChar"/>
+          <w:b/>
+          <w:bCs/>
+        </w:rPr>
+        <w:t xml:space="preserve">sakila-data.sql</w:t>
+      </w:r>
+      <w:r>
+        <w:t xml:space="preserve">.</w:t>
+      </w:r>
+    </w:p>
+    <w:p>
+      <w:pPr>
+        <w:pStyle w:val="Compact"/>
+        <w:numPr>
+          <w:ilvl w:val="0"/>
+          <w:numId w:val="1043"/>
+        </w:numPr>
+      </w:pPr>
+      <w:r>
+        <w:t xml:space="preserve">Again, check that</w:t>
+      </w:r>
+      <w:r>
+        <w:t xml:space="preserve"> </w:t>
+      </w:r>
+      <w:r>
+        <w:rPr>
+          <w:b/>
+          <w:bCs/>
+        </w:rPr>
+        <w:t xml:space="preserve">nothing is highlighted</w:t>
+      </w:r>
+      <w:r>
+        <w:t xml:space="preserve">.</w:t>
+      </w:r>
+    </w:p>
+    <w:p>
+      <w:pPr>
+        <w:pStyle w:val="Compact"/>
+        <w:numPr>
+          <w:ilvl w:val="0"/>
+          <w:numId w:val="1043"/>
+        </w:numPr>
+      </w:pPr>
+      <w:r>
+        <w:t xml:space="preserve">Run it the same way:</w:t>
+      </w:r>
+      <w:r>
+        <w:t xml:space="preserve"> </w:t>
+      </w:r>
+      <w:r>
+        <w:rPr>
+          <w:b/>
+          <w:bCs/>
+        </w:rPr>
+        <w:t xml:space="preserve">Query → Execute (All or Selection)</w:t>
+      </w:r>
+      <w:r>
+        <w:t xml:space="preserve"> </w:t>
+      </w:r>
+      <w:r>
+        <w:t xml:space="preserve">— or</w:t>
+      </w:r>
+      <w:r>
+        <w:t xml:space="preserve"> </w:t>
+      </w:r>
+      <w:r>
+        <w:rPr>
+          <w:rStyle w:val="VerbatimChar"/>
+        </w:rPr>
+        <w:t xml:space="preserve">Ctrl + Shift + Enter</w:t>
+      </w:r>
+      <w:r>
+        <w:t xml:space="preserve"> </w:t>
+      </w:r>
+      <w:r>
+        <w:t xml:space="preserve">/</w:t>
+      </w:r>
+      <w:r>
+        <w:t xml:space="preserve"> </w:t>
+      </w:r>
+      <w:r>
+        <w:rPr>
+          <w:rStyle w:val="VerbatimChar"/>
+        </w:rPr>
+        <w:t xml:space="preserve">⌘ + Shift + Enter</w:t>
+      </w:r>
+      <w:r>
+        <w:t xml:space="preserve">.</w:t>
+      </w:r>
+    </w:p>
+    <w:p>
+      <w:pPr>
+        <w:pStyle w:val="Compact"/>
+        <w:numPr>
+          <w:ilvl w:val="0"/>
+          <w:numId w:val="1043"/>
+        </w:numPr>
+      </w:pPr>
+      <w:r>
+        <w:rPr>
+          <w:b/>
+          <w:bCs/>
+        </w:rPr>
+        <w:t xml:space="preserve">This one takes longer</w:t>
+      </w:r>
+      <w:r>
+        <w:t xml:space="preserve"> </w:t>
+      </w:r>
+      <w:r>
+        <w:t xml:space="preserve">— anywhere from 10 seconds to about a minute. Workbench may look frozen or greyed-out while it works. This is normal. Let it finish.</w:t>
+      </w:r>
+    </w:p>
+    <w:p>
+      <w:pPr>
+        <w:pStyle w:val="FirstParagraph"/>
+      </w:pPr>
+      <w:r>
+        <w:t xml:space="preserve">Again, check the</w:t>
+      </w:r>
+      <w:r>
+        <w:t xml:space="preserve"> </w:t>
+      </w:r>
+      <w:r>
+        <w:rPr>
+          <w:b/>
+          <w:bCs/>
+        </w:rPr>
+        <w:t xml:space="preserve">Action Output</w:t>
+      </w:r>
+      <w:r>
+        <w:t xml:space="preserve"> </w:t>
+      </w:r>
+      <w:r>
+        <w:t xml:space="preserve">panel for green ticks when it’s done.</w:t>
+      </w:r>
+    </w:p>
+    <w:p>
+      <w:pPr>
+        <w:pStyle w:val="Heading3"/>
+      </w:pPr>
+      <w:bookmarkStart w:id="63" w:name="the-order-matters"/>
+      <w:r>
+        <w:t xml:space="preserve">The order matters</w:t>
+      </w:r>
+      <w:bookmarkEnd w:id="63"/>
+    </w:p>
+    <w:p>
+      <w:pPr>
+        <w:pStyle w:val="BlockText"/>
+      </w:pPr>
+      <w:r>
+        <w:rPr>
+          <w:b/>
+          <w:bCs/>
+        </w:rPr>
+        <w:t xml:space="preserve">Schema first, then data.</w:t>
+      </w:r>
+      <w:r>
+        <w:t xml:space="preserve"> </w:t>
+      </w:r>
+      <w:r>
+        <w:t xml:space="preserve">Always.</w:t>
+      </w:r>
+    </w:p>
+    <w:p>
+      <w:pPr>
+        <w:pStyle w:val="BlockText"/>
+      </w:pPr>
+      <w:r>
+        <w:t xml:space="preserve">The data file assumes the tables already exist. Running it first produces an error like</w:t>
+      </w:r>
+      <w:r>
+        <w:t xml:space="preserve"> </w:t>
       </w:r>
       <w:r>
         <w:rPr>
           <w:i/>
           <w:iCs/>
         </w:rPr>
-        <w:t xml:space="preserve"> </w:t>
+        <w:t xml:space="preserve">“Table</w:t>
       </w:r>
       <w:r>
         <w:rPr>
           <w:i/>
           <w:iCs/>
         </w:rPr>
+        <w:t xml:space="preserve"> </w:t>
+      </w:r>
+      <w:r>
+        <w:rPr>
+          <w:i/>
+          <w:iCs/>
+        </w:rPr>
+        <w:t xml:space="preserve">‘sakila.actor’</w:t>
+      </w:r>
+      <w:r>
+        <w:rPr>
+          <w:i/>
+          <w:iCs/>
+        </w:rPr>
+        <w:t xml:space="preserve"> </w:t>
+      </w:r>
+      <w:r>
+        <w:rPr>
+          <w:i/>
+          <w:iCs/>
+        </w:rPr>
         <w:t xml:space="preserve">doesn’t exist.”</w:t>
       </w:r>
       <w:r>
@@ -8615,8 +9872,8 @@
         <w:t xml:space="preserve">If that happens, just run the schema file and then the data file, in that order.</w:t>
       </w:r>
     </w:p>
-    <w:bookmarkEnd w:id="57"/>
-    <w:bookmarkStart w:id="58" w:name="step-5-check-that-it-worked"/>
+    <w:bookmarkEnd w:id="64"/>
+    <w:bookmarkStart w:id="65" w:name="step-5-check-that-it-worked"/>
     <w:p>
       <w:pPr>
         <w:pStyle w:val="Heading2"/>
@@ -8630,7 +9887,7 @@
         <w:pStyle w:val="Compact"/>
         <w:numPr>
           <w:ilvl w:val="0"/>
-          <w:numId w:val="1040"/>
+          <w:numId w:val="1044"/>
         </w:numPr>
       </w:pPr>
       <w:r>
@@ -8658,7 +9915,7 @@
         <w:pStyle w:val="Compact"/>
         <w:numPr>
           <w:ilvl w:val="0"/>
-          <w:numId w:val="1040"/>
+          <w:numId w:val="1044"/>
         </w:numPr>
       </w:pPr>
       <w:r>
@@ -8670,7 +9927,7 @@
         <w:pStyle w:val="Compact"/>
         <w:numPr>
           <w:ilvl w:val="0"/>
-          <w:numId w:val="1040"/>
+          <w:numId w:val="1044"/>
         </w:numPr>
       </w:pPr>
       <w:r>
@@ -8693,7 +9950,49 @@
         <w:pStyle w:val="FirstParagraph"/>
       </w:pPr>
       <w:r>
-        <w:t xml:space="preserve">Now prove it has data in it. Click into a query tab, type this, and hit the lightning bolt:</w:t>
+        <w:t xml:space="preserve">Now prove it has data in it. Click into a query tab and type this.</w:t>
+      </w:r>
+    </w:p>
+    <w:p>
+      <w:pPr>
+        <w:pStyle w:val="BodyText"/>
+      </w:pPr>
+      <w:r>
+        <w:rPr>
+          <w:b/>
+          <w:bCs/>
+        </w:rPr>
+        <w:t xml:space="preserve">This is two commands, so you must run it with Query → Execute (All or Selection)</w:t>
+      </w:r>
+      <w:r>
+        <w:t xml:space="preserve"> </w:t>
+      </w:r>
+      <w:r>
+        <w:t xml:space="preserve">(</w:t>
+      </w:r>
+      <w:r>
+        <w:rPr>
+          <w:rStyle w:val="VerbatimChar"/>
+        </w:rPr>
+        <w:t xml:space="preserve">Ctrl + Shift + Enter</w:t>
+      </w:r>
+      <w:r>
+        <w:t xml:space="preserve"> </w:t>
+      </w:r>
+      <w:r>
+        <w:t xml:space="preserve">/</w:t>
+      </w:r>
+      <w:r>
+        <w:t xml:space="preserve"> </w:t>
+      </w:r>
+      <w:r>
+        <w:rPr>
+          <w:rStyle w:val="VerbatimChar"/>
+        </w:rPr>
+        <w:t xml:space="preserve">⌘ + Shift + Enter</w:t>
+      </w:r>
+      <w:r>
+        <w:t xml:space="preserve">). The single-command bolt would run only the first line.</w:t>
       </w:r>
     </w:p>
     <w:p>
@@ -8808,8 +10107,8 @@
         <w:t xml:space="preserve">— 13 tables plus 10 views.</w:t>
       </w:r>
     </w:p>
-    <w:bookmarkEnd w:id="58"/>
-    <w:bookmarkStart w:id="59" w:name="X6f991bdba3b9658b1b64b6b3528f7a933f059f3"/>
+    <w:bookmarkEnd w:id="65"/>
+    <w:bookmarkStart w:id="66" w:name="X6f991bdba3b9658b1b64b6b3528f7a933f059f3"/>
     <w:p>
       <w:pPr>
         <w:pStyle w:val="Heading2"/>
@@ -8864,7 +10163,7 @@
         <w:pStyle w:val="Compact"/>
         <w:numPr>
           <w:ilvl w:val="0"/>
-          <w:numId w:val="1041"/>
+          <w:numId w:val="1045"/>
         </w:numPr>
       </w:pPr>
       <w:r>
@@ -8893,7 +10192,7 @@
         <w:pStyle w:val="Compact"/>
         <w:numPr>
           <w:ilvl w:val="0"/>
-          <w:numId w:val="1041"/>
+          <w:numId w:val="1045"/>
         </w:numPr>
       </w:pPr>
       <w:r>
@@ -9004,8 +10303,8 @@
         <w:t xml:space="preserve">files saved on your computer, entirely separate from the database. Resetting Sakila never touches them.</w:t>
       </w:r>
     </w:p>
-    <w:bookmarkEnd w:id="59"/>
-    <w:bookmarkStart w:id="60" w:name="common-sakila-problems"/>
+    <w:bookmarkEnd w:id="66"/>
+    <w:bookmarkStart w:id="67" w:name="common-sakila-problems"/>
     <w:p>
       <w:pPr>
         <w:pStyle w:val="Heading2"/>
@@ -9106,7 +10405,20 @@
         <w:pStyle w:val="BodyText"/>
       </w:pPr>
       <w:r>
-        <w:t xml:space="preserve">You probably ran only a highlighted piece of the file rather than the whole thing. Make sure nothing is selected in the editor, then click the lightning bolt again. (Workbench runs only the highlighted text if you have some highlighted.)</w:t>
+        <w:t xml:space="preserve">You probably ran only a highlighted piece of the file rather than the whole thing. Make sure nothing is highlighted in the editor, then run it again with</w:t>
+      </w:r>
+      <w:r>
+        <w:t xml:space="preserve"> </w:t>
+      </w:r>
+      <w:r>
+        <w:rPr>
+          <w:b/>
+          <w:bCs/>
+        </w:rPr>
+        <w:t xml:space="preserve">Query → Execute (All or Selection)</w:t>
+      </w:r>
+      <w:r>
+        <w:t xml:space="preserve">. Workbench runs only the highlighted text if any text is highlighted — and only the command under your cursor if you used the second lightning bolt.</w:t>
       </w:r>
     </w:p>
     <w:p>
@@ -9204,7 +10516,7 @@
         <w:pStyle w:val="Compact"/>
         <w:numPr>
           <w:ilvl w:val="0"/>
-          <w:numId w:val="1042"/>
+          <w:numId w:val="1046"/>
         </w:numPr>
       </w:pPr>
       <w:r>
@@ -9230,7 +10542,7 @@
         <w:pStyle w:val="Compact"/>
         <w:numPr>
           <w:ilvl w:val="0"/>
-          <w:numId w:val="1042"/>
+          <w:numId w:val="1046"/>
         </w:numPr>
       </w:pPr>
       <w:r>
@@ -9409,11 +10721,179 @@
         <w:t xml:space="preserve"> </w:t>
       </w:r>
       <w:r>
-        <w:t xml:space="preserve">again and watch the bottom panel for errors.</w:t>
-      </w:r>
-    </w:p>
-    <w:bookmarkEnd w:id="60"/>
-    <w:bookmarkStart w:id="61" w:name="optional-see-the-database-as-a-diagram"/>
+        <w:t xml:space="preserve">again and watch the</w:t>
+      </w:r>
+      <w:r>
+        <w:t xml:space="preserve"> </w:t>
+      </w:r>
+      <w:r>
+        <w:rPr>
+          <w:b/>
+          <w:bCs/>
+        </w:rPr>
+        <w:t xml:space="preserve">Action Output</w:t>
+      </w:r>
+      <w:r>
+        <w:t xml:space="preserve"> </w:t>
+      </w:r>
+      <w:r>
+        <w:t xml:space="preserve">panel for errors.</w:t>
+      </w:r>
+    </w:p>
+    <w:p>
+      <w:pPr>
+        <w:pStyle w:val="BodyText"/>
+      </w:pPr>
+      <w:r>
+        <w:rPr>
+          <w:b/>
+          <w:bCs/>
+        </w:rPr>
+        <w:t xml:space="preserve">The lightning bolt / Execute menu item is greyed out</w:t>
+      </w:r>
+    </w:p>
+    <w:p>
+      <w:pPr>
+        <w:pStyle w:val="BodyText"/>
+      </w:pPr>
+      <w:r>
+        <w:t xml:space="preserve">You’re not connected to the server. Click the</w:t>
+      </w:r>
+      <w:r>
+        <w:t xml:space="preserve"> </w:t>
+      </w:r>
+      <w:r>
+        <w:rPr>
+          <w:b/>
+          <w:bCs/>
+        </w:rPr>
+        <w:t xml:space="preserve">Home</w:t>
+      </w:r>
+      <w:r>
+        <w:t xml:space="preserve"> </w:t>
+      </w:r>
+      <w:r>
+        <w:t xml:space="preserve">tab (house icon, top-left), click your connection, enter your root password, then return to the file’s tab. See</w:t>
+      </w:r>
+      <w:r>
+        <w:t xml:space="preserve"> </w:t>
+      </w:r>
+      <w:r>
+        <w:rPr>
+          <w:i/>
+          <w:iCs/>
+        </w:rPr>
+        <w:t xml:space="preserve">“The lightning bolt is greyed out”</w:t>
+      </w:r>
+      <w:r>
+        <w:t xml:space="preserve"> </w:t>
+      </w:r>
+      <w:r>
+        <w:t xml:space="preserve">earlier in this Part for the other causes.</w:t>
+      </w:r>
+    </w:p>
+    <w:p>
+      <w:pPr>
+        <w:pStyle w:val="BodyText"/>
+      </w:pPr>
+      <w:r>
+        <w:rPr>
+          <w:b/>
+          <w:bCs/>
+        </w:rPr>
+        <w:t xml:space="preserve">It said</w:t>
+      </w:r>
+      <w:r>
+        <w:rPr>
+          <w:b/>
+          <w:bCs/>
+        </w:rPr>
+        <w:t xml:space="preserve"> </w:t>
+      </w:r>
+      <w:r>
+        <w:rPr>
+          <w:b/>
+          <w:bCs/>
+        </w:rPr>
+        <w:t xml:space="preserve">“1 row(s) affected”</w:t>
+      </w:r>
+      <w:r>
+        <w:rPr>
+          <w:b/>
+          <w:bCs/>
+        </w:rPr>
+        <w:t xml:space="preserve"> </w:t>
+      </w:r>
+      <w:r>
+        <w:rPr>
+          <w:b/>
+          <w:bCs/>
+        </w:rPr>
+        <w:t xml:space="preserve">and finished instantly</w:t>
+      </w:r>
+    </w:p>
+    <w:p>
+      <w:pPr>
+        <w:pStyle w:val="BodyText"/>
+      </w:pPr>
+      <w:r>
+        <w:t xml:space="preserve">You used the</w:t>
+      </w:r>
+      <w:r>
+        <w:t xml:space="preserve"> </w:t>
+      </w:r>
+      <w:r>
+        <w:rPr>
+          <w:b/>
+          <w:bCs/>
+        </w:rPr>
+        <w:t xml:space="preserve">second</w:t>
+      </w:r>
+      <w:r>
+        <w:t xml:space="preserve"> </w:t>
+      </w:r>
+      <w:r>
+        <w:t xml:space="preserve">lightning bolt (or</w:t>
+      </w:r>
+      <w:r>
+        <w:t xml:space="preserve"> </w:t>
+      </w:r>
+      <w:r>
+        <w:rPr>
+          <w:rStyle w:val="VerbatimChar"/>
+        </w:rPr>
+        <w:t xml:space="preserve">Ctrl + Enter</w:t>
+      </w:r>
+      <w:r>
+        <w:t xml:space="preserve"> </w:t>
+      </w:r>
+      <w:r>
+        <w:t xml:space="preserve">without Shift), which runs only the single command your cursor is in. Run the file again with</w:t>
+      </w:r>
+      <w:r>
+        <w:t xml:space="preserve"> </w:t>
+      </w:r>
+      <w:r>
+        <w:rPr>
+          <w:b/>
+          <w:bCs/>
+        </w:rPr>
+        <w:t xml:space="preserve">Query → Execute (All or Selection)</w:t>
+      </w:r>
+      <w:r>
+        <w:t xml:space="preserve">.</w:t>
+      </w:r>
+    </w:p>
+    <w:p>
+      <w:pPr>
+        <w:pStyle w:val="BodyText"/>
+      </w:pPr>
+      <w:r>
+        <w:t xml:space="preserve">This is the most common Sakila mistake, and the most misleading one — it reports success, so nothing looks wrong until a query fails later. If you’re unsure whether it happened to you, just run both files again with the menu. Re-running is always safe.</w:t>
+      </w:r>
+    </w:p>
+    <w:bookmarkEnd w:id="67"/>
+    <w:bookmarkStart w:id="68" w:name="optional-see-the-database-as-a-diagram"/>
     <w:p>
       <w:pPr>
         <w:pStyle w:val="Heading2"/>
@@ -9485,9 +10965,9 @@
         </w:pict>
       </w:r>
     </w:p>
-    <w:bookmarkEnd w:id="61"/>
-    <w:bookmarkEnd w:id="62"/>
-    <w:bookmarkStart w:id="70" w:name="part-5-when-something-goes-wrong"/>
+    <w:bookmarkEnd w:id="68"/>
+    <w:bookmarkEnd w:id="69"/>
+    <w:bookmarkStart w:id="77" w:name="part-5-when-something-goes-wrong"/>
     <w:p>
       <w:pPr>
         <w:pStyle w:val="Heading1"/>
@@ -9514,7 +10994,7 @@
         <w:t xml:space="preserve">Installing a database is one of the fussiest things people do on a laptop, and experienced programmers hit these same errors. Nothing here means you broke your computer or that you’re bad at this.</w:t>
       </w:r>
     </w:p>
-    <w:bookmarkStart w:id="63" w:name="X4076ccd29197af68701cc2d5dbc421b1ba167f4"/>
+    <w:bookmarkStart w:id="70" w:name="X4076ccd29197af68701cc2d5dbc421b1ba167f4"/>
     <w:p>
       <w:pPr>
         <w:pStyle w:val="Heading2"/>
@@ -9536,7 +11016,7 @@
         <w:pStyle w:val="Compact"/>
         <w:numPr>
           <w:ilvl w:val="0"/>
-          <w:numId w:val="1043"/>
+          <w:numId w:val="1047"/>
         </w:numPr>
       </w:pPr>
       <w:r>
@@ -9574,7 +11054,7 @@
         <w:pStyle w:val="Compact"/>
         <w:numPr>
           <w:ilvl w:val="0"/>
-          <w:numId w:val="1043"/>
+          <w:numId w:val="1047"/>
         </w:numPr>
       </w:pPr>
       <w:r>
@@ -9609,7 +11089,7 @@
         <w:pStyle w:val="Compact"/>
         <w:numPr>
           <w:ilvl w:val="0"/>
-          <w:numId w:val="1043"/>
+          <w:numId w:val="1047"/>
         </w:numPr>
       </w:pPr>
       <w:r>
@@ -9631,7 +11111,7 @@
         <w:pStyle w:val="Compact"/>
         <w:numPr>
           <w:ilvl w:val="0"/>
-          <w:numId w:val="1043"/>
+          <w:numId w:val="1047"/>
         </w:numPr>
       </w:pPr>
       <w:r>
@@ -9681,7 +11161,7 @@
         <w:pStyle w:val="Compact"/>
         <w:numPr>
           <w:ilvl w:val="0"/>
-          <w:numId w:val="1043"/>
+          <w:numId w:val="1047"/>
         </w:numPr>
       </w:pPr>
       <w:r>
@@ -9706,8 +11186,8 @@
         <w:t xml:space="preserve">If all five fail, go to the specific error lists further down.</w:t>
       </w:r>
     </w:p>
-    <w:bookmarkEnd w:id="63"/>
-    <w:bookmarkStart w:id="64" w:name="how-to-read-an-error-message"/>
+    <w:bookmarkEnd w:id="70"/>
+    <w:bookmarkStart w:id="71" w:name="how-to-read-an-error-message"/>
     <w:p>
       <w:pPr>
         <w:pStyle w:val="Heading2"/>
@@ -9740,7 +11220,7 @@
         <w:pStyle w:val="Compact"/>
         <w:numPr>
           <w:ilvl w:val="0"/>
-          <w:numId w:val="1044"/>
+          <w:numId w:val="1048"/>
         </w:numPr>
       </w:pPr>
       <w:r>
@@ -9779,7 +11259,7 @@
         <w:pStyle w:val="Compact"/>
         <w:numPr>
           <w:ilvl w:val="0"/>
-          <w:numId w:val="1044"/>
+          <w:numId w:val="1048"/>
         </w:numPr>
       </w:pPr>
       <w:r>
@@ -9802,7 +11282,7 @@
         <w:pStyle w:val="Compact"/>
         <w:numPr>
           <w:ilvl w:val="0"/>
-          <w:numId w:val="1044"/>
+          <w:numId w:val="1048"/>
         </w:numPr>
       </w:pPr>
       <w:r>
@@ -9833,7 +11313,7 @@
         <w:pStyle w:val="Compact"/>
         <w:numPr>
           <w:ilvl w:val="0"/>
-          <w:numId w:val="1045"/>
+          <w:numId w:val="1049"/>
         </w:numPr>
       </w:pPr>
       <w:r>
@@ -9855,7 +11335,7 @@
         <w:pStyle w:val="Compact"/>
         <w:numPr>
           <w:ilvl w:val="0"/>
-          <w:numId w:val="1045"/>
+          <w:numId w:val="1049"/>
         </w:numPr>
       </w:pPr>
       <w:r>
@@ -9904,8 +11384,8 @@
         <w:t xml:space="preserve">are usually the reliable ones.</w:t>
       </w:r>
     </w:p>
-    <w:bookmarkEnd w:id="64"/>
-    <w:bookmarkStart w:id="65" w:name="Xd9e02f5e9f6f5068d643abf2be2630e95cc4cc4"/>
+    <w:bookmarkEnd w:id="71"/>
+    <w:bookmarkStart w:id="72" w:name="Xd9e02f5e9f6f5068d643abf2be2630e95cc4cc4"/>
     <w:p>
       <w:pPr>
         <w:pStyle w:val="Heading2"/>
@@ -9927,7 +11407,7 @@
         <w:pStyle w:val="Compact"/>
         <w:numPr>
           <w:ilvl w:val="0"/>
-          <w:numId w:val="1046"/>
+          <w:numId w:val="1050"/>
         </w:numPr>
       </w:pPr>
       <w:r>
@@ -9975,7 +11455,7 @@
         <w:pStyle w:val="Compact"/>
         <w:numPr>
           <w:ilvl w:val="0"/>
-          <w:numId w:val="1046"/>
+          <w:numId w:val="1050"/>
         </w:numPr>
       </w:pPr>
       <w:r>
@@ -10026,8 +11506,8 @@
         <w:t xml:space="preserve">, not just the red text — the surrounding context is often what identifies the problem.</w:t>
       </w:r>
     </w:p>
-    <w:bookmarkEnd w:id="65"/>
-    <w:bookmarkStart w:id="66" w:name="Xc128742142d4a5e4c8d252cceb0e188e110ca65"/>
+    <w:bookmarkEnd w:id="72"/>
+    <w:bookmarkStart w:id="73" w:name="Xc128742142d4a5e4c8d252cceb0e188e110ca65"/>
     <w:p>
       <w:pPr>
         <w:pStyle w:val="Heading2"/>
@@ -10231,8 +11711,8 @@
         <w:t xml:space="preserve">link, and pick a slightly older MySQL release. Bring this to your instructor if you get stuck — older Macs sometimes need a specific pairing.</w:t>
       </w:r>
     </w:p>
-    <w:bookmarkEnd w:id="66"/>
-    <w:bookmarkStart w:id="67" w:name="both-windows-and-mac"/>
+    <w:bookmarkEnd w:id="73"/>
+    <w:bookmarkStart w:id="74" w:name="both-windows-and-mac"/>
     <w:p>
       <w:pPr>
         <w:pStyle w:val="Heading2"/>
@@ -10382,7 +11862,7 @@
         <w:pStyle w:val="Compact"/>
         <w:numPr>
           <w:ilvl w:val="0"/>
-          <w:numId w:val="1047"/>
+          <w:numId w:val="1051"/>
         </w:numPr>
       </w:pPr>
       <w:r>
@@ -10474,7 +11954,7 @@
         <w:pStyle w:val="Compact"/>
         <w:numPr>
           <w:ilvl w:val="0"/>
-          <w:numId w:val="1047"/>
+          <w:numId w:val="1051"/>
         </w:numPr>
       </w:pPr>
       <w:r>
@@ -10742,7 +12222,7 @@
         <w:pStyle w:val="Compact"/>
         <w:numPr>
           <w:ilvl w:val="0"/>
-          <w:numId w:val="1048"/>
+          <w:numId w:val="1052"/>
         </w:numPr>
       </w:pPr>
       <w:r>
@@ -10796,7 +12276,7 @@
         <w:pStyle w:val="Compact"/>
         <w:numPr>
           <w:ilvl w:val="0"/>
-          <w:numId w:val="1048"/>
+          <w:numId w:val="1052"/>
         </w:numPr>
       </w:pPr>
       <w:r>
@@ -10896,8 +12376,8 @@
         <w:t xml:space="preserve">Something else on your computer is already running a database — usually XAMPP, WAMP, Docker, or an older MySQL. Close or uninstall that program, then try again. If you need both, ask your instructor; using a different port is possible but changes the connection settings.</w:t>
       </w:r>
     </w:p>
-    <w:bookmarkEnd w:id="67"/>
-    <w:bookmarkStart w:id="68" w:name="windows-only"/>
+    <w:bookmarkEnd w:id="74"/>
+    <w:bookmarkStart w:id="75" w:name="windows-only"/>
     <w:p>
       <w:pPr>
         <w:pStyle w:val="Heading2"/>
@@ -11148,8 +12628,8 @@
         <w:t xml:space="preserve">.</w:t>
       </w:r>
     </w:p>
-    <w:bookmarkEnd w:id="68"/>
-    <w:bookmarkStart w:id="69" w:name="mac-only"/>
+    <w:bookmarkEnd w:id="75"/>
+    <w:bookmarkStart w:id="76" w:name="mac-only"/>
     <w:p>
       <w:pPr>
         <w:pStyle w:val="Heading2"/>
@@ -11349,9 +12829,9 @@
         </w:pict>
       </w:r>
     </w:p>
-    <w:bookmarkEnd w:id="69"/>
-    <w:bookmarkEnd w:id="70"/>
-    <w:bookmarkStart w:id="71" w:name="part-6-using-it-day-to-day"/>
+    <w:bookmarkEnd w:id="76"/>
+    <w:bookmarkEnd w:id="77"/>
+    <w:bookmarkStart w:id="78" w:name="part-6-using-it-day-to-day"/>
     <w:p>
       <w:pPr>
         <w:pStyle w:val="Heading1"/>
@@ -11383,7 +12863,7 @@
         <w:pStyle w:val="Compact"/>
         <w:numPr>
           <w:ilvl w:val="0"/>
-          <w:numId w:val="1049"/>
+          <w:numId w:val="1053"/>
         </w:numPr>
       </w:pPr>
       <w:r>
@@ -11405,7 +12885,7 @@
         <w:pStyle w:val="Compact"/>
         <w:numPr>
           <w:ilvl w:val="0"/>
-          <w:numId w:val="1049"/>
+          <w:numId w:val="1053"/>
         </w:numPr>
       </w:pPr>
       <w:r>
@@ -11443,11 +12923,51 @@
         <w:pStyle w:val="Compact"/>
         <w:numPr>
           <w:ilvl w:val="0"/>
-          <w:numId w:val="1049"/>
-        </w:numPr>
-      </w:pPr>
-      <w:r>
-        <w:t xml:space="preserve">Type your commands and click the lightning bolt icon</w:t>
+          <w:numId w:val="1053"/>
+        </w:numPr>
+      </w:pPr>
+      <w:r>
+        <w:t xml:space="preserve">Type your commands and run them with</w:t>
+      </w:r>
+      <w:r>
+        <w:t xml:space="preserve"> </w:t>
+      </w:r>
+      <w:r>
+        <w:rPr>
+          <w:b/>
+          <w:bCs/>
+        </w:rPr>
+        <w:t xml:space="preserve">Query → Execute (All or Selection)</w:t>
+      </w:r>
+      <w:r>
+        <w:t xml:space="preserve"> </w:t>
+      </w:r>
+      <w:r>
+        <w:t xml:space="preserve">(</w:t>
+      </w:r>
+      <w:r>
+        <w:rPr>
+          <w:rStyle w:val="VerbatimChar"/>
+        </w:rPr>
+        <w:t xml:space="preserve">Ctrl + Shift + Enter</w:t>
+      </w:r>
+      <w:r>
+        <w:t xml:space="preserve"> </w:t>
+      </w:r>
+      <w:r>
+        <w:t xml:space="preserve">/</w:t>
+      </w:r>
+      <w:r>
+        <w:t xml:space="preserve"> </w:t>
+      </w:r>
+      <w:r>
+        <w:rPr>
+          <w:rStyle w:val="VerbatimChar"/>
+        </w:rPr>
+        <w:t xml:space="preserve">⌘ + Shift + Enter</w:t>
+      </w:r>
+      <w:r>
+        <w:t xml:space="preserve">)</w:t>
       </w:r>
     </w:p>
     <w:p>
@@ -11527,8 +13047,8 @@
         </w:pict>
       </w:r>
     </w:p>
-    <w:bookmarkEnd w:id="71"/>
-    <w:bookmarkStart w:id="72" w:name="quick-glossary"/>
+    <w:bookmarkEnd w:id="78"/>
+    <w:bookmarkStart w:id="79" w:name="quick-glossary"/>
     <w:p>
       <w:pPr>
         <w:pStyle w:val="Heading1"/>
@@ -11915,8 +13435,8 @@
         </w:pict>
       </w:r>
     </w:p>
-    <w:bookmarkEnd w:id="72"/>
-    <w:bookmarkStart w:id="74" w:name="final-checklist"/>
+    <w:bookmarkEnd w:id="79"/>
+    <w:bookmarkStart w:id="81" w:name="final-checklist"/>
     <w:p>
       <w:pPr>
         <w:pStyle w:val="Heading1"/>
@@ -11938,7 +13458,7 @@
         <w:pStyle w:val="Compact"/>
         <w:numPr>
           <w:ilvl w:val="0"/>
-          <w:numId w:val="1050"/>
+          <w:numId w:val="1054"/>
         </w:numPr>
       </w:pPr>
       <w:r>
@@ -11966,7 +13486,7 @@
         <w:pStyle w:val="Compact"/>
         <w:numPr>
           <w:ilvl w:val="0"/>
-          <w:numId w:val="1051"/>
+          <w:numId w:val="1055"/>
         </w:numPr>
       </w:pPr>
       <w:r>
@@ -11994,7 +13514,7 @@
         <w:pStyle w:val="Compact"/>
         <w:numPr>
           <w:ilvl w:val="0"/>
-          <w:numId w:val="1052"/>
+          <w:numId w:val="1056"/>
         </w:numPr>
       </w:pPr>
       <w:r>
@@ -12016,7 +13536,7 @@
         <w:pStyle w:val="Compact"/>
         <w:numPr>
           <w:ilvl w:val="0"/>
-          <w:numId w:val="1053"/>
+          <w:numId w:val="1057"/>
         </w:numPr>
       </w:pPr>
       <w:r>
@@ -12028,7 +13548,7 @@
         <w:pStyle w:val="Compact"/>
         <w:numPr>
           <w:ilvl w:val="0"/>
-          <w:numId w:val="1054"/>
+          <w:numId w:val="1058"/>
         </w:numPr>
       </w:pPr>
       <w:r>
@@ -12055,7 +13575,7 @@
         <w:pStyle w:val="Compact"/>
         <w:numPr>
           <w:ilvl w:val="0"/>
-          <w:numId w:val="1055"/>
+          <w:numId w:val="1059"/>
         </w:numPr>
       </w:pPr>
       <w:r>
@@ -12086,7 +13606,7 @@
         <w:pStyle w:val="Compact"/>
         <w:numPr>
           <w:ilvl w:val="0"/>
-          <w:numId w:val="1056"/>
+          <w:numId w:val="1060"/>
         </w:numPr>
       </w:pPr>
       <w:r>
@@ -12118,7 +13638,7 @@
         <w:t xml:space="preserve">1000</w:t>
       </w:r>
     </w:p>
-    <w:bookmarkStart w:id="73" w:name="if-youre-still-stuck"/>
+    <w:bookmarkStart w:id="80" w:name="if-youre-still-stuck"/>
     <w:p>
       <w:pPr>
         <w:pStyle w:val="Heading2"/>
@@ -12140,7 +13660,7 @@
         <w:pStyle w:val="Compact"/>
         <w:numPr>
           <w:ilvl w:val="0"/>
-          <w:numId w:val="1057"/>
+          <w:numId w:val="1061"/>
         </w:numPr>
       </w:pPr>
       <w:r>
@@ -12159,7 +13679,7 @@
         <w:pStyle w:val="Compact"/>
         <w:numPr>
           <w:ilvl w:val="0"/>
-          <w:numId w:val="1057"/>
+          <w:numId w:val="1061"/>
         </w:numPr>
       </w:pPr>
       <w:r>
@@ -12181,7 +13701,7 @@
         <w:pStyle w:val="Compact"/>
         <w:numPr>
           <w:ilvl w:val="0"/>
-          <w:numId w:val="1057"/>
+          <w:numId w:val="1061"/>
         </w:numPr>
       </w:pPr>
       <w:r>
@@ -12206,8 +13726,8 @@
         <w:t xml:space="preserve">Nearly every problem is one of the five things in the troubleshooting section, and all of them are quick to fix in person. Don’t spend hours on it alone.</w:t>
       </w:r>
     </w:p>
-    <w:bookmarkEnd w:id="73"/>
-    <w:bookmarkEnd w:id="74"/>
+    <w:bookmarkEnd w:id="80"/>
+    <w:bookmarkEnd w:id="81"/>
     <w:sectPr>
       <w:footnotePr>
         <w:numRestart w:val="eachSect"/>
@@ -13380,64 +14900,10 @@
     <w:abstractNumId w:val="991"/>
   </w:num>
   <w:num w:numId="1038">
-    <w:abstractNumId w:val="99411"/>
-    <w:lvlOverride w:ilvl="0">
-      <w:startOverride w:val="1"/>
-    </w:lvlOverride>
-    <w:lvlOverride w:ilvl="1">
-      <w:startOverride w:val="1"/>
-    </w:lvlOverride>
-    <w:lvlOverride w:ilvl="2">
-      <w:startOverride w:val="1"/>
-    </w:lvlOverride>
-    <w:lvlOverride w:ilvl="3">
-      <w:startOverride w:val="1"/>
-    </w:lvlOverride>
-    <w:lvlOverride w:ilvl="4">
-      <w:startOverride w:val="1"/>
-    </w:lvlOverride>
-    <w:lvlOverride w:ilvl="5">
-      <w:startOverride w:val="1"/>
-    </w:lvlOverride>
-    <w:lvlOverride w:ilvl="6">
-      <w:startOverride w:val="1"/>
-    </w:lvlOverride>
-    <w:lvlOverride w:ilvl="7">
-      <w:startOverride w:val="1"/>
-    </w:lvlOverride>
-    <w:lvlOverride w:ilvl="8">
-      <w:startOverride w:val="1"/>
-    </w:lvlOverride>
+    <w:abstractNumId w:val="991"/>
   </w:num>
   <w:num w:numId="1039">
-    <w:abstractNumId w:val="99411"/>
-    <w:lvlOverride w:ilvl="0">
-      <w:startOverride w:val="1"/>
-    </w:lvlOverride>
-    <w:lvlOverride w:ilvl="1">
-      <w:startOverride w:val="1"/>
-    </w:lvlOverride>
-    <w:lvlOverride w:ilvl="2">
-      <w:startOverride w:val="1"/>
-    </w:lvlOverride>
-    <w:lvlOverride w:ilvl="3">
-      <w:startOverride w:val="1"/>
-    </w:lvlOverride>
-    <w:lvlOverride w:ilvl="4">
-      <w:startOverride w:val="1"/>
-    </w:lvlOverride>
-    <w:lvlOverride w:ilvl="5">
-      <w:startOverride w:val="1"/>
-    </w:lvlOverride>
-    <w:lvlOverride w:ilvl="6">
-      <w:startOverride w:val="1"/>
-    </w:lvlOverride>
-    <w:lvlOverride w:ilvl="7">
-      <w:startOverride w:val="1"/>
-    </w:lvlOverride>
-    <w:lvlOverride w:ilvl="8">
-      <w:startOverride w:val="1"/>
-    </w:lvlOverride>
+    <w:abstractNumId w:val="991"/>
   </w:num>
   <w:num w:numId="1040">
     <w:abstractNumId w:val="99411"/>
@@ -13470,6 +14936,9 @@
     </w:lvlOverride>
   </w:num>
   <w:num w:numId="1041">
+    <w:abstractNumId w:val="991"/>
+  </w:num>
+  <w:num w:numId="1042">
     <w:abstractNumId w:val="99411"/>
     <w:lvlOverride w:ilvl="0">
       <w:startOverride w:val="1"/>
@@ -13498,9 +14967,6 @@
     <w:lvlOverride w:ilvl="8">
       <w:startOverride w:val="1"/>
     </w:lvlOverride>
-  </w:num>
-  <w:num w:numId="1042">
-    <w:abstractNumId w:val="991"/>
   </w:num>
   <w:num w:numId="1043">
     <w:abstractNumId w:val="99411"/>
@@ -13533,21 +14999,114 @@
     </w:lvlOverride>
   </w:num>
   <w:num w:numId="1044">
-    <w:abstractNumId w:val="991"/>
+    <w:abstractNumId w:val="99411"/>
+    <w:lvlOverride w:ilvl="0">
+      <w:startOverride w:val="1"/>
+    </w:lvlOverride>
+    <w:lvlOverride w:ilvl="1">
+      <w:startOverride w:val="1"/>
+    </w:lvlOverride>
+    <w:lvlOverride w:ilvl="2">
+      <w:startOverride w:val="1"/>
+    </w:lvlOverride>
+    <w:lvlOverride w:ilvl="3">
+      <w:startOverride w:val="1"/>
+    </w:lvlOverride>
+    <w:lvlOverride w:ilvl="4">
+      <w:startOverride w:val="1"/>
+    </w:lvlOverride>
+    <w:lvlOverride w:ilvl="5">
+      <w:startOverride w:val="1"/>
+    </w:lvlOverride>
+    <w:lvlOverride w:ilvl="6">
+      <w:startOverride w:val="1"/>
+    </w:lvlOverride>
+    <w:lvlOverride w:ilvl="7">
+      <w:startOverride w:val="1"/>
+    </w:lvlOverride>
+    <w:lvlOverride w:ilvl="8">
+      <w:startOverride w:val="1"/>
+    </w:lvlOverride>
   </w:num>
   <w:num w:numId="1045">
-    <w:abstractNumId w:val="991"/>
+    <w:abstractNumId w:val="99411"/>
+    <w:lvlOverride w:ilvl="0">
+      <w:startOverride w:val="1"/>
+    </w:lvlOverride>
+    <w:lvlOverride w:ilvl="1">
+      <w:startOverride w:val="1"/>
+    </w:lvlOverride>
+    <w:lvlOverride w:ilvl="2">
+      <w:startOverride w:val="1"/>
+    </w:lvlOverride>
+    <w:lvlOverride w:ilvl="3">
+      <w:startOverride w:val="1"/>
+    </w:lvlOverride>
+    <w:lvlOverride w:ilvl="4">
+      <w:startOverride w:val="1"/>
+    </w:lvlOverride>
+    <w:lvlOverride w:ilvl="5">
+      <w:startOverride w:val="1"/>
+    </w:lvlOverride>
+    <w:lvlOverride w:ilvl="6">
+      <w:startOverride w:val="1"/>
+    </w:lvlOverride>
+    <w:lvlOverride w:ilvl="7">
+      <w:startOverride w:val="1"/>
+    </w:lvlOverride>
+    <w:lvlOverride w:ilvl="8">
+      <w:startOverride w:val="1"/>
+    </w:lvlOverride>
   </w:num>
   <w:num w:numId="1046">
     <w:abstractNumId w:val="991"/>
   </w:num>
   <w:num w:numId="1047">
-    <w:abstractNumId w:val="991"/>
+    <w:abstractNumId w:val="99411"/>
+    <w:lvlOverride w:ilvl="0">
+      <w:startOverride w:val="1"/>
+    </w:lvlOverride>
+    <w:lvlOverride w:ilvl="1">
+      <w:startOverride w:val="1"/>
+    </w:lvlOverride>
+    <w:lvlOverride w:ilvl="2">
+      <w:startOverride w:val="1"/>
+    </w:lvlOverride>
+    <w:lvlOverride w:ilvl="3">
+      <w:startOverride w:val="1"/>
+    </w:lvlOverride>
+    <w:lvlOverride w:ilvl="4">
+      <w:startOverride w:val="1"/>
+    </w:lvlOverride>
+    <w:lvlOverride w:ilvl="5">
+      <w:startOverride w:val="1"/>
+    </w:lvlOverride>
+    <w:lvlOverride w:ilvl="6">
+      <w:startOverride w:val="1"/>
+    </w:lvlOverride>
+    <w:lvlOverride w:ilvl="7">
+      <w:startOverride w:val="1"/>
+    </w:lvlOverride>
+    <w:lvlOverride w:ilvl="8">
+      <w:startOverride w:val="1"/>
+    </w:lvlOverride>
   </w:num>
   <w:num w:numId="1048">
     <w:abstractNumId w:val="991"/>
   </w:num>
   <w:num w:numId="1049">
+    <w:abstractNumId w:val="991"/>
+  </w:num>
+  <w:num w:numId="1050">
+    <w:abstractNumId w:val="991"/>
+  </w:num>
+  <w:num w:numId="1051">
+    <w:abstractNumId w:val="991"/>
+  </w:num>
+  <w:num w:numId="1052">
+    <w:abstractNumId w:val="991"/>
+  </w:num>
+  <w:num w:numId="1053">
     <w:abstractNumId w:val="99411"/>
     <w:lvlOverride w:ilvl="0">
       <w:startOverride w:val="1"/>
@@ -13576,18 +15135,6 @@
     <w:lvlOverride w:ilvl="8">
       <w:startOverride w:val="1"/>
     </w:lvlOverride>
-  </w:num>
-  <w:num w:numId="1050">
-    <w:abstractNumId w:val="992"/>
-  </w:num>
-  <w:num w:numId="1051">
-    <w:abstractNumId w:val="992"/>
-  </w:num>
-  <w:num w:numId="1052">
-    <w:abstractNumId w:val="992"/>
-  </w:num>
-  <w:num w:numId="1053">
-    <w:abstractNumId w:val="992"/>
   </w:num>
   <w:num w:numId="1054">
     <w:abstractNumId w:val="992"/>
@@ -13599,6 +15146,18 @@
     <w:abstractNumId w:val="992"/>
   </w:num>
   <w:num w:numId="1057">
+    <w:abstractNumId w:val="992"/>
+  </w:num>
+  <w:num w:numId="1058">
+    <w:abstractNumId w:val="992"/>
+  </w:num>
+  <w:num w:numId="1059">
+    <w:abstractNumId w:val="992"/>
+  </w:num>
+  <w:num w:numId="1060">
+    <w:abstractNumId w:val="992"/>
+  </w:num>
+  <w:num w:numId="1061">
     <w:abstractNumId w:val="99411"/>
     <w:lvlOverride w:ilvl="0">
       <w:startOverride w:val="1"/>
